--- a/Material/Basis/250613_Bestätigungsrelevante Systeme.docx
+++ b/Material/Basis/250613_Bestätigungsrelevante Systeme.docx
@@ -145,35 +145,7 @@
         <w:rPr>
           <w:lang w:eastAsia="de-DE"/>
         </w:rPr>
-        <w:t>en verbindlichen Standard über eine standardisierte Schnittstelle für Informationssysteme in Krankenhäusern (</w:t>
-      </w:r>
-      <w:proofErr w:type="spellStart"/>
-      <w:r>
-        <w:rPr>
-          <w:lang w:eastAsia="de-DE"/>
-        </w:rPr>
-        <w:t>ISiK</w:t>
-      </w:r>
-      <w:proofErr w:type="spellEnd"/>
-      <w:r>
-        <w:rPr>
-          <w:lang w:eastAsia="de-DE"/>
-        </w:rPr>
-        <w:t xml:space="preserve">). Damit kommt sie ihrem gesetzlichen Auftrag nach § 373 SGB V nach. Die standardisierte Schnittstellen-Festlegung </w:t>
-      </w:r>
-      <w:proofErr w:type="spellStart"/>
-      <w:r>
-        <w:rPr>
-          <w:lang w:eastAsia="de-DE"/>
-        </w:rPr>
-        <w:t>ISiK</w:t>
-      </w:r>
-      <w:proofErr w:type="spellEnd"/>
-      <w:r>
-        <w:rPr>
-          <w:lang w:eastAsia="de-DE"/>
-        </w:rPr>
-        <w:t xml:space="preserve"> wird in Modulen veröffentlicht. An dieser Stelle werden die Festlegungen für die bestätigungsrelevanten Systeme getroffen.</w:t>
+        <w:t>en verbindlichen Standard über eine standardisierte Schnittstelle für Informationssysteme in Krankenhäusern (ISiK). Damit kommt sie ihrem gesetzlichen Auftrag nach § 373 SGB V nach. Die standardisierte Schnittstellen-Festlegung ISiK wird in Modulen veröffentlicht. An dieser Stelle werden die Festlegungen für die bestätigungsrelevanten Systeme getroffen.</w:t>
       </w:r>
     </w:p>
     <w:p>
@@ -189,35 +161,7 @@
         <w:rPr>
           <w:lang w:eastAsia="de-DE"/>
         </w:rPr>
-        <w:t xml:space="preserve">Bei bestätigungsrelevanten Systemen in </w:t>
-      </w:r>
-      <w:proofErr w:type="spellStart"/>
-      <w:r>
-        <w:rPr>
-          <w:lang w:eastAsia="de-DE"/>
-        </w:rPr>
-        <w:t>ISiK</w:t>
-      </w:r>
-      <w:proofErr w:type="spellEnd"/>
-      <w:r>
-        <w:rPr>
-          <w:lang w:eastAsia="de-DE"/>
-        </w:rPr>
-        <w:t xml:space="preserve"> handelt es sich stets um Software-Systeme, die versorgungsrelevante Daten verarbeiten oder dauerhaft speichern. Ausgenommen sind Software-Produkte, die ausschließlich zur redundanten Datenspeicherung und -wiederherstellung eingesetzt werden. Wenn im Folgenden die Rede ist von einem primären, dauerhaften Ort zur Speicherung und Verwaltung von Daten, so ist damit im Sinne einer Single Source </w:t>
-      </w:r>
-      <w:proofErr w:type="spellStart"/>
-      <w:r>
-        <w:rPr>
-          <w:lang w:eastAsia="de-DE"/>
-        </w:rPr>
-        <w:t>of</w:t>
-      </w:r>
-      <w:proofErr w:type="spellEnd"/>
-      <w:r>
-        <w:rPr>
-          <w:lang w:eastAsia="de-DE"/>
-        </w:rPr>
-        <w:t xml:space="preserve"> Truth (führendes System) ein allgemeingültiger Datenbestand gemeint.</w:t>
+        <w:t>Bei bestätigungsrelevanten Systemen in ISiK handelt es sich stets um Software-Systeme, die versorgungsrelevante Daten verarbeiten oder dauerhaft speichern. Ausgenommen sind Software-Produkte, die ausschließlich zur redundanten Datenspeicherung und -wiederherstellung eingesetzt werden. Wenn im Folgenden die Rede ist von einem primären, dauerhaften Ort zur Speicherung und Verwaltung von Daten, so ist damit im Sinne einer Single Source of Truth (führendes System) ein allgemeingültiger Datenbestand gemeint.</w:t>
       </w:r>
     </w:p>
     <w:p>
@@ -373,16 +317,8 @@
         <w:rPr>
           <w:lang w:eastAsia="de-DE"/>
         </w:rPr>
-        <w:t xml:space="preserve">Eine weitere Detaillierung zu den einzelnen Festlegungen und Anforderungen, die im Rahmen des Bestätigungsverfahrens geprüft werden, erfolgt ggf. in entsprechenden Abschnitten des Implementierungsleitfadens der einzelnen Module. Eine technische Aufbereitung der Anforderungen in der REST-API erfolgt in der (FHIR-Ressource) </w:t>
-      </w:r>
-      <w:proofErr w:type="spellStart"/>
-      <w:r>
-        <w:rPr>
-          <w:lang w:eastAsia="de-DE"/>
-        </w:rPr>
-        <w:t>Capability</w:t>
-      </w:r>
-      <w:proofErr w:type="spellEnd"/>
+        <w:t>Eine weitere Detaillierung zu den einzelnen Festlegungen und Anforderungen, die im Rahmen des Bestätigungsverfahrens geprüft werden, erfolgt ggf. in entsprechenden Abschnitten des Implementierungsleitfadens der einzelnen Module. Eine technische Aufbereitung der Anforderungen in der REST-API erfolgt in der (FHIR-Ressource) Capability</w:t>
+      </w:r>
       <w:r>
         <w:rPr>
           <w:lang w:eastAsia="de-DE"/>
@@ -441,21 +377,7 @@
         <w:rPr>
           <w:rFonts w:cstheme="minorHAnsi"/>
         </w:rPr>
-        <w:t xml:space="preserve">Die Kommunikation innerhalb einzelner Subsysteme, z.B. eines KIS mit einem KIS-Modul, ist nicht Gegenstand der folgenden Festlegungen. Entscheidend ist, dass die Daten, die im bezeichneten Subsystem enthalten sind, über die </w:t>
-      </w:r>
-      <w:proofErr w:type="spellStart"/>
-      <w:r>
-        <w:rPr>
-          <w:rFonts w:cstheme="minorHAnsi"/>
-        </w:rPr>
-        <w:t>ISiK</w:t>
-      </w:r>
-      <w:proofErr w:type="spellEnd"/>
-      <w:r>
-        <w:rPr>
-          <w:rFonts w:cstheme="minorHAnsi"/>
-        </w:rPr>
-        <w:t xml:space="preserve">-Schnittstelle für andere Subsysteme verfügbar gemacht werden. Von der gematik spezifizierte ISIK-Module, die im Folgenden nicht aufgeführt sind, können in ISIK-Folgestufen ergänzt werden. </w:t>
+        <w:t xml:space="preserve">Die Kommunikation innerhalb einzelner Subsysteme, z.B. eines KIS mit einem KIS-Modul, ist nicht Gegenstand der folgenden Festlegungen. Entscheidend ist, dass die Daten, die im bezeichneten Subsystem enthalten sind, über die ISiK-Schnittstelle für andere Subsysteme verfügbar gemacht werden. Von der gematik spezifizierte ISIK-Module, die im Folgenden nicht aufgeführt sind, können in ISIK-Folgestufen ergänzt werden. </w:t>
       </w:r>
     </w:p>
     <w:p>
@@ -471,21 +393,7 @@
         <w:rPr>
           <w:lang w:eastAsia="de-DE"/>
         </w:rPr>
-        <w:t xml:space="preserve">An dieser Stelle werden Festlegungen getroffen, die folgende </w:t>
-      </w:r>
-      <w:proofErr w:type="spellStart"/>
-      <w:r>
-        <w:rPr>
-          <w:lang w:eastAsia="de-DE"/>
-        </w:rPr>
-        <w:t>ISiK</w:t>
-      </w:r>
-      <w:proofErr w:type="spellEnd"/>
-      <w:r>
-        <w:rPr>
-          <w:lang w:eastAsia="de-DE"/>
-        </w:rPr>
-        <w:t>-Module betreffen:</w:t>
+        <w:t>An dieser Stelle werden Festlegungen getroffen, die folgende ISiK-Module betreffen:</w:t>
       </w:r>
     </w:p>
     <w:p>
@@ -671,14 +579,12 @@
           <w:lang w:eastAsia="de-DE"/>
         </w:rPr>
       </w:pPr>
-      <w:proofErr w:type="spellStart"/>
       <w:r>
         <w:rPr>
           <w:lang w:eastAsia="de-DE"/>
         </w:rPr>
         <w:t>Subscription</w:t>
       </w:r>
-      <w:proofErr w:type="spellEnd"/>
     </w:p>
     <w:p>
       <w:pPr>
@@ -841,35 +747,7 @@
         <w:rPr>
           <w:lang w:eastAsia="de-DE"/>
         </w:rPr>
-        <w:t xml:space="preserve">Das bestätigungsrelevante System "Basis-Server" im Sinne des </w:t>
-      </w:r>
-      <w:proofErr w:type="spellStart"/>
-      <w:r>
-        <w:rPr>
-          <w:lang w:eastAsia="de-DE"/>
-        </w:rPr>
-        <w:t>ISiK</w:t>
-      </w:r>
-      <w:proofErr w:type="spellEnd"/>
-      <w:r>
-        <w:rPr>
-          <w:lang w:eastAsia="de-DE"/>
-        </w:rPr>
-        <w:t xml:space="preserve">-Moduls "Basis" ist ein System, das versorgungsrelevante administrative und klinische Daten für andere Applikationen (System: Basis-Client) über eine FHIR R4 REST API gemäß </w:t>
-      </w:r>
-      <w:proofErr w:type="spellStart"/>
-      <w:r>
-        <w:rPr>
-          <w:lang w:eastAsia="de-DE"/>
-        </w:rPr>
-        <w:t>ISiK</w:t>
-      </w:r>
-      <w:proofErr w:type="spellEnd"/>
-      <w:r>
-        <w:rPr>
-          <w:lang w:eastAsia="de-DE"/>
-        </w:rPr>
-        <w:t xml:space="preserve"> zur Abfrage und Weiternutzung bereitstellt.</w:t>
+        <w:t>Das bestätigungsrelevante System "Basis-Server" im Sinne des ISiK-Moduls "Basis" ist ein System, das versorgungsrelevante administrative und klinische Daten für andere Applikationen (System: Basis-Client) über eine FHIR R4 REST API gemäß ISiK zur Abfrage und Weiternutzung bereitstellt.</w:t>
       </w:r>
     </w:p>
     <w:p>
@@ -885,35 +763,7 @@
         <w:rPr>
           <w:lang w:eastAsia="de-DE"/>
         </w:rPr>
-        <w:t xml:space="preserve">Nicht-normative Erläuterung in Bezug auf IHE-Festlegungen (genaueres in den </w:t>
-      </w:r>
-      <w:proofErr w:type="spellStart"/>
-      <w:r>
-        <w:rPr>
-          <w:lang w:eastAsia="de-DE"/>
-        </w:rPr>
-        <w:t>ISiK</w:t>
-      </w:r>
-      <w:proofErr w:type="spellEnd"/>
-      <w:r>
-        <w:rPr>
-          <w:lang w:eastAsia="de-DE"/>
-        </w:rPr>
-        <w:t xml:space="preserve"> Implementation Guides): Der Basis-Server nimmt im IHE-</w:t>
-      </w:r>
-      <w:proofErr w:type="spellStart"/>
-      <w:r>
-        <w:rPr>
-          <w:lang w:eastAsia="de-DE"/>
-        </w:rPr>
-        <w:t>PDQm</w:t>
-      </w:r>
-      <w:proofErr w:type="spellEnd"/>
-      <w:r>
-        <w:rPr>
-          <w:lang w:eastAsia="de-DE"/>
-        </w:rPr>
-        <w:t>-Kontext die Rolle des Akteurs</w:t>
+        <w:t>Nicht-normative Erläuterung in Bezug auf IHE-Festlegungen (genaueres in den ISiK Implementation Guides): Der Basis-Server nimmt im IHE-PDQm-Kontext die Rolle des Akteurs</w:t>
       </w:r>
       <w:r>
         <w:rPr>
@@ -925,55 +775,19 @@
         <w:rPr>
           <w:lang w:eastAsia="de-DE"/>
         </w:rPr>
-        <w:t xml:space="preserve">Patient </w:t>
-      </w:r>
-      <w:proofErr w:type="spellStart"/>
-      <w:r>
-        <w:rPr>
-          <w:lang w:eastAsia="de-DE"/>
-        </w:rPr>
-        <w:t>Demographics</w:t>
-      </w:r>
-      <w:proofErr w:type="spellEnd"/>
+        <w:t>Patient Demographics Supplier</w:t>
+      </w:r>
       <w:r>
         <w:rPr>
           <w:lang w:eastAsia="de-DE"/>
         </w:rPr>
         <w:t xml:space="preserve"> </w:t>
       </w:r>
-      <w:proofErr w:type="gramStart"/>
-      <w:r>
-        <w:rPr>
-          <w:lang w:eastAsia="de-DE"/>
-        </w:rPr>
-        <w:t>Supplier</w:t>
-      </w:r>
-      <w:proofErr w:type="gramEnd"/>
-      <w:r>
-        <w:rPr>
-          <w:lang w:eastAsia="de-DE"/>
-        </w:rPr>
-        <w:t xml:space="preserve"> </w:t>
-      </w:r>
-      <w:r>
-        <w:rPr>
-          <w:lang w:eastAsia="de-DE"/>
-        </w:rPr>
-        <w:t>und im IHE-</w:t>
-      </w:r>
-      <w:proofErr w:type="spellStart"/>
-      <w:r>
-        <w:rPr>
-          <w:lang w:eastAsia="de-DE"/>
-        </w:rPr>
-        <w:t>QEDm</w:t>
-      </w:r>
-      <w:proofErr w:type="spellEnd"/>
-      <w:r>
-        <w:rPr>
-          <w:lang w:eastAsia="de-DE"/>
-        </w:rPr>
-        <w:t>-Kontext die Rolle des Akteurs</w:t>
+      <w:r>
+        <w:rPr>
+          <w:lang w:eastAsia="de-DE"/>
+        </w:rPr>
+        <w:t>und im IHE-QEDm-Kontext die Rolle des Akteurs</w:t>
       </w:r>
       <w:r>
         <w:rPr>
@@ -1209,21 +1023,7 @@
         <w:rPr>
           <w:lang w:eastAsia="de-DE"/>
         </w:rPr>
-        <w:t xml:space="preserve">Das System "Basis-Client" im Sinne des </w:t>
-      </w:r>
-      <w:proofErr w:type="spellStart"/>
-      <w:r>
-        <w:rPr>
-          <w:lang w:eastAsia="de-DE"/>
-        </w:rPr>
-        <w:t>ISiK</w:t>
-      </w:r>
-      <w:proofErr w:type="spellEnd"/>
-      <w:r>
-        <w:rPr>
-          <w:lang w:eastAsia="de-DE"/>
-        </w:rPr>
-        <w:t>-Moduls "Basis" ist ein System, das versorgungsrelevante administrative und klinische Daten von einem Basis-Server abfragt. Der vorrangige Zweck des Abrufs dieser versorgungsrelevanten Daten ist, sie einem Anwender anzuzeigen, um eine redundante Erfassung zu vermeiden oder sie in internen Prozessen zu verarbeiten. Auch das Aufrufen von strukturierten Workflows zur Erstellung, Manipulation (Ändern, Anreichern etc.) und Synchronisation der zuvor genannten Daten kennzeichnet "Basis-Clients".</w:t>
+        <w:t>Das System "Basis-Client" im Sinne des ISiK-Moduls "Basis" ist ein System, das versorgungsrelevante administrative und klinische Daten von einem Basis-Server abfragt. Der vorrangige Zweck des Abrufs dieser versorgungsrelevanten Daten ist, sie einem Anwender anzuzeigen, um eine redundante Erfassung zu vermeiden oder sie in internen Prozessen zu verarbeiten. Auch das Aufrufen von strukturierten Workflows zur Erstellung, Manipulation (Ändern, Anreichern etc.) und Synchronisation der zuvor genannten Daten kennzeichnet "Basis-Clients".</w:t>
       </w:r>
     </w:p>
     <w:p>
@@ -1262,63 +1062,7 @@
         <w:rPr>
           <w:lang w:eastAsia="de-DE"/>
         </w:rPr>
-        <w:t xml:space="preserve">Nicht-normative Erläuterung in Bezug auf IHE-Festlegungen (genaueres in den </w:t>
-      </w:r>
-      <w:proofErr w:type="spellStart"/>
-      <w:r>
-        <w:rPr>
-          <w:lang w:eastAsia="de-DE"/>
-        </w:rPr>
-        <w:t>ISiK</w:t>
-      </w:r>
-      <w:proofErr w:type="spellEnd"/>
-      <w:r>
-        <w:rPr>
-          <w:lang w:eastAsia="de-DE"/>
-        </w:rPr>
-        <w:t xml:space="preserve"> Implementation Guides): Der Basis-Client nimmt im IHE-</w:t>
-      </w:r>
-      <w:proofErr w:type="spellStart"/>
-      <w:r>
-        <w:rPr>
-          <w:lang w:eastAsia="de-DE"/>
-        </w:rPr>
-        <w:t>PDQm</w:t>
-      </w:r>
-      <w:proofErr w:type="spellEnd"/>
-      <w:r>
-        <w:rPr>
-          <w:lang w:eastAsia="de-DE"/>
-        </w:rPr>
-        <w:t xml:space="preserve">-Kontext die Rolle des Patient </w:t>
-      </w:r>
-      <w:proofErr w:type="spellStart"/>
-      <w:r>
-        <w:rPr>
-          <w:lang w:eastAsia="de-DE"/>
-        </w:rPr>
-        <w:t>Demographics</w:t>
-      </w:r>
-      <w:proofErr w:type="spellEnd"/>
-      <w:r>
-        <w:rPr>
-          <w:lang w:eastAsia="de-DE"/>
-        </w:rPr>
-        <w:t xml:space="preserve"> Consumer und im IHE-</w:t>
-      </w:r>
-      <w:proofErr w:type="spellStart"/>
-      <w:r>
-        <w:rPr>
-          <w:lang w:eastAsia="de-DE"/>
-        </w:rPr>
-        <w:t>QEDm</w:t>
-      </w:r>
-      <w:proofErr w:type="spellEnd"/>
-      <w:r>
-        <w:rPr>
-          <w:lang w:eastAsia="de-DE"/>
-        </w:rPr>
-        <w:t>-Kontext die Rolle des Clinical Data Consumer ein.</w:t>
+        <w:t>Nicht-normative Erläuterung in Bezug auf IHE-Festlegungen (genaueres in den ISiK Implementation Guides): Der Basis-Client nimmt im IHE-PDQm-Kontext die Rolle des Patient Demographics Consumer und im IHE-QEDm-Kontext die Rolle des Clinical Data Consumer ein.</w:t>
       </w:r>
     </w:p>
     <w:p>
@@ -2064,73 +1808,7 @@
           <w:szCs w:val="21"/>
           <w:lang w:eastAsia="de-DE"/>
         </w:rPr>
-        <w:t xml:space="preserve">Das System "Dokumenten-Server" im Sinne des </w:t>
-      </w:r>
-      <w:proofErr w:type="spellStart"/>
-      <w:r>
-        <w:rPr>
-          <w:rFonts w:ascii="Segoe UI" w:eastAsia="Times New Roman" w:hAnsi="Segoe UI" w:cs="Segoe UI"/>
-          <w:color w:val="172B4D"/>
-          <w:sz w:val="21"/>
-          <w:szCs w:val="21"/>
-          <w:lang w:eastAsia="de-DE"/>
-        </w:rPr>
-        <w:t>ISiK</w:t>
-      </w:r>
-      <w:proofErr w:type="spellEnd"/>
-      <w:r>
-        <w:rPr>
-          <w:rFonts w:ascii="Segoe UI" w:eastAsia="Times New Roman" w:hAnsi="Segoe UI" w:cs="Segoe UI"/>
-          <w:color w:val="172B4D"/>
-          <w:sz w:val="21"/>
-          <w:szCs w:val="21"/>
-          <w:lang w:eastAsia="de-DE"/>
-        </w:rPr>
-        <w:t xml:space="preserve">-Moduls "Dokumentenaustausch" ist ein System, das </w:t>
-      </w:r>
-      <w:proofErr w:type="gramStart"/>
-      <w:r>
-        <w:rPr>
-          <w:rFonts w:ascii="Segoe UI" w:eastAsia="Times New Roman" w:hAnsi="Segoe UI" w:cs="Segoe UI"/>
-          <w:color w:val="172B4D"/>
-          <w:sz w:val="21"/>
-          <w:szCs w:val="21"/>
-          <w:lang w:eastAsia="de-DE"/>
-        </w:rPr>
-        <w:t>( potentiell</w:t>
-      </w:r>
-      <w:proofErr w:type="gramEnd"/>
-      <w:r>
-        <w:rPr>
-          <w:rFonts w:ascii="Segoe UI" w:eastAsia="Times New Roman" w:hAnsi="Segoe UI" w:cs="Segoe UI"/>
-          <w:color w:val="172B4D"/>
-          <w:sz w:val="21"/>
-          <w:szCs w:val="21"/>
-          <w:lang w:eastAsia="de-DE"/>
-        </w:rPr>
-        <w:t xml:space="preserve">) versorgungsrelevante Dokumente über eine FHIR R4 API nach </w:t>
-      </w:r>
-      <w:proofErr w:type="spellStart"/>
-      <w:r>
-        <w:rPr>
-          <w:rFonts w:ascii="Segoe UI" w:eastAsia="Times New Roman" w:hAnsi="Segoe UI" w:cs="Segoe UI"/>
-          <w:color w:val="172B4D"/>
-          <w:sz w:val="21"/>
-          <w:szCs w:val="21"/>
-          <w:lang w:eastAsia="de-DE"/>
-        </w:rPr>
-        <w:t>ISiK</w:t>
-      </w:r>
-      <w:proofErr w:type="spellEnd"/>
-      <w:r>
-        <w:rPr>
-          <w:rFonts w:ascii="Segoe UI" w:eastAsia="Times New Roman" w:hAnsi="Segoe UI" w:cs="Segoe UI"/>
-          <w:color w:val="172B4D"/>
-          <w:sz w:val="21"/>
-          <w:szCs w:val="21"/>
-          <w:lang w:eastAsia="de-DE"/>
-        </w:rPr>
-        <w:t xml:space="preserve"> von anderen Applikationen (System: Dokumenten-Client) entgegennimmt, speichert und Dokumenten-Clients zur Abfrage und Weiternutzung zur Verfügung stellt.</w:t>
+        <w:t>Das System "Dokumenten-Server" im Sinne des ISiK-Moduls "Dokumentenaustausch" ist ein System, das ( potentiell) versorgungsrelevante Dokumente über eine FHIR R4 API nach ISiK von anderen Applikationen (System: Dokumenten-Client) entgegennimmt, speichert und Dokumenten-Clients zur Abfrage und Weiternutzung zur Verfügung stellt.</w:t>
       </w:r>
       <w:r>
         <w:rPr>
@@ -2188,29 +1866,7 @@
           <w:szCs w:val="21"/>
           <w:lang w:eastAsia="de-DE"/>
         </w:rPr>
-        <w:t xml:space="preserve">Nicht-normative Erläuterung in Bezug auf IHE Festlegungen (genaueres in den </w:t>
-      </w:r>
-      <w:proofErr w:type="spellStart"/>
-      <w:r>
-        <w:rPr>
-          <w:rFonts w:ascii="Segoe UI" w:eastAsia="Times New Roman" w:hAnsi="Segoe UI" w:cs="Segoe UI"/>
-          <w:color w:val="172B4D"/>
-          <w:sz w:val="21"/>
-          <w:szCs w:val="21"/>
-          <w:lang w:eastAsia="de-DE"/>
-        </w:rPr>
-        <w:t>ISiK</w:t>
-      </w:r>
-      <w:proofErr w:type="spellEnd"/>
-      <w:r>
-        <w:rPr>
-          <w:rFonts w:ascii="Segoe UI" w:eastAsia="Times New Roman" w:hAnsi="Segoe UI" w:cs="Segoe UI"/>
-          <w:color w:val="172B4D"/>
-          <w:sz w:val="21"/>
-          <w:szCs w:val="21"/>
-          <w:lang w:eastAsia="de-DE"/>
-        </w:rPr>
-        <w:t xml:space="preserve"> Implementation Guides): Der Dokumenten-Server nimmt im Kontext der</w:t>
+        <w:t>Nicht-normative Erläuterung in Bezug auf IHE Festlegungen (genaueres in den ISiK Implementation Guides): Der Dokumenten-Server nimmt im Kontext der</w:t>
       </w:r>
       <w:r>
         <w:rPr>
@@ -2232,9 +1888,31 @@
             <w:u w:val="single"/>
             <w:lang w:eastAsia="de-DE"/>
           </w:rPr>
-          <w:t xml:space="preserve">Spezifikation IHE ITI Mobile </w:t>
+          <w:t>Spezifikation IHE ITI Mobile access to Health Documents (MHD)</w:t>
         </w:r>
-        <w:proofErr w:type="spellStart"/>
+      </w:hyperlink>
+      <w:r>
+        <w:rPr>
+          <w:rFonts w:ascii="Segoe UI" w:eastAsia="Times New Roman" w:hAnsi="Segoe UI" w:cs="Segoe UI"/>
+          <w:color w:val="0052CC"/>
+          <w:sz w:val="21"/>
+          <w:szCs w:val="21"/>
+          <w:u w:val="single"/>
+          <w:lang w:eastAsia="de-DE"/>
+        </w:rPr>
+        <w:t xml:space="preserve"> </w:t>
+      </w:r>
+      <w:r>
+        <w:rPr>
+          <w:rFonts w:ascii="Segoe UI" w:eastAsia="Times New Roman" w:hAnsi="Segoe UI" w:cs="Segoe UI"/>
+          <w:color w:val="172B4D"/>
+          <w:sz w:val="21"/>
+          <w:szCs w:val="21"/>
+          <w:lang w:eastAsia="de-DE"/>
+        </w:rPr>
+        <w:t>die Rollen der </w:t>
+      </w:r>
+      <w:hyperlink r:id="rId8" w:anchor="133113-document-recipient" w:history="1">
         <w:r>
           <w:rPr>
             <w:rFonts w:ascii="Segoe UI" w:eastAsia="Times New Roman" w:hAnsi="Segoe UI" w:cs="Segoe UI"/>
@@ -2244,9 +1922,20 @@
             <w:u w:val="single"/>
             <w:lang w:eastAsia="de-DE"/>
           </w:rPr>
-          <w:t>access</w:t>
+          <w:t>Document Recipient</w:t>
         </w:r>
-        <w:proofErr w:type="spellEnd"/>
+      </w:hyperlink>
+      <w:r>
+        <w:rPr>
+          <w:rFonts w:ascii="Segoe UI" w:eastAsia="Times New Roman" w:hAnsi="Segoe UI" w:cs="Segoe UI"/>
+          <w:color w:val="172B4D"/>
+          <w:sz w:val="21"/>
+          <w:szCs w:val="21"/>
+          <w:lang w:eastAsia="de-DE"/>
+        </w:rPr>
+        <w:t> und </w:t>
+      </w:r>
+      <w:hyperlink r:id="rId9" w:anchor="133114-document-responder" w:history="1">
         <w:r>
           <w:rPr>
             <w:rFonts w:ascii="Segoe UI" w:eastAsia="Times New Roman" w:hAnsi="Segoe UI" w:cs="Segoe UI"/>
@@ -2256,9 +1945,455 @@
             <w:u w:val="single"/>
             <w:lang w:eastAsia="de-DE"/>
           </w:rPr>
-          <w:t xml:space="preserve"> </w:t>
+          <w:t>Document Responder</w:t>
         </w:r>
-        <w:proofErr w:type="spellStart"/>
+      </w:hyperlink>
+      <w:r>
+        <w:rPr>
+          <w:rFonts w:ascii="Segoe UI" w:eastAsia="Times New Roman" w:hAnsi="Segoe UI" w:cs="Segoe UI"/>
+          <w:color w:val="172B4D"/>
+          <w:sz w:val="21"/>
+          <w:szCs w:val="21"/>
+          <w:lang w:eastAsia="de-DE"/>
+        </w:rPr>
+        <w:t> ein und implementiert die IHE-MHD-Interaktionen gemäß Version 4.2.2</w:t>
+      </w:r>
+    </w:p>
+    <w:p>
+      <w:pPr>
+        <w:numPr>
+          <w:ilvl w:val="0"/>
+          <w:numId w:val="4"/>
+        </w:numPr>
+        <w:shd w:val="clear" w:color="auto" w:fill="FFFFFF"/>
+        <w:spacing w:before="100" w:beforeAutospacing="1" w:after="100" w:afterAutospacing="1" w:line="240" w:lineRule="auto"/>
+        <w:jc w:val="both"/>
+        <w:rPr>
+          <w:rFonts w:ascii="Segoe UI" w:eastAsia="Times New Roman" w:hAnsi="Segoe UI" w:cs="Segoe UI"/>
+          <w:color w:val="172B4D"/>
+          <w:sz w:val="21"/>
+          <w:szCs w:val="21"/>
+          <w:lang w:eastAsia="de-DE"/>
+        </w:rPr>
+      </w:pPr>
+      <w:r>
+        <w:rPr>
+          <w:rFonts w:ascii="Segoe UI" w:eastAsia="Times New Roman" w:hAnsi="Segoe UI" w:cs="Segoe UI"/>
+          <w:color w:val="172B4D"/>
+          <w:sz w:val="21"/>
+          <w:szCs w:val="21"/>
+          <w:lang w:eastAsia="de-DE"/>
+        </w:rPr>
+        <w:t>Simplified Publish [ITI-105] (verpflichtend)</w:t>
+      </w:r>
+    </w:p>
+    <w:p>
+      <w:pPr>
+        <w:numPr>
+          <w:ilvl w:val="0"/>
+          <w:numId w:val="4"/>
+        </w:numPr>
+        <w:shd w:val="clear" w:color="auto" w:fill="FFFFFF"/>
+        <w:spacing w:before="100" w:beforeAutospacing="1" w:after="100" w:afterAutospacing="1" w:line="240" w:lineRule="auto"/>
+        <w:rPr>
+          <w:rFonts w:ascii="Segoe UI" w:eastAsia="Times New Roman" w:hAnsi="Segoe UI" w:cs="Segoe UI"/>
+          <w:color w:val="172B4D"/>
+          <w:sz w:val="21"/>
+          <w:szCs w:val="21"/>
+          <w:lang w:eastAsia="de-DE"/>
+        </w:rPr>
+      </w:pPr>
+      <w:r>
+        <w:rPr>
+          <w:rFonts w:ascii="Segoe UI" w:eastAsia="Times New Roman" w:hAnsi="Segoe UI" w:cs="Segoe UI"/>
+          <w:color w:val="172B4D"/>
+          <w:sz w:val="21"/>
+          <w:szCs w:val="21"/>
+          <w:lang w:eastAsia="de-DE"/>
+        </w:rPr>
+        <w:t>Generate Metadata [ITI-106] (optional)</w:t>
+      </w:r>
+    </w:p>
+    <w:p>
+      <w:pPr>
+        <w:numPr>
+          <w:ilvl w:val="0"/>
+          <w:numId w:val="4"/>
+        </w:numPr>
+        <w:shd w:val="clear" w:color="auto" w:fill="FFFFFF"/>
+        <w:spacing w:before="100" w:beforeAutospacing="1" w:after="100" w:afterAutospacing="1" w:line="240" w:lineRule="auto"/>
+        <w:rPr>
+          <w:rFonts w:ascii="Segoe UI" w:eastAsia="Times New Roman" w:hAnsi="Segoe UI" w:cs="Segoe UI"/>
+          <w:color w:val="172B4D"/>
+          <w:sz w:val="21"/>
+          <w:szCs w:val="21"/>
+          <w:lang w:eastAsia="de-DE"/>
+        </w:rPr>
+      </w:pPr>
+      <w:r>
+        <w:rPr>
+          <w:rFonts w:ascii="Segoe UI" w:eastAsia="Times New Roman" w:hAnsi="Segoe UI" w:cs="Segoe UI"/>
+          <w:color w:val="172B4D"/>
+          <w:sz w:val="21"/>
+          <w:szCs w:val="21"/>
+          <w:lang w:eastAsia="de-DE"/>
+        </w:rPr>
+        <w:lastRenderedPageBreak/>
+        <w:t>Find Document References [ITI-67] (verpflichtend)</w:t>
+      </w:r>
+    </w:p>
+    <w:p>
+      <w:pPr>
+        <w:numPr>
+          <w:ilvl w:val="0"/>
+          <w:numId w:val="4"/>
+        </w:numPr>
+        <w:shd w:val="clear" w:color="auto" w:fill="FFFFFF"/>
+        <w:spacing w:before="100" w:beforeAutospacing="1" w:after="100" w:afterAutospacing="1" w:line="240" w:lineRule="auto"/>
+        <w:rPr>
+          <w:rFonts w:ascii="Segoe UI" w:eastAsia="Times New Roman" w:hAnsi="Segoe UI" w:cs="Segoe UI"/>
+          <w:color w:val="172B4D"/>
+          <w:sz w:val="21"/>
+          <w:szCs w:val="21"/>
+          <w:lang w:eastAsia="de-DE"/>
+        </w:rPr>
+      </w:pPr>
+      <w:r>
+        <w:rPr>
+          <w:rFonts w:ascii="Segoe UI" w:eastAsia="Times New Roman" w:hAnsi="Segoe UI" w:cs="Segoe UI"/>
+          <w:color w:val="172B4D"/>
+          <w:sz w:val="21"/>
+          <w:szCs w:val="21"/>
+          <w:lang w:eastAsia="de-DE"/>
+        </w:rPr>
+        <w:t>Retrieve Document [ITI-68] (verpflichtend)</w:t>
+      </w:r>
+    </w:p>
+    <w:p>
+      <w:pPr>
+        <w:shd w:val="clear" w:color="auto" w:fill="FFFFFF"/>
+        <w:spacing w:after="0" w:line="240" w:lineRule="auto"/>
+        <w:outlineLvl w:val="2"/>
+        <w:rPr>
+          <w:rFonts w:ascii="Segoe UI" w:eastAsia="Times New Roman" w:hAnsi="Segoe UI" w:cs="Segoe UI"/>
+          <w:b/>
+          <w:bCs/>
+          <w:color w:val="172B4D"/>
+          <w:spacing w:val="-1"/>
+          <w:sz w:val="24"/>
+          <w:szCs w:val="24"/>
+          <w:lang w:eastAsia="de-DE"/>
+        </w:rPr>
+      </w:pPr>
+      <w:r>
+        <w:rPr>
+          <w:rFonts w:ascii="Segoe UI" w:eastAsia="Times New Roman" w:hAnsi="Segoe UI" w:cs="Segoe UI"/>
+          <w:b/>
+          <w:bCs/>
+          <w:color w:val="172B4D"/>
+          <w:spacing w:val="-1"/>
+          <w:sz w:val="24"/>
+          <w:szCs w:val="24"/>
+          <w:lang w:eastAsia="de-DE"/>
+        </w:rPr>
+        <w:t>Geltungsbereich</w:t>
+      </w:r>
+    </w:p>
+    <w:p>
+      <w:pPr>
+        <w:shd w:val="clear" w:color="auto" w:fill="FFFFFF"/>
+        <w:spacing w:before="150" w:beforeAutospacing="1" w:after="0" w:afterAutospacing="1" w:line="240" w:lineRule="auto"/>
+        <w:jc w:val="both"/>
+        <w:rPr>
+          <w:rFonts w:ascii="Segoe UI" w:eastAsia="Times New Roman" w:hAnsi="Segoe UI" w:cs="Segoe UI"/>
+          <w:color w:val="172B4D"/>
+          <w:sz w:val="21"/>
+          <w:szCs w:val="21"/>
+          <w:lang w:eastAsia="de-DE"/>
+        </w:rPr>
+      </w:pPr>
+      <w:r>
+        <w:rPr>
+          <w:rFonts w:ascii="Segoe UI" w:eastAsia="Times New Roman" w:hAnsi="Segoe UI" w:cs="Segoe UI"/>
+          <w:color w:val="172B4D"/>
+          <w:sz w:val="21"/>
+          <w:szCs w:val="21"/>
+          <w:lang w:eastAsia="de-DE"/>
+        </w:rPr>
+        <w:t xml:space="preserve">Als Dokumenten-Server gelten </w:t>
+      </w:r>
+      <w:r>
+        <w:rPr>
+          <w:rFonts w:ascii="Segoe UI" w:eastAsia="Times New Roman" w:hAnsi="Segoe UI" w:cs="Segoe UI"/>
+          <w:color w:val="172B4D"/>
+          <w:sz w:val="21"/>
+          <w:szCs w:val="21"/>
+          <w:lang w:eastAsia="de-DE"/>
+        </w:rPr>
+        <w:t xml:space="preserve">laut §373 SGB V </w:t>
+      </w:r>
+      <w:r>
+        <w:rPr>
+          <w:rFonts w:ascii="Segoe UI" w:eastAsia="Times New Roman" w:hAnsi="Segoe UI" w:cs="Segoe UI"/>
+          <w:color w:val="172B4D"/>
+          <w:sz w:val="21"/>
+          <w:szCs w:val="21"/>
+          <w:lang w:eastAsia="de-DE"/>
+        </w:rPr>
+        <w:t>in diesem Kontext alle Systeme, die strukturierte und/ oder unstrukturierte versorgungsrelevante Dokumente über Schnittstellen entgegennehmen oder selbst erstellen und als primärer, dauerhafter Ort zur Speicherung und Verwaltung dieser Dokumente dienen.</w:t>
+      </w:r>
+      <w:r>
+        <w:rPr>
+          <w:rFonts w:ascii="Segoe UI" w:eastAsia="Times New Roman" w:hAnsi="Segoe UI" w:cs="Segoe UI"/>
+          <w:color w:val="172B4D"/>
+          <w:sz w:val="21"/>
+          <w:szCs w:val="21"/>
+          <w:lang w:eastAsia="de-DE"/>
+        </w:rPr>
+        <w:t xml:space="preserve"> </w:t>
+      </w:r>
+    </w:p>
+    <w:p>
+      <w:pPr>
+        <w:shd w:val="clear" w:color="auto" w:fill="FFFFFF"/>
+        <w:spacing w:before="150" w:after="0" w:line="240" w:lineRule="auto"/>
+        <w:rPr>
+          <w:rFonts w:ascii="Segoe UI" w:eastAsia="Times New Roman" w:hAnsi="Segoe UI" w:cs="Segoe UI"/>
+          <w:color w:val="172B4D"/>
+          <w:sz w:val="21"/>
+          <w:szCs w:val="21"/>
+          <w:lang w:eastAsia="de-DE"/>
+        </w:rPr>
+      </w:pPr>
+      <w:r>
+        <w:rPr>
+          <w:rFonts w:ascii="Segoe UI" w:eastAsia="Times New Roman" w:hAnsi="Segoe UI" w:cs="Segoe UI"/>
+          <w:color w:val="172B4D"/>
+          <w:sz w:val="21"/>
+          <w:szCs w:val="21"/>
+          <w:lang w:eastAsia="de-DE"/>
+        </w:rPr>
+        <w:t>Dies betrifft u.a.:</w:t>
+      </w:r>
+    </w:p>
+    <w:p>
+      <w:pPr>
+        <w:pStyle w:val="Listenabsatz"/>
+        <w:numPr>
+          <w:ilvl w:val="0"/>
+          <w:numId w:val="35"/>
+        </w:numPr>
+        <w:spacing w:after="0" w:line="240" w:lineRule="auto"/>
+        <w:jc w:val="both"/>
+        <w:rPr>
+          <w:rFonts w:cstheme="minorHAnsi"/>
+        </w:rPr>
+      </w:pPr>
+      <w:r>
+        <w:rPr>
+          <w:rFonts w:ascii="Segoe UI" w:eastAsia="Times New Roman" w:hAnsi="Segoe UI" w:cs="Segoe UI"/>
+          <w:color w:val="172B4D"/>
+          <w:sz w:val="21"/>
+          <w:szCs w:val="21"/>
+          <w:lang w:eastAsia="de-DE"/>
+        </w:rPr>
+        <w:t>KIS-Systeme mit integrierter Dokumentenverwaltung</w:t>
+      </w:r>
+      <w:r>
+        <w:rPr>
+          <w:rFonts w:ascii="Segoe UI" w:eastAsia="Times New Roman" w:hAnsi="Segoe UI" w:cs="Segoe UI"/>
+          <w:color w:val="172B4D"/>
+          <w:sz w:val="21"/>
+          <w:szCs w:val="21"/>
+          <w:lang w:eastAsia="de-DE"/>
+        </w:rPr>
+        <w:t>,</w:t>
+      </w:r>
+      <w:r>
+        <w:rPr>
+          <w:rFonts w:ascii="Segoe UI" w:eastAsia="Times New Roman" w:hAnsi="Segoe UI" w:cs="Segoe UI"/>
+          <w:color w:val="172B4D"/>
+          <w:sz w:val="21"/>
+          <w:szCs w:val="21"/>
+          <w:lang w:eastAsia="de-DE"/>
+        </w:rPr>
+        <w:t xml:space="preserve"> </w:t>
+      </w:r>
+      <w:r>
+        <w:rPr>
+          <w:rFonts w:cstheme="minorHAnsi"/>
+        </w:rPr>
+        <w:t xml:space="preserve">KIS mit PDMS-Funktion oder elektronischer Kurve bzw. entsprechendes KIS-Modul </w:t>
+      </w:r>
+    </w:p>
+    <w:p>
+      <w:pPr>
+        <w:numPr>
+          <w:ilvl w:val="0"/>
+          <w:numId w:val="5"/>
+        </w:numPr>
+        <w:shd w:val="clear" w:color="auto" w:fill="FFFFFF"/>
+        <w:spacing w:before="100" w:beforeAutospacing="1" w:after="100" w:afterAutospacing="1" w:line="240" w:lineRule="auto"/>
+        <w:jc w:val="both"/>
+        <w:rPr>
+          <w:rFonts w:ascii="Segoe UI" w:eastAsia="Times New Roman" w:hAnsi="Segoe UI" w:cs="Segoe UI"/>
+          <w:sz w:val="21"/>
+          <w:szCs w:val="21"/>
+          <w:lang w:eastAsia="de-DE"/>
+        </w:rPr>
+      </w:pPr>
+      <w:r>
+        <w:rPr>
+          <w:rFonts w:ascii="Segoe UI" w:eastAsia="Times New Roman" w:hAnsi="Segoe UI" w:cs="Segoe UI"/>
+          <w:sz w:val="21"/>
+          <w:szCs w:val="21"/>
+          <w:lang w:eastAsia="de-DE"/>
+        </w:rPr>
+        <w:t>Archivsysteme, sofern diese nicht ausschließlich zur Umsetzung einer Backup-Lösung genutzt werden</w:t>
+      </w:r>
+    </w:p>
+    <w:p>
+      <w:pPr>
+        <w:numPr>
+          <w:ilvl w:val="0"/>
+          <w:numId w:val="5"/>
+        </w:numPr>
+        <w:shd w:val="clear" w:color="auto" w:fill="FFFFFF"/>
+        <w:spacing w:before="100" w:beforeAutospacing="1" w:after="100" w:afterAutospacing="1" w:line="240" w:lineRule="auto"/>
+        <w:jc w:val="both"/>
+        <w:rPr>
+          <w:rFonts w:ascii="Segoe UI" w:eastAsia="Times New Roman" w:hAnsi="Segoe UI" w:cs="Segoe UI"/>
+          <w:sz w:val="21"/>
+          <w:szCs w:val="21"/>
+          <w:lang w:eastAsia="de-DE"/>
+        </w:rPr>
+      </w:pPr>
+      <w:r>
+        <w:rPr>
+          <w:rFonts w:ascii="Segoe UI" w:eastAsia="Times New Roman" w:hAnsi="Segoe UI" w:cs="Segoe UI"/>
+          <w:sz w:val="21"/>
+          <w:szCs w:val="21"/>
+          <w:lang w:eastAsia="de-DE"/>
+        </w:rPr>
+        <w:t>Dokumentenverwaltungssysteme (DMS), sofern diese zur Speicherung von versorgungsrelevante Dokumenten (s.o. zu versorgungsrelevante Daten) verwendet werden</w:t>
+      </w:r>
+    </w:p>
+    <w:p>
+      <w:pPr>
+        <w:shd w:val="clear" w:color="auto" w:fill="FFFFFF"/>
+        <w:spacing w:after="0" w:line="240" w:lineRule="auto"/>
+        <w:outlineLvl w:val="1"/>
+        <w:rPr>
+          <w:rFonts w:ascii="Segoe UI" w:eastAsia="Times New Roman" w:hAnsi="Segoe UI" w:cs="Segoe UI"/>
+          <w:color w:val="172B4D"/>
+          <w:spacing w:val="-2"/>
+          <w:sz w:val="30"/>
+          <w:szCs w:val="30"/>
+          <w:lang w:eastAsia="de-DE"/>
+        </w:rPr>
+      </w:pPr>
+      <w:r>
+        <w:rPr>
+          <w:rFonts w:ascii="Segoe UI" w:eastAsia="Times New Roman" w:hAnsi="Segoe UI" w:cs="Segoe UI"/>
+          <w:b/>
+          <w:bCs/>
+          <w:color w:val="172B4D"/>
+          <w:spacing w:val="-2"/>
+          <w:sz w:val="30"/>
+          <w:szCs w:val="30"/>
+          <w:lang w:eastAsia="de-DE"/>
+        </w:rPr>
+        <w:t>System: Dokumenten-Client</w:t>
+      </w:r>
+    </w:p>
+    <w:p>
+      <w:pPr>
+        <w:shd w:val="clear" w:color="auto" w:fill="FFFFFF"/>
+        <w:spacing w:after="0" w:line="240" w:lineRule="auto"/>
+        <w:outlineLvl w:val="2"/>
+        <w:rPr>
+          <w:rFonts w:ascii="Segoe UI" w:eastAsia="Times New Roman" w:hAnsi="Segoe UI" w:cs="Segoe UI"/>
+          <w:b/>
+          <w:bCs/>
+          <w:color w:val="172B4D"/>
+          <w:spacing w:val="-1"/>
+          <w:sz w:val="24"/>
+          <w:szCs w:val="24"/>
+          <w:lang w:eastAsia="de-DE"/>
+        </w:rPr>
+      </w:pPr>
+      <w:r>
+        <w:rPr>
+          <w:rFonts w:ascii="Segoe UI" w:eastAsia="Times New Roman" w:hAnsi="Segoe UI" w:cs="Segoe UI"/>
+          <w:b/>
+          <w:bCs/>
+          <w:color w:val="172B4D"/>
+          <w:spacing w:val="-1"/>
+          <w:sz w:val="24"/>
+          <w:szCs w:val="24"/>
+          <w:lang w:eastAsia="de-DE"/>
+        </w:rPr>
+        <w:t>Definition</w:t>
+      </w:r>
+    </w:p>
+    <w:p>
+      <w:pPr>
+        <w:shd w:val="clear" w:color="auto" w:fill="FFFFFF"/>
+        <w:spacing w:before="150" w:after="0" w:line="240" w:lineRule="auto"/>
+        <w:jc w:val="both"/>
+        <w:rPr>
+          <w:rFonts w:ascii="Segoe UI" w:eastAsia="Times New Roman" w:hAnsi="Segoe UI" w:cs="Segoe UI"/>
+          <w:color w:val="172B4D"/>
+          <w:sz w:val="21"/>
+          <w:szCs w:val="21"/>
+          <w:lang w:eastAsia="de-DE"/>
+        </w:rPr>
+      </w:pPr>
+      <w:r>
+        <w:rPr>
+          <w:rFonts w:ascii="Segoe UI" w:eastAsia="Times New Roman" w:hAnsi="Segoe UI" w:cs="Segoe UI"/>
+          <w:color w:val="172B4D"/>
+          <w:sz w:val="21"/>
+          <w:szCs w:val="21"/>
+          <w:lang w:eastAsia="de-DE"/>
+        </w:rPr>
+        <w:t>Das System "Dokumenten-Client" im Sinne des ISiK-Moduls "Dokumentenaustausch" ist ein System, das Dokumente von einem Dokumenten-Server abfragt, um sie z.B. einem Anwender anzuzeigen. Dabei können sie die für die Server verpflichtend festgelegten Suchkriterien beliebig kombinieren. Dokumenten-Clients sind nicht verpflichtet, alle von den Servern geforderten Suchkriterien zu unterstützen. Weiterhin können Dokumenten-Clients neu erstellte, geänderte oder erweiterte Dokumente an einen Dokumenten-Server übermitteln. Dabei müssen sie jedoch mindestens die in diesem Modul verpflichtend festgelegten Metadaten zu den Dokumenten bereitstellen. Sowohl die Implementierung der Interaktion "Dokumentenabfrage" als auch "Dokumentenbereitstellung" sind für Dokumenten-Clients optional.</w:t>
+      </w:r>
+    </w:p>
+    <w:p>
+      <w:pPr>
+        <w:shd w:val="clear" w:color="auto" w:fill="FFFFFF"/>
+        <w:spacing w:before="150" w:after="0" w:line="240" w:lineRule="auto"/>
+        <w:jc w:val="both"/>
+        <w:rPr>
+          <w:rFonts w:ascii="Segoe UI" w:eastAsia="Times New Roman" w:hAnsi="Segoe UI" w:cs="Segoe UI"/>
+          <w:color w:val="172B4D"/>
+          <w:sz w:val="21"/>
+          <w:szCs w:val="21"/>
+          <w:lang w:eastAsia="de-DE"/>
+        </w:rPr>
+      </w:pPr>
+      <w:r>
+        <w:rPr>
+          <w:rFonts w:ascii="Segoe UI" w:eastAsia="Times New Roman" w:hAnsi="Segoe UI" w:cs="Segoe UI"/>
+          <w:color w:val="172B4D"/>
+          <w:sz w:val="21"/>
+          <w:szCs w:val="21"/>
+          <w:lang w:eastAsia="de-DE"/>
+        </w:rPr>
+        <w:t>Nicht-normative Erläuterung in Bezug auf IHE Festlegungen (genaueres in den ISiK Implementation Guides): Der Dokumenten-Client agiert im IHE-MHD-Kontext als System</w:t>
+      </w:r>
+      <w:r>
+        <w:rPr>
+          <w:rFonts w:ascii="Segoe UI" w:eastAsia="Times New Roman" w:hAnsi="Segoe UI" w:cs="Segoe UI"/>
+          <w:color w:val="172B4D"/>
+          <w:sz w:val="21"/>
+          <w:szCs w:val="21"/>
+          <w:lang w:eastAsia="de-DE"/>
+        </w:rPr>
+        <w:t xml:space="preserve"> </w:t>
+      </w:r>
+      <w:hyperlink r:id="rId10" w:anchor="133111-document-source" w:history="1">
         <w:r>
           <w:rPr>
             <w:rFonts w:ascii="Segoe UI" w:eastAsia="Times New Roman" w:hAnsi="Segoe UI" w:cs="Segoe UI"/>
@@ -2268,9 +2403,40 @@
             <w:u w:val="single"/>
             <w:lang w:eastAsia="de-DE"/>
           </w:rPr>
-          <w:t>to</w:t>
+          <w:t>Document Source</w:t>
         </w:r>
-        <w:proofErr w:type="spellEnd"/>
+      </w:hyperlink>
+      <w:r>
+        <w:rPr>
+          <w:rFonts w:ascii="Segoe UI" w:eastAsia="Times New Roman" w:hAnsi="Segoe UI" w:cs="Segoe UI"/>
+          <w:color w:val="172B4D"/>
+          <w:sz w:val="21"/>
+          <w:szCs w:val="21"/>
+          <w:lang w:eastAsia="de-DE"/>
+        </w:rPr>
+        <w:t xml:space="preserve"> </w:t>
+      </w:r>
+      <w:r>
+        <w:rPr>
+          <w:rFonts w:ascii="Segoe UI" w:eastAsia="Times New Roman" w:hAnsi="Segoe UI" w:cs="Segoe UI"/>
+          <w:color w:val="172B4D"/>
+          <w:sz w:val="21"/>
+          <w:szCs w:val="21"/>
+          <w:lang w:eastAsia="de-DE"/>
+        </w:rPr>
+        <w:t>und</w:t>
+      </w:r>
+      <w:r>
+        <w:rPr>
+          <w:rFonts w:ascii="Segoe UI" w:eastAsia="Times New Roman" w:hAnsi="Segoe UI" w:cs="Segoe UI"/>
+          <w:color w:val="172B4D"/>
+          <w:sz w:val="21"/>
+          <w:szCs w:val="21"/>
+          <w:lang w:eastAsia="de-DE"/>
+        </w:rPr>
+        <w:t xml:space="preserve"> </w:t>
+      </w:r>
+      <w:hyperlink r:id="rId11" w:anchor="133112-document-consumer" w:history="1">
         <w:r>
           <w:rPr>
             <w:rFonts w:ascii="Segoe UI" w:eastAsia="Times New Roman" w:hAnsi="Segoe UI" w:cs="Segoe UI"/>
@@ -2280,848 +2446,7 @@
             <w:u w:val="single"/>
             <w:lang w:eastAsia="de-DE"/>
           </w:rPr>
-          <w:t xml:space="preserve"> Health </w:t>
-        </w:r>
-        <w:proofErr w:type="spellStart"/>
-        <w:r>
-          <w:rPr>
-            <w:rFonts w:ascii="Segoe UI" w:eastAsia="Times New Roman" w:hAnsi="Segoe UI" w:cs="Segoe UI"/>
-            <w:color w:val="0052CC"/>
-            <w:sz w:val="21"/>
-            <w:szCs w:val="21"/>
-            <w:u w:val="single"/>
-            <w:lang w:eastAsia="de-DE"/>
-          </w:rPr>
-          <w:t>Documents</w:t>
-        </w:r>
-        <w:proofErr w:type="spellEnd"/>
-        <w:r>
-          <w:rPr>
-            <w:rFonts w:ascii="Segoe UI" w:eastAsia="Times New Roman" w:hAnsi="Segoe UI" w:cs="Segoe UI"/>
-            <w:color w:val="0052CC"/>
-            <w:sz w:val="21"/>
-            <w:szCs w:val="21"/>
-            <w:u w:val="single"/>
-            <w:lang w:eastAsia="de-DE"/>
-          </w:rPr>
-          <w:t xml:space="preserve"> (MHD)</w:t>
-        </w:r>
-      </w:hyperlink>
-      <w:r>
-        <w:rPr>
-          <w:rFonts w:ascii="Segoe UI" w:eastAsia="Times New Roman" w:hAnsi="Segoe UI" w:cs="Segoe UI"/>
-          <w:color w:val="0052CC"/>
-          <w:sz w:val="21"/>
-          <w:szCs w:val="21"/>
-          <w:u w:val="single"/>
-          <w:lang w:eastAsia="de-DE"/>
-        </w:rPr>
-        <w:t xml:space="preserve"> </w:t>
-      </w:r>
-      <w:r>
-        <w:rPr>
-          <w:rFonts w:ascii="Segoe UI" w:eastAsia="Times New Roman" w:hAnsi="Segoe UI" w:cs="Segoe UI"/>
-          <w:color w:val="172B4D"/>
-          <w:sz w:val="21"/>
-          <w:szCs w:val="21"/>
-          <w:lang w:eastAsia="de-DE"/>
-        </w:rPr>
-        <w:t>die Rollen der </w:t>
-      </w:r>
-      <w:proofErr w:type="spellStart"/>
-      <w:r>
-        <w:fldChar w:fldCharType="begin"/>
-      </w:r>
-      <w:r>
-        <w:instrText>HYPERLINK "https://profiles.ihe.net/ITI/MHD/1331_actors_and_transactions.html" \l "133113-document-recipient"</w:instrText>
-      </w:r>
-      <w:r>
-        <w:fldChar w:fldCharType="separate"/>
-      </w:r>
-      <w:r>
-        <w:rPr>
-          <w:rFonts w:ascii="Segoe UI" w:eastAsia="Times New Roman" w:hAnsi="Segoe UI" w:cs="Segoe UI"/>
-          <w:color w:val="0052CC"/>
-          <w:sz w:val="21"/>
-          <w:szCs w:val="21"/>
-          <w:u w:val="single"/>
-          <w:lang w:eastAsia="de-DE"/>
-        </w:rPr>
-        <w:t>Document</w:t>
-      </w:r>
-      <w:proofErr w:type="spellEnd"/>
-      <w:r>
-        <w:rPr>
-          <w:rFonts w:ascii="Segoe UI" w:eastAsia="Times New Roman" w:hAnsi="Segoe UI" w:cs="Segoe UI"/>
-          <w:color w:val="0052CC"/>
-          <w:sz w:val="21"/>
-          <w:szCs w:val="21"/>
-          <w:u w:val="single"/>
-          <w:lang w:eastAsia="de-DE"/>
-        </w:rPr>
-        <w:t xml:space="preserve"> </w:t>
-      </w:r>
-      <w:proofErr w:type="spellStart"/>
-      <w:r>
-        <w:rPr>
-          <w:rFonts w:ascii="Segoe UI" w:eastAsia="Times New Roman" w:hAnsi="Segoe UI" w:cs="Segoe UI"/>
-          <w:color w:val="0052CC"/>
-          <w:sz w:val="21"/>
-          <w:szCs w:val="21"/>
-          <w:u w:val="single"/>
-          <w:lang w:eastAsia="de-DE"/>
-        </w:rPr>
-        <w:t>Recipient</w:t>
-      </w:r>
-      <w:proofErr w:type="spellEnd"/>
-      <w:r>
-        <w:fldChar w:fldCharType="end"/>
-      </w:r>
-      <w:r>
-        <w:rPr>
-          <w:rFonts w:ascii="Segoe UI" w:eastAsia="Times New Roman" w:hAnsi="Segoe UI" w:cs="Segoe UI"/>
-          <w:color w:val="172B4D"/>
-          <w:sz w:val="21"/>
-          <w:szCs w:val="21"/>
-          <w:lang w:eastAsia="de-DE"/>
-        </w:rPr>
-        <w:t> und </w:t>
-      </w:r>
-      <w:proofErr w:type="spellStart"/>
-      <w:r>
-        <w:fldChar w:fldCharType="begin"/>
-      </w:r>
-      <w:r>
-        <w:instrText>HYPERLINK "https://profiles.ihe.net/ITI/MHD/1331_actors_and_transactions.html" \l "133114-document-responder"</w:instrText>
-      </w:r>
-      <w:r>
-        <w:fldChar w:fldCharType="separate"/>
-      </w:r>
-      <w:r>
-        <w:rPr>
-          <w:rFonts w:ascii="Segoe UI" w:eastAsia="Times New Roman" w:hAnsi="Segoe UI" w:cs="Segoe UI"/>
-          <w:color w:val="0052CC"/>
-          <w:sz w:val="21"/>
-          <w:szCs w:val="21"/>
-          <w:u w:val="single"/>
-          <w:lang w:eastAsia="de-DE"/>
-        </w:rPr>
-        <w:t>Document</w:t>
-      </w:r>
-      <w:proofErr w:type="spellEnd"/>
-      <w:r>
-        <w:rPr>
-          <w:rFonts w:ascii="Segoe UI" w:eastAsia="Times New Roman" w:hAnsi="Segoe UI" w:cs="Segoe UI"/>
-          <w:color w:val="0052CC"/>
-          <w:sz w:val="21"/>
-          <w:szCs w:val="21"/>
-          <w:u w:val="single"/>
-          <w:lang w:eastAsia="de-DE"/>
-        </w:rPr>
-        <w:t xml:space="preserve"> Responder</w:t>
-      </w:r>
-      <w:r>
-        <w:fldChar w:fldCharType="end"/>
-      </w:r>
-      <w:r>
-        <w:rPr>
-          <w:rFonts w:ascii="Segoe UI" w:eastAsia="Times New Roman" w:hAnsi="Segoe UI" w:cs="Segoe UI"/>
-          <w:color w:val="172B4D"/>
-          <w:sz w:val="21"/>
-          <w:szCs w:val="21"/>
-          <w:lang w:eastAsia="de-DE"/>
-        </w:rPr>
-        <w:t> ein und implementiert die IHE-MHD-Interaktionen gemäß Version 4.2.2</w:t>
-      </w:r>
-    </w:p>
-    <w:p>
-      <w:pPr>
-        <w:numPr>
-          <w:ilvl w:val="0"/>
-          <w:numId w:val="4"/>
-        </w:numPr>
-        <w:shd w:val="clear" w:color="auto" w:fill="FFFFFF"/>
-        <w:spacing w:before="100" w:beforeAutospacing="1" w:after="100" w:afterAutospacing="1" w:line="240" w:lineRule="auto"/>
-        <w:jc w:val="both"/>
-        <w:rPr>
-          <w:rFonts w:ascii="Segoe UI" w:eastAsia="Times New Roman" w:hAnsi="Segoe UI" w:cs="Segoe UI"/>
-          <w:color w:val="172B4D"/>
-          <w:sz w:val="21"/>
-          <w:szCs w:val="21"/>
-          <w:lang w:eastAsia="de-DE"/>
-        </w:rPr>
-      </w:pPr>
-      <w:proofErr w:type="spellStart"/>
-      <w:r>
-        <w:rPr>
-          <w:rFonts w:ascii="Segoe UI" w:eastAsia="Times New Roman" w:hAnsi="Segoe UI" w:cs="Segoe UI"/>
-          <w:color w:val="172B4D"/>
-          <w:sz w:val="21"/>
-          <w:szCs w:val="21"/>
-          <w:lang w:eastAsia="de-DE"/>
-        </w:rPr>
-        <w:t>Simplified</w:t>
-      </w:r>
-      <w:proofErr w:type="spellEnd"/>
-      <w:r>
-        <w:rPr>
-          <w:rFonts w:ascii="Segoe UI" w:eastAsia="Times New Roman" w:hAnsi="Segoe UI" w:cs="Segoe UI"/>
-          <w:color w:val="172B4D"/>
-          <w:sz w:val="21"/>
-          <w:szCs w:val="21"/>
-          <w:lang w:eastAsia="de-DE"/>
-        </w:rPr>
-        <w:t xml:space="preserve"> Publish [ITI-105] (verpflichtend)</w:t>
-      </w:r>
-    </w:p>
-    <w:p>
-      <w:pPr>
-        <w:numPr>
-          <w:ilvl w:val="0"/>
-          <w:numId w:val="4"/>
-        </w:numPr>
-        <w:shd w:val="clear" w:color="auto" w:fill="FFFFFF"/>
-        <w:spacing w:before="100" w:beforeAutospacing="1" w:after="100" w:afterAutospacing="1" w:line="240" w:lineRule="auto"/>
-        <w:rPr>
-          <w:rFonts w:ascii="Segoe UI" w:eastAsia="Times New Roman" w:hAnsi="Segoe UI" w:cs="Segoe UI"/>
-          <w:color w:val="172B4D"/>
-          <w:sz w:val="21"/>
-          <w:szCs w:val="21"/>
-          <w:lang w:eastAsia="de-DE"/>
-        </w:rPr>
-      </w:pPr>
-      <w:r>
-        <w:rPr>
-          <w:rFonts w:ascii="Segoe UI" w:eastAsia="Times New Roman" w:hAnsi="Segoe UI" w:cs="Segoe UI"/>
-          <w:color w:val="172B4D"/>
-          <w:sz w:val="21"/>
-          <w:szCs w:val="21"/>
-          <w:lang w:eastAsia="de-DE"/>
-        </w:rPr>
-        <w:t xml:space="preserve">Generate </w:t>
-      </w:r>
-      <w:proofErr w:type="spellStart"/>
-      <w:r>
-        <w:rPr>
-          <w:rFonts w:ascii="Segoe UI" w:eastAsia="Times New Roman" w:hAnsi="Segoe UI" w:cs="Segoe UI"/>
-          <w:color w:val="172B4D"/>
-          <w:sz w:val="21"/>
-          <w:szCs w:val="21"/>
-          <w:lang w:eastAsia="de-DE"/>
-        </w:rPr>
-        <w:t>Metadata</w:t>
-      </w:r>
-      <w:proofErr w:type="spellEnd"/>
-      <w:r>
-        <w:rPr>
-          <w:rFonts w:ascii="Segoe UI" w:eastAsia="Times New Roman" w:hAnsi="Segoe UI" w:cs="Segoe UI"/>
-          <w:color w:val="172B4D"/>
-          <w:sz w:val="21"/>
-          <w:szCs w:val="21"/>
-          <w:lang w:eastAsia="de-DE"/>
-        </w:rPr>
-        <w:t xml:space="preserve"> [ITI-106] (optional)</w:t>
-      </w:r>
-    </w:p>
-    <w:p>
-      <w:pPr>
-        <w:numPr>
-          <w:ilvl w:val="0"/>
-          <w:numId w:val="4"/>
-        </w:numPr>
-        <w:shd w:val="clear" w:color="auto" w:fill="FFFFFF"/>
-        <w:spacing w:before="100" w:beforeAutospacing="1" w:after="100" w:afterAutospacing="1" w:line="240" w:lineRule="auto"/>
-        <w:rPr>
-          <w:rFonts w:ascii="Segoe UI" w:eastAsia="Times New Roman" w:hAnsi="Segoe UI" w:cs="Segoe UI"/>
-          <w:color w:val="172B4D"/>
-          <w:sz w:val="21"/>
-          <w:szCs w:val="21"/>
-          <w:lang w:eastAsia="de-DE"/>
-        </w:rPr>
-      </w:pPr>
-      <w:r>
-        <w:rPr>
-          <w:rFonts w:ascii="Segoe UI" w:eastAsia="Times New Roman" w:hAnsi="Segoe UI" w:cs="Segoe UI"/>
-          <w:color w:val="172B4D"/>
-          <w:sz w:val="21"/>
-          <w:szCs w:val="21"/>
-          <w:lang w:eastAsia="de-DE"/>
-        </w:rPr>
-        <w:lastRenderedPageBreak/>
-        <w:t xml:space="preserve">Find </w:t>
-      </w:r>
-      <w:proofErr w:type="spellStart"/>
-      <w:r>
-        <w:rPr>
-          <w:rFonts w:ascii="Segoe UI" w:eastAsia="Times New Roman" w:hAnsi="Segoe UI" w:cs="Segoe UI"/>
-          <w:color w:val="172B4D"/>
-          <w:sz w:val="21"/>
-          <w:szCs w:val="21"/>
-          <w:lang w:eastAsia="de-DE"/>
-        </w:rPr>
-        <w:t>Document</w:t>
-      </w:r>
-      <w:proofErr w:type="spellEnd"/>
-      <w:r>
-        <w:rPr>
-          <w:rFonts w:ascii="Segoe UI" w:eastAsia="Times New Roman" w:hAnsi="Segoe UI" w:cs="Segoe UI"/>
-          <w:color w:val="172B4D"/>
-          <w:sz w:val="21"/>
-          <w:szCs w:val="21"/>
-          <w:lang w:eastAsia="de-DE"/>
-        </w:rPr>
-        <w:t xml:space="preserve"> References [ITI-67] (verpflichtend)</w:t>
-      </w:r>
-    </w:p>
-    <w:p>
-      <w:pPr>
-        <w:numPr>
-          <w:ilvl w:val="0"/>
-          <w:numId w:val="4"/>
-        </w:numPr>
-        <w:shd w:val="clear" w:color="auto" w:fill="FFFFFF"/>
-        <w:spacing w:before="100" w:beforeAutospacing="1" w:after="100" w:afterAutospacing="1" w:line="240" w:lineRule="auto"/>
-        <w:rPr>
-          <w:rFonts w:ascii="Segoe UI" w:eastAsia="Times New Roman" w:hAnsi="Segoe UI" w:cs="Segoe UI"/>
-          <w:color w:val="172B4D"/>
-          <w:sz w:val="21"/>
-          <w:szCs w:val="21"/>
-          <w:lang w:eastAsia="de-DE"/>
-        </w:rPr>
-      </w:pPr>
-      <w:proofErr w:type="spellStart"/>
-      <w:r>
-        <w:rPr>
-          <w:rFonts w:ascii="Segoe UI" w:eastAsia="Times New Roman" w:hAnsi="Segoe UI" w:cs="Segoe UI"/>
-          <w:color w:val="172B4D"/>
-          <w:sz w:val="21"/>
-          <w:szCs w:val="21"/>
-          <w:lang w:eastAsia="de-DE"/>
-        </w:rPr>
-        <w:t>Retrieve</w:t>
-      </w:r>
-      <w:proofErr w:type="spellEnd"/>
-      <w:r>
-        <w:rPr>
-          <w:rFonts w:ascii="Segoe UI" w:eastAsia="Times New Roman" w:hAnsi="Segoe UI" w:cs="Segoe UI"/>
-          <w:color w:val="172B4D"/>
-          <w:sz w:val="21"/>
-          <w:szCs w:val="21"/>
-          <w:lang w:eastAsia="de-DE"/>
-        </w:rPr>
-        <w:t xml:space="preserve"> </w:t>
-      </w:r>
-      <w:proofErr w:type="spellStart"/>
-      <w:r>
-        <w:rPr>
-          <w:rFonts w:ascii="Segoe UI" w:eastAsia="Times New Roman" w:hAnsi="Segoe UI" w:cs="Segoe UI"/>
-          <w:color w:val="172B4D"/>
-          <w:sz w:val="21"/>
-          <w:szCs w:val="21"/>
-          <w:lang w:eastAsia="de-DE"/>
-        </w:rPr>
-        <w:t>Document</w:t>
-      </w:r>
-      <w:proofErr w:type="spellEnd"/>
-      <w:r>
-        <w:rPr>
-          <w:rFonts w:ascii="Segoe UI" w:eastAsia="Times New Roman" w:hAnsi="Segoe UI" w:cs="Segoe UI"/>
-          <w:color w:val="172B4D"/>
-          <w:sz w:val="21"/>
-          <w:szCs w:val="21"/>
-          <w:lang w:eastAsia="de-DE"/>
-        </w:rPr>
-        <w:t xml:space="preserve"> [ITI-68] (verpflichtend)</w:t>
-      </w:r>
-    </w:p>
-    <w:p>
-      <w:pPr>
-        <w:shd w:val="clear" w:color="auto" w:fill="FFFFFF"/>
-        <w:spacing w:after="0" w:line="240" w:lineRule="auto"/>
-        <w:outlineLvl w:val="2"/>
-        <w:rPr>
-          <w:rFonts w:ascii="Segoe UI" w:eastAsia="Times New Roman" w:hAnsi="Segoe UI" w:cs="Segoe UI"/>
-          <w:b/>
-          <w:bCs/>
-          <w:color w:val="172B4D"/>
-          <w:spacing w:val="-1"/>
-          <w:sz w:val="24"/>
-          <w:szCs w:val="24"/>
-          <w:lang w:eastAsia="de-DE"/>
-        </w:rPr>
-      </w:pPr>
-      <w:r>
-        <w:rPr>
-          <w:rFonts w:ascii="Segoe UI" w:eastAsia="Times New Roman" w:hAnsi="Segoe UI" w:cs="Segoe UI"/>
-          <w:b/>
-          <w:bCs/>
-          <w:color w:val="172B4D"/>
-          <w:spacing w:val="-1"/>
-          <w:sz w:val="24"/>
-          <w:szCs w:val="24"/>
-          <w:lang w:eastAsia="de-DE"/>
-        </w:rPr>
-        <w:t>Geltungsbereich</w:t>
-      </w:r>
-    </w:p>
-    <w:p>
-      <w:pPr>
-        <w:shd w:val="clear" w:color="auto" w:fill="FFFFFF"/>
-        <w:spacing w:before="150" w:beforeAutospacing="1" w:after="0" w:afterAutospacing="1" w:line="240" w:lineRule="auto"/>
-        <w:jc w:val="both"/>
-        <w:rPr>
-          <w:rFonts w:ascii="Segoe UI" w:eastAsia="Times New Roman" w:hAnsi="Segoe UI" w:cs="Segoe UI"/>
-          <w:color w:val="172B4D"/>
-          <w:sz w:val="21"/>
-          <w:szCs w:val="21"/>
-          <w:lang w:eastAsia="de-DE"/>
-        </w:rPr>
-      </w:pPr>
-      <w:r>
-        <w:rPr>
-          <w:rFonts w:ascii="Segoe UI" w:eastAsia="Times New Roman" w:hAnsi="Segoe UI" w:cs="Segoe UI"/>
-          <w:color w:val="172B4D"/>
-          <w:sz w:val="21"/>
-          <w:szCs w:val="21"/>
-          <w:lang w:eastAsia="de-DE"/>
-        </w:rPr>
-        <w:t xml:space="preserve">Als Dokumenten-Server gelten </w:t>
-      </w:r>
-      <w:r>
-        <w:rPr>
-          <w:rFonts w:ascii="Segoe UI" w:eastAsia="Times New Roman" w:hAnsi="Segoe UI" w:cs="Segoe UI"/>
-          <w:color w:val="172B4D"/>
-          <w:sz w:val="21"/>
-          <w:szCs w:val="21"/>
-          <w:lang w:eastAsia="de-DE"/>
-        </w:rPr>
-        <w:t xml:space="preserve">laut §373 SGB V </w:t>
-      </w:r>
-      <w:r>
-        <w:rPr>
-          <w:rFonts w:ascii="Segoe UI" w:eastAsia="Times New Roman" w:hAnsi="Segoe UI" w:cs="Segoe UI"/>
-          <w:color w:val="172B4D"/>
-          <w:sz w:val="21"/>
-          <w:szCs w:val="21"/>
-          <w:lang w:eastAsia="de-DE"/>
-        </w:rPr>
-        <w:t>in diesem Kontext alle Systeme, die strukturierte und/ oder unstrukturierte versorgungsrelevante Dokumente über Schnittstellen entgegennehmen oder selbst erstellen und als primärer, dauerhafter Ort zur Speicherung und Verwaltung dieser Dokumente dienen.</w:t>
-      </w:r>
-      <w:r>
-        <w:rPr>
-          <w:rFonts w:ascii="Segoe UI" w:eastAsia="Times New Roman" w:hAnsi="Segoe UI" w:cs="Segoe UI"/>
-          <w:color w:val="172B4D"/>
-          <w:sz w:val="21"/>
-          <w:szCs w:val="21"/>
-          <w:lang w:eastAsia="de-DE"/>
-        </w:rPr>
-        <w:t xml:space="preserve"> </w:t>
-      </w:r>
-    </w:p>
-    <w:p>
-      <w:pPr>
-        <w:shd w:val="clear" w:color="auto" w:fill="FFFFFF"/>
-        <w:spacing w:before="150" w:after="0" w:line="240" w:lineRule="auto"/>
-        <w:rPr>
-          <w:rFonts w:ascii="Segoe UI" w:eastAsia="Times New Roman" w:hAnsi="Segoe UI" w:cs="Segoe UI"/>
-          <w:color w:val="172B4D"/>
-          <w:sz w:val="21"/>
-          <w:szCs w:val="21"/>
-          <w:lang w:eastAsia="de-DE"/>
-        </w:rPr>
-      </w:pPr>
-      <w:r>
-        <w:rPr>
-          <w:rFonts w:ascii="Segoe UI" w:eastAsia="Times New Roman" w:hAnsi="Segoe UI" w:cs="Segoe UI"/>
-          <w:color w:val="172B4D"/>
-          <w:sz w:val="21"/>
-          <w:szCs w:val="21"/>
-          <w:lang w:eastAsia="de-DE"/>
-        </w:rPr>
-        <w:t>Dies betrifft u.a.:</w:t>
-      </w:r>
-    </w:p>
-    <w:p>
-      <w:pPr>
-        <w:pStyle w:val="Listenabsatz"/>
-        <w:numPr>
-          <w:ilvl w:val="0"/>
-          <w:numId w:val="35"/>
-        </w:numPr>
-        <w:spacing w:after="0" w:line="240" w:lineRule="auto"/>
-        <w:jc w:val="both"/>
-        <w:rPr>
-          <w:rFonts w:cstheme="minorHAnsi"/>
-        </w:rPr>
-      </w:pPr>
-      <w:r>
-        <w:rPr>
-          <w:rFonts w:ascii="Segoe UI" w:eastAsia="Times New Roman" w:hAnsi="Segoe UI" w:cs="Segoe UI"/>
-          <w:color w:val="172B4D"/>
-          <w:sz w:val="21"/>
-          <w:szCs w:val="21"/>
-          <w:lang w:eastAsia="de-DE"/>
-        </w:rPr>
-        <w:t>KIS-Systeme mit integrierter Dokumentenverwaltung</w:t>
-      </w:r>
-      <w:r>
-        <w:rPr>
-          <w:rFonts w:ascii="Segoe UI" w:eastAsia="Times New Roman" w:hAnsi="Segoe UI" w:cs="Segoe UI"/>
-          <w:color w:val="172B4D"/>
-          <w:sz w:val="21"/>
-          <w:szCs w:val="21"/>
-          <w:lang w:eastAsia="de-DE"/>
-        </w:rPr>
-        <w:t>,</w:t>
-      </w:r>
-      <w:r>
-        <w:rPr>
-          <w:rFonts w:ascii="Segoe UI" w:eastAsia="Times New Roman" w:hAnsi="Segoe UI" w:cs="Segoe UI"/>
-          <w:color w:val="172B4D"/>
-          <w:sz w:val="21"/>
-          <w:szCs w:val="21"/>
-          <w:lang w:eastAsia="de-DE"/>
-        </w:rPr>
-        <w:t xml:space="preserve"> </w:t>
-      </w:r>
-      <w:r>
-        <w:rPr>
-          <w:rFonts w:cstheme="minorHAnsi"/>
-        </w:rPr>
-        <w:t xml:space="preserve">KIS mit PDMS-Funktion oder elektronischer Kurve bzw. entsprechendes KIS-Modul </w:t>
-      </w:r>
-    </w:p>
-    <w:p>
-      <w:pPr>
-        <w:numPr>
-          <w:ilvl w:val="0"/>
-          <w:numId w:val="5"/>
-        </w:numPr>
-        <w:shd w:val="clear" w:color="auto" w:fill="FFFFFF"/>
-        <w:spacing w:before="100" w:beforeAutospacing="1" w:after="100" w:afterAutospacing="1" w:line="240" w:lineRule="auto"/>
-        <w:jc w:val="both"/>
-        <w:rPr>
-          <w:rFonts w:ascii="Segoe UI" w:eastAsia="Times New Roman" w:hAnsi="Segoe UI" w:cs="Segoe UI"/>
-          <w:sz w:val="21"/>
-          <w:szCs w:val="21"/>
-          <w:lang w:eastAsia="de-DE"/>
-        </w:rPr>
-      </w:pPr>
-      <w:r>
-        <w:rPr>
-          <w:rFonts w:ascii="Segoe UI" w:eastAsia="Times New Roman" w:hAnsi="Segoe UI" w:cs="Segoe UI"/>
-          <w:sz w:val="21"/>
-          <w:szCs w:val="21"/>
-          <w:lang w:eastAsia="de-DE"/>
-        </w:rPr>
-        <w:t>Archivsysteme, sofern diese nicht ausschließlich zur Umsetzung einer Backup-Lösung genutzt werden</w:t>
-      </w:r>
-    </w:p>
-    <w:p>
-      <w:pPr>
-        <w:numPr>
-          <w:ilvl w:val="0"/>
-          <w:numId w:val="5"/>
-        </w:numPr>
-        <w:shd w:val="clear" w:color="auto" w:fill="FFFFFF"/>
-        <w:spacing w:before="100" w:beforeAutospacing="1" w:after="100" w:afterAutospacing="1" w:line="240" w:lineRule="auto"/>
-        <w:jc w:val="both"/>
-        <w:rPr>
-          <w:rFonts w:ascii="Segoe UI" w:eastAsia="Times New Roman" w:hAnsi="Segoe UI" w:cs="Segoe UI"/>
-          <w:sz w:val="21"/>
-          <w:szCs w:val="21"/>
-          <w:lang w:eastAsia="de-DE"/>
-        </w:rPr>
-      </w:pPr>
-      <w:r>
-        <w:rPr>
-          <w:rFonts w:ascii="Segoe UI" w:eastAsia="Times New Roman" w:hAnsi="Segoe UI" w:cs="Segoe UI"/>
-          <w:sz w:val="21"/>
-          <w:szCs w:val="21"/>
-          <w:lang w:eastAsia="de-DE"/>
-        </w:rPr>
-        <w:t xml:space="preserve">Dokumentenverwaltungssysteme (DMS), sofern diese zur Speicherung </w:t>
-      </w:r>
-      <w:proofErr w:type="gramStart"/>
-      <w:r>
-        <w:rPr>
-          <w:rFonts w:ascii="Segoe UI" w:eastAsia="Times New Roman" w:hAnsi="Segoe UI" w:cs="Segoe UI"/>
-          <w:sz w:val="21"/>
-          <w:szCs w:val="21"/>
-          <w:lang w:eastAsia="de-DE"/>
-        </w:rPr>
-        <w:t>von versorgungsrelevante Dokumenten</w:t>
-      </w:r>
-      <w:proofErr w:type="gramEnd"/>
-      <w:r>
-        <w:rPr>
-          <w:rFonts w:ascii="Segoe UI" w:eastAsia="Times New Roman" w:hAnsi="Segoe UI" w:cs="Segoe UI"/>
-          <w:sz w:val="21"/>
-          <w:szCs w:val="21"/>
-          <w:lang w:eastAsia="de-DE"/>
-        </w:rPr>
-        <w:t xml:space="preserve"> (s.o. </w:t>
-      </w:r>
-      <w:proofErr w:type="gramStart"/>
-      <w:r>
-        <w:rPr>
-          <w:rFonts w:ascii="Segoe UI" w:eastAsia="Times New Roman" w:hAnsi="Segoe UI" w:cs="Segoe UI"/>
-          <w:sz w:val="21"/>
-          <w:szCs w:val="21"/>
-          <w:lang w:eastAsia="de-DE"/>
-        </w:rPr>
-        <w:t>zu versorgungsrelevante Daten</w:t>
-      </w:r>
-      <w:proofErr w:type="gramEnd"/>
-      <w:r>
-        <w:rPr>
-          <w:rFonts w:ascii="Segoe UI" w:eastAsia="Times New Roman" w:hAnsi="Segoe UI" w:cs="Segoe UI"/>
-          <w:sz w:val="21"/>
-          <w:szCs w:val="21"/>
-          <w:lang w:eastAsia="de-DE"/>
-        </w:rPr>
-        <w:t>) verwendet werden</w:t>
-      </w:r>
-    </w:p>
-    <w:p>
-      <w:pPr>
-        <w:shd w:val="clear" w:color="auto" w:fill="FFFFFF"/>
-        <w:spacing w:after="0" w:line="240" w:lineRule="auto"/>
-        <w:outlineLvl w:val="1"/>
-        <w:rPr>
-          <w:rFonts w:ascii="Segoe UI" w:eastAsia="Times New Roman" w:hAnsi="Segoe UI" w:cs="Segoe UI"/>
-          <w:color w:val="172B4D"/>
-          <w:spacing w:val="-2"/>
-          <w:sz w:val="30"/>
-          <w:szCs w:val="30"/>
-          <w:lang w:eastAsia="de-DE"/>
-        </w:rPr>
-      </w:pPr>
-      <w:r>
-        <w:rPr>
-          <w:rFonts w:ascii="Segoe UI" w:eastAsia="Times New Roman" w:hAnsi="Segoe UI" w:cs="Segoe UI"/>
-          <w:b/>
-          <w:bCs/>
-          <w:color w:val="172B4D"/>
-          <w:spacing w:val="-2"/>
-          <w:sz w:val="30"/>
-          <w:szCs w:val="30"/>
-          <w:lang w:eastAsia="de-DE"/>
-        </w:rPr>
-        <w:t>System: Dokumenten-Client</w:t>
-      </w:r>
-    </w:p>
-    <w:p>
-      <w:pPr>
-        <w:shd w:val="clear" w:color="auto" w:fill="FFFFFF"/>
-        <w:spacing w:after="0" w:line="240" w:lineRule="auto"/>
-        <w:outlineLvl w:val="2"/>
-        <w:rPr>
-          <w:rFonts w:ascii="Segoe UI" w:eastAsia="Times New Roman" w:hAnsi="Segoe UI" w:cs="Segoe UI"/>
-          <w:b/>
-          <w:bCs/>
-          <w:color w:val="172B4D"/>
-          <w:spacing w:val="-1"/>
-          <w:sz w:val="24"/>
-          <w:szCs w:val="24"/>
-          <w:lang w:eastAsia="de-DE"/>
-        </w:rPr>
-      </w:pPr>
-      <w:r>
-        <w:rPr>
-          <w:rFonts w:ascii="Segoe UI" w:eastAsia="Times New Roman" w:hAnsi="Segoe UI" w:cs="Segoe UI"/>
-          <w:b/>
-          <w:bCs/>
-          <w:color w:val="172B4D"/>
-          <w:spacing w:val="-1"/>
-          <w:sz w:val="24"/>
-          <w:szCs w:val="24"/>
-          <w:lang w:eastAsia="de-DE"/>
-        </w:rPr>
-        <w:t>Definition</w:t>
-      </w:r>
-    </w:p>
-    <w:p>
-      <w:pPr>
-        <w:shd w:val="clear" w:color="auto" w:fill="FFFFFF"/>
-        <w:spacing w:before="150" w:after="0" w:line="240" w:lineRule="auto"/>
-        <w:jc w:val="both"/>
-        <w:rPr>
-          <w:rFonts w:ascii="Segoe UI" w:eastAsia="Times New Roman" w:hAnsi="Segoe UI" w:cs="Segoe UI"/>
-          <w:color w:val="172B4D"/>
-          <w:sz w:val="21"/>
-          <w:szCs w:val="21"/>
-          <w:lang w:eastAsia="de-DE"/>
-        </w:rPr>
-      </w:pPr>
-      <w:r>
-        <w:rPr>
-          <w:rFonts w:ascii="Segoe UI" w:eastAsia="Times New Roman" w:hAnsi="Segoe UI" w:cs="Segoe UI"/>
-          <w:color w:val="172B4D"/>
-          <w:sz w:val="21"/>
-          <w:szCs w:val="21"/>
-          <w:lang w:eastAsia="de-DE"/>
-        </w:rPr>
-        <w:t xml:space="preserve">Das System "Dokumenten-Client" im Sinne des </w:t>
-      </w:r>
-      <w:proofErr w:type="spellStart"/>
-      <w:r>
-        <w:rPr>
-          <w:rFonts w:ascii="Segoe UI" w:eastAsia="Times New Roman" w:hAnsi="Segoe UI" w:cs="Segoe UI"/>
-          <w:color w:val="172B4D"/>
-          <w:sz w:val="21"/>
-          <w:szCs w:val="21"/>
-          <w:lang w:eastAsia="de-DE"/>
-        </w:rPr>
-        <w:t>ISiK</w:t>
-      </w:r>
-      <w:proofErr w:type="spellEnd"/>
-      <w:r>
-        <w:rPr>
-          <w:rFonts w:ascii="Segoe UI" w:eastAsia="Times New Roman" w:hAnsi="Segoe UI" w:cs="Segoe UI"/>
-          <w:color w:val="172B4D"/>
-          <w:sz w:val="21"/>
-          <w:szCs w:val="21"/>
-          <w:lang w:eastAsia="de-DE"/>
-        </w:rPr>
-        <w:t>-Moduls "Dokumentenaustausch" ist ein System, das Dokumente von einem Dokumenten-Server abfragt, um sie z.B. einem Anwender anzuzeigen. Dabei können sie die für die Server verpflichtend festgelegten Suchkriterien beliebig kombinieren. Dokumenten-Clients sind nicht verpflichtet, alle von den Servern geforderten Suchkriterien zu unterstützen. Weiterhin können Dokumenten-Clients neu erstellte, geänderte oder erweiterte Dokumente an einen Dokumenten-Server übermitteln. Dabei müssen sie jedoch mindestens die in diesem Modul verpflichtend festgelegten Metadaten zu den Dokumenten bereitstellen. Sowohl die Implementierung der Interaktion "Dokumentenabfrage" als auch "Dokumentenbereitstellung" sind für Dokumenten-Clients optional.</w:t>
-      </w:r>
-    </w:p>
-    <w:p>
-      <w:pPr>
-        <w:shd w:val="clear" w:color="auto" w:fill="FFFFFF"/>
-        <w:spacing w:before="150" w:after="0" w:line="240" w:lineRule="auto"/>
-        <w:jc w:val="both"/>
-        <w:rPr>
-          <w:rFonts w:ascii="Segoe UI" w:eastAsia="Times New Roman" w:hAnsi="Segoe UI" w:cs="Segoe UI"/>
-          <w:color w:val="172B4D"/>
-          <w:sz w:val="21"/>
-          <w:szCs w:val="21"/>
-          <w:lang w:eastAsia="de-DE"/>
-        </w:rPr>
-      </w:pPr>
-      <w:r>
-        <w:rPr>
-          <w:rFonts w:ascii="Segoe UI" w:eastAsia="Times New Roman" w:hAnsi="Segoe UI" w:cs="Segoe UI"/>
-          <w:color w:val="172B4D"/>
-          <w:sz w:val="21"/>
-          <w:szCs w:val="21"/>
-          <w:lang w:eastAsia="de-DE"/>
-        </w:rPr>
-        <w:t xml:space="preserve">Nicht-normative Erläuterung in Bezug auf IHE Festlegungen (genaueres in den </w:t>
-      </w:r>
-      <w:proofErr w:type="spellStart"/>
-      <w:r>
-        <w:rPr>
-          <w:rFonts w:ascii="Segoe UI" w:eastAsia="Times New Roman" w:hAnsi="Segoe UI" w:cs="Segoe UI"/>
-          <w:color w:val="172B4D"/>
-          <w:sz w:val="21"/>
-          <w:szCs w:val="21"/>
-          <w:lang w:eastAsia="de-DE"/>
-        </w:rPr>
-        <w:t>ISiK</w:t>
-      </w:r>
-      <w:proofErr w:type="spellEnd"/>
-      <w:r>
-        <w:rPr>
-          <w:rFonts w:ascii="Segoe UI" w:eastAsia="Times New Roman" w:hAnsi="Segoe UI" w:cs="Segoe UI"/>
-          <w:color w:val="172B4D"/>
-          <w:sz w:val="21"/>
-          <w:szCs w:val="21"/>
-          <w:lang w:eastAsia="de-DE"/>
-        </w:rPr>
-        <w:t xml:space="preserve"> Implementation Guides): Der Dokumenten-Client agiert im IHE-MHD-Kontext als System</w:t>
-      </w:r>
-      <w:r>
-        <w:rPr>
-          <w:rFonts w:ascii="Segoe UI" w:eastAsia="Times New Roman" w:hAnsi="Segoe UI" w:cs="Segoe UI"/>
-          <w:color w:val="172B4D"/>
-          <w:sz w:val="21"/>
-          <w:szCs w:val="21"/>
-          <w:lang w:eastAsia="de-DE"/>
-        </w:rPr>
-        <w:t xml:space="preserve"> </w:t>
-      </w:r>
-      <w:hyperlink r:id="rId8" w:anchor="133111-document-source" w:history="1">
-        <w:proofErr w:type="spellStart"/>
-        <w:r>
-          <w:rPr>
-            <w:rFonts w:ascii="Segoe UI" w:eastAsia="Times New Roman" w:hAnsi="Segoe UI" w:cs="Segoe UI"/>
-            <w:color w:val="0052CC"/>
-            <w:sz w:val="21"/>
-            <w:szCs w:val="21"/>
-            <w:u w:val="single"/>
-            <w:lang w:eastAsia="de-DE"/>
-          </w:rPr>
-          <w:t>Document</w:t>
-        </w:r>
-        <w:proofErr w:type="spellEnd"/>
-        <w:r>
-          <w:rPr>
-            <w:rFonts w:ascii="Segoe UI" w:eastAsia="Times New Roman" w:hAnsi="Segoe UI" w:cs="Segoe UI"/>
-            <w:color w:val="0052CC"/>
-            <w:sz w:val="21"/>
-            <w:szCs w:val="21"/>
-            <w:u w:val="single"/>
-            <w:lang w:eastAsia="de-DE"/>
-          </w:rPr>
-          <w:t xml:space="preserve"> Source</w:t>
-        </w:r>
-      </w:hyperlink>
-      <w:r>
-        <w:rPr>
-          <w:rFonts w:ascii="Segoe UI" w:eastAsia="Times New Roman" w:hAnsi="Segoe UI" w:cs="Segoe UI"/>
-          <w:color w:val="172B4D"/>
-          <w:sz w:val="21"/>
-          <w:szCs w:val="21"/>
-          <w:lang w:eastAsia="de-DE"/>
-        </w:rPr>
-        <w:t xml:space="preserve"> </w:t>
-      </w:r>
-      <w:r>
-        <w:rPr>
-          <w:rFonts w:ascii="Segoe UI" w:eastAsia="Times New Roman" w:hAnsi="Segoe UI" w:cs="Segoe UI"/>
-          <w:color w:val="172B4D"/>
-          <w:sz w:val="21"/>
-          <w:szCs w:val="21"/>
-          <w:lang w:eastAsia="de-DE"/>
-        </w:rPr>
-        <w:t>und</w:t>
-      </w:r>
-      <w:r>
-        <w:rPr>
-          <w:rFonts w:ascii="Segoe UI" w:eastAsia="Times New Roman" w:hAnsi="Segoe UI" w:cs="Segoe UI"/>
-          <w:color w:val="172B4D"/>
-          <w:sz w:val="21"/>
-          <w:szCs w:val="21"/>
-          <w:lang w:eastAsia="de-DE"/>
-        </w:rPr>
-        <w:t xml:space="preserve"> </w:t>
-      </w:r>
-      <w:hyperlink r:id="rId9" w:anchor="133112-document-consumer" w:history="1">
-        <w:proofErr w:type="spellStart"/>
-        <w:r>
-          <w:rPr>
-            <w:rFonts w:ascii="Segoe UI" w:eastAsia="Times New Roman" w:hAnsi="Segoe UI" w:cs="Segoe UI"/>
-            <w:color w:val="0052CC"/>
-            <w:sz w:val="21"/>
-            <w:szCs w:val="21"/>
-            <w:u w:val="single"/>
-            <w:lang w:eastAsia="de-DE"/>
-          </w:rPr>
-          <w:t>Document</w:t>
-        </w:r>
-        <w:proofErr w:type="spellEnd"/>
-        <w:r>
-          <w:rPr>
-            <w:rFonts w:ascii="Segoe UI" w:eastAsia="Times New Roman" w:hAnsi="Segoe UI" w:cs="Segoe UI"/>
-            <w:color w:val="0052CC"/>
-            <w:sz w:val="21"/>
-            <w:szCs w:val="21"/>
-            <w:u w:val="single"/>
-            <w:lang w:eastAsia="de-DE"/>
-          </w:rPr>
-          <w:t xml:space="preserve"> Consumer</w:t>
+          <w:t>Document Consumer</w:t>
         </w:r>
       </w:hyperlink>
       <w:r>
@@ -3161,27 +2486,15 @@
           <w:lang w:eastAsia="de-DE"/>
         </w:rPr>
       </w:pPr>
-      <w:proofErr w:type="spellStart"/>
-      <w:r>
-        <w:rPr>
-          <w:rFonts w:ascii="Segoe UI" w:eastAsia="Times New Roman" w:hAnsi="Segoe UI" w:cs="Segoe UI"/>
-          <w:color w:val="172B4D"/>
-          <w:sz w:val="21"/>
-          <w:szCs w:val="21"/>
-          <w:lang w:eastAsia="de-DE"/>
-        </w:rPr>
-        <w:t>Simplified</w:t>
-      </w:r>
-      <w:proofErr w:type="spellEnd"/>
-      <w:r>
-        <w:rPr>
-          <w:rFonts w:ascii="Segoe UI" w:eastAsia="Times New Roman" w:hAnsi="Segoe UI" w:cs="Segoe UI"/>
-          <w:color w:val="172B4D"/>
-          <w:sz w:val="21"/>
-          <w:szCs w:val="21"/>
-          <w:lang w:eastAsia="de-DE"/>
-        </w:rPr>
-        <w:t xml:space="preserve"> Publish [ITI-105] (optional)</w:t>
+      <w:r>
+        <w:rPr>
+          <w:rFonts w:ascii="Segoe UI" w:eastAsia="Times New Roman" w:hAnsi="Segoe UI" w:cs="Segoe UI"/>
+          <w:color w:val="172B4D"/>
+          <w:sz w:val="21"/>
+          <w:szCs w:val="21"/>
+          <w:lang w:eastAsia="de-DE"/>
+        </w:rPr>
+        <w:t>Simplified Publish [ITI-105] (optional)</w:t>
       </w:r>
     </w:p>
     <w:p>
@@ -3208,29 +2521,7 @@
           <w:szCs w:val="21"/>
           <w:lang w:eastAsia="de-DE"/>
         </w:rPr>
-        <w:t xml:space="preserve">Generate </w:t>
-      </w:r>
-      <w:proofErr w:type="spellStart"/>
-      <w:r>
-        <w:rPr>
-          <w:rFonts w:ascii="Segoe UI" w:eastAsia="Times New Roman" w:hAnsi="Segoe UI" w:cs="Segoe UI"/>
-          <w:color w:val="172B4D"/>
-          <w:sz w:val="21"/>
-          <w:szCs w:val="21"/>
-          <w:lang w:eastAsia="de-DE"/>
-        </w:rPr>
-        <w:t>Metadata</w:t>
-      </w:r>
-      <w:proofErr w:type="spellEnd"/>
-      <w:r>
-        <w:rPr>
-          <w:rFonts w:ascii="Segoe UI" w:eastAsia="Times New Roman" w:hAnsi="Segoe UI" w:cs="Segoe UI"/>
-          <w:color w:val="172B4D"/>
-          <w:sz w:val="21"/>
-          <w:szCs w:val="21"/>
-          <w:lang w:eastAsia="de-DE"/>
-        </w:rPr>
-        <w:t xml:space="preserve"> [ITI-106] (optional)</w:t>
+        <w:t>Generate Metadata [ITI-106] (optional)</w:t>
       </w:r>
     </w:p>
     <w:p>
@@ -3276,49 +2567,15 @@
           <w:lang w:eastAsia="de-DE"/>
         </w:rPr>
       </w:pPr>
-      <w:proofErr w:type="spellStart"/>
-      <w:r>
-        <w:rPr>
-          <w:rFonts w:ascii="Segoe UI" w:eastAsia="Times New Roman" w:hAnsi="Segoe UI" w:cs="Segoe UI"/>
-          <w:color w:val="172B4D"/>
-          <w:sz w:val="21"/>
-          <w:szCs w:val="21"/>
-          <w:lang w:eastAsia="de-DE"/>
-        </w:rPr>
-        <w:t>Retrieve</w:t>
-      </w:r>
-      <w:proofErr w:type="spellEnd"/>
-      <w:r>
-        <w:rPr>
-          <w:rFonts w:ascii="Segoe UI" w:eastAsia="Times New Roman" w:hAnsi="Segoe UI" w:cs="Segoe UI"/>
-          <w:color w:val="172B4D"/>
-          <w:sz w:val="21"/>
-          <w:szCs w:val="21"/>
-          <w:lang w:eastAsia="de-DE"/>
-        </w:rPr>
-        <w:t xml:space="preserve"> </w:t>
-      </w:r>
-      <w:proofErr w:type="spellStart"/>
-      <w:r>
-        <w:rPr>
-          <w:rFonts w:ascii="Segoe UI" w:eastAsia="Times New Roman" w:hAnsi="Segoe UI" w:cs="Segoe UI"/>
-          <w:color w:val="172B4D"/>
-          <w:sz w:val="21"/>
-          <w:szCs w:val="21"/>
-          <w:lang w:eastAsia="de-DE"/>
-        </w:rPr>
-        <w:t>Document</w:t>
-      </w:r>
-      <w:proofErr w:type="spellEnd"/>
-      <w:r>
-        <w:rPr>
-          <w:rFonts w:ascii="Segoe UI" w:eastAsia="Times New Roman" w:hAnsi="Segoe UI" w:cs="Segoe UI"/>
-          <w:color w:val="172B4D"/>
-          <w:sz w:val="21"/>
-          <w:szCs w:val="21"/>
-          <w:lang w:eastAsia="de-DE"/>
-        </w:rPr>
-        <w:t xml:space="preserve"> [ITI-68] (optional)</w:t>
+      <w:r>
+        <w:rPr>
+          <w:rFonts w:ascii="Segoe UI" w:eastAsia="Times New Roman" w:hAnsi="Segoe UI" w:cs="Segoe UI"/>
+          <w:color w:val="172B4D"/>
+          <w:sz w:val="21"/>
+          <w:szCs w:val="21"/>
+          <w:lang w:eastAsia="de-DE"/>
+        </w:rPr>
+        <w:t>Retrieve Document [ITI-68] (optional)</w:t>
       </w:r>
     </w:p>
     <w:p>
@@ -3484,7 +2741,6 @@
           <w:lang w:eastAsia="de-DE"/>
         </w:rPr>
       </w:pPr>
-      <w:proofErr w:type="spellStart"/>
       <w:r>
         <w:rPr>
           <w:rFonts w:ascii="Segoe UI" w:eastAsia="Times New Roman" w:hAnsi="Segoe UI" w:cs="Segoe UI"/>
@@ -3494,40 +2750,7 @@
           <w:lang w:eastAsia="de-DE"/>
         </w:rPr>
         <w:lastRenderedPageBreak/>
-        <w:t>Telekonsil</w:t>
-      </w:r>
-      <w:proofErr w:type="spellEnd"/>
-      <w:r>
-        <w:rPr>
-          <w:rFonts w:ascii="Segoe UI" w:eastAsia="Times New Roman" w:hAnsi="Segoe UI" w:cs="Segoe UI"/>
-          <w:color w:val="172B4D"/>
-          <w:sz w:val="21"/>
-          <w:szCs w:val="21"/>
-          <w:lang w:eastAsia="de-DE"/>
-        </w:rPr>
-        <w:t xml:space="preserve">-System gemäß § 31a BMV-Ä die Dokumente von Dokumenten-Servern abfragen und zur Verwendung in </w:t>
-      </w:r>
-      <w:proofErr w:type="spellStart"/>
-      <w:r>
-        <w:rPr>
-          <w:rFonts w:ascii="Segoe UI" w:eastAsia="Times New Roman" w:hAnsi="Segoe UI" w:cs="Segoe UI"/>
-          <w:color w:val="172B4D"/>
-          <w:sz w:val="21"/>
-          <w:szCs w:val="21"/>
-          <w:lang w:eastAsia="de-DE"/>
-        </w:rPr>
-        <w:t>Telekonsilen</w:t>
-      </w:r>
-      <w:proofErr w:type="spellEnd"/>
-      <w:r>
-        <w:rPr>
-          <w:rFonts w:ascii="Segoe UI" w:eastAsia="Times New Roman" w:hAnsi="Segoe UI" w:cs="Segoe UI"/>
-          <w:color w:val="172B4D"/>
-          <w:sz w:val="21"/>
-          <w:szCs w:val="21"/>
-          <w:lang w:eastAsia="de-DE"/>
-        </w:rPr>
-        <w:t xml:space="preserve"> bereitstellen</w:t>
+        <w:t>Telekonsil-System gemäß § 31a BMV-Ä die Dokumente von Dokumenten-Servern abfragen und zur Verwendung in Telekonsilen bereitstellen</w:t>
       </w:r>
     </w:p>
     <w:p>
@@ -3819,7 +3042,7 @@
               </w:rPr>
               <w:t>Dokumenten Server Akteur </w:t>
             </w:r>
-            <w:hyperlink r:id="rId10" w:history="1">
+            <w:hyperlink r:id="rId12" w:history="1">
               <w:r>
                 <w:rPr>
                   <w:rFonts w:ascii="Times New Roman" w:eastAsia="Times New Roman" w:hAnsi="Times New Roman" w:cs="Times New Roman"/>
@@ -4099,51 +3322,7 @@
           <w:szCs w:val="21"/>
           <w:lang w:eastAsia="de-DE"/>
         </w:rPr>
-        <w:t xml:space="preserve">Das bestätigungsrelevante System "Vitalparameter-Server" im Sinne des </w:t>
-      </w:r>
-      <w:proofErr w:type="spellStart"/>
-      <w:r>
-        <w:rPr>
-          <w:rFonts w:ascii="Segoe UI" w:eastAsia="Times New Roman" w:hAnsi="Segoe UI" w:cs="Segoe UI"/>
-          <w:color w:val="172B4D"/>
-          <w:sz w:val="21"/>
-          <w:szCs w:val="21"/>
-          <w:lang w:eastAsia="de-DE"/>
-        </w:rPr>
-        <w:t>ISiK</w:t>
-      </w:r>
-      <w:proofErr w:type="spellEnd"/>
-      <w:r>
-        <w:rPr>
-          <w:rFonts w:ascii="Segoe UI" w:eastAsia="Times New Roman" w:hAnsi="Segoe UI" w:cs="Segoe UI"/>
-          <w:color w:val="172B4D"/>
-          <w:sz w:val="21"/>
-          <w:szCs w:val="21"/>
-          <w:lang w:eastAsia="de-DE"/>
-        </w:rPr>
-        <w:t xml:space="preserve">-Moduls "Vitalparameter und Körpermaße" ist ein System, das versorgungsrelevante Daten zu Vitalparametern (wie Herzfrequenz, Blutdruck etc.) sowie Körpermaßen (Größenangaben und Gewicht) für andere Applikationen (System: Vitalparameter-Client) über eine FHIR R4 REST API nach </w:t>
-      </w:r>
-      <w:proofErr w:type="spellStart"/>
-      <w:r>
-        <w:rPr>
-          <w:rFonts w:ascii="Segoe UI" w:eastAsia="Times New Roman" w:hAnsi="Segoe UI" w:cs="Segoe UI"/>
-          <w:color w:val="172B4D"/>
-          <w:sz w:val="21"/>
-          <w:szCs w:val="21"/>
-          <w:lang w:eastAsia="de-DE"/>
-        </w:rPr>
-        <w:t>ISiK</w:t>
-      </w:r>
-      <w:proofErr w:type="spellEnd"/>
-      <w:r>
-        <w:rPr>
-          <w:rFonts w:ascii="Segoe UI" w:eastAsia="Times New Roman" w:hAnsi="Segoe UI" w:cs="Segoe UI"/>
-          <w:color w:val="172B4D"/>
-          <w:sz w:val="21"/>
-          <w:szCs w:val="21"/>
-          <w:lang w:eastAsia="de-DE"/>
-        </w:rPr>
-        <w:t xml:space="preserve"> zur Abfrage und Weiternutzung zur Verfügung stellt und persistiert.</w:t>
+        <w:t>Das bestätigungsrelevante System "Vitalparameter-Server" im Sinne des ISiK-Moduls "Vitalparameter und Körpermaße" ist ein System, das versorgungsrelevante Daten zu Vitalparametern (wie Herzfrequenz, Blutdruck etc.) sowie Körpermaßen (Größenangaben und Gewicht) für andere Applikationen (System: Vitalparameter-Client) über eine FHIR R4 REST API nach ISiK zur Abfrage und Weiternutzung zur Verfügung stellt und persistiert.</w:t>
       </w:r>
       <w:r>
         <w:rPr>
@@ -4177,95 +3356,7 @@
           <w:szCs w:val="21"/>
           <w:lang w:eastAsia="de-DE"/>
         </w:rPr>
-        <w:t xml:space="preserve">Nicht-normative Erläuterung in Bezug auf </w:t>
-      </w:r>
-      <w:proofErr w:type="gramStart"/>
-      <w:r>
-        <w:rPr>
-          <w:rFonts w:ascii="Segoe UI" w:eastAsia="Times New Roman" w:hAnsi="Segoe UI" w:cs="Segoe UI"/>
-          <w:color w:val="172B4D"/>
-          <w:sz w:val="21"/>
-          <w:szCs w:val="21"/>
-          <w:lang w:eastAsia="de-DE"/>
-        </w:rPr>
-        <w:t>IHE Festlegungen</w:t>
-      </w:r>
-      <w:proofErr w:type="gramEnd"/>
-      <w:r>
-        <w:rPr>
-          <w:rFonts w:ascii="Segoe UI" w:eastAsia="Times New Roman" w:hAnsi="Segoe UI" w:cs="Segoe UI"/>
-          <w:color w:val="172B4D"/>
-          <w:sz w:val="21"/>
-          <w:szCs w:val="21"/>
-          <w:lang w:eastAsia="de-DE"/>
-        </w:rPr>
-        <w:t xml:space="preserve"> (genaueres in den </w:t>
-      </w:r>
-      <w:proofErr w:type="spellStart"/>
-      <w:r>
-        <w:rPr>
-          <w:rFonts w:ascii="Segoe UI" w:eastAsia="Times New Roman" w:hAnsi="Segoe UI" w:cs="Segoe UI"/>
-          <w:color w:val="172B4D"/>
-          <w:sz w:val="21"/>
-          <w:szCs w:val="21"/>
-          <w:lang w:eastAsia="de-DE"/>
-        </w:rPr>
-        <w:t>ISiK</w:t>
-      </w:r>
-      <w:proofErr w:type="spellEnd"/>
-      <w:r>
-        <w:rPr>
-          <w:rFonts w:ascii="Segoe UI" w:eastAsia="Times New Roman" w:hAnsi="Segoe UI" w:cs="Segoe UI"/>
-          <w:color w:val="172B4D"/>
-          <w:sz w:val="21"/>
-          <w:szCs w:val="21"/>
-          <w:lang w:eastAsia="de-DE"/>
-        </w:rPr>
-        <w:t xml:space="preserve"> Implementation Guides): Analog zum </w:t>
-      </w:r>
-      <w:proofErr w:type="spellStart"/>
-      <w:r>
-        <w:rPr>
-          <w:rFonts w:ascii="Segoe UI" w:eastAsia="Times New Roman" w:hAnsi="Segoe UI" w:cs="Segoe UI"/>
-          <w:color w:val="172B4D"/>
-          <w:sz w:val="21"/>
-          <w:szCs w:val="21"/>
-          <w:lang w:eastAsia="de-DE"/>
-        </w:rPr>
-        <w:t>ISiK</w:t>
-      </w:r>
-      <w:proofErr w:type="spellEnd"/>
-      <w:r>
-        <w:rPr>
-          <w:rFonts w:ascii="Segoe UI" w:eastAsia="Times New Roman" w:hAnsi="Segoe UI" w:cs="Segoe UI"/>
-          <w:color w:val="172B4D"/>
-          <w:sz w:val="21"/>
-          <w:szCs w:val="21"/>
-          <w:lang w:eastAsia="de-DE"/>
-        </w:rPr>
-        <w:t xml:space="preserve"> Basismodul ist ein Vitalparameter-Server im Modul Vitalparameter weitgehend analog zu IHE </w:t>
-      </w:r>
-      <w:proofErr w:type="spellStart"/>
-      <w:r>
-        <w:rPr>
-          <w:rFonts w:ascii="Segoe UI" w:eastAsia="Times New Roman" w:hAnsi="Segoe UI" w:cs="Segoe UI"/>
-          <w:color w:val="172B4D"/>
-          <w:sz w:val="21"/>
-          <w:szCs w:val="21"/>
-          <w:lang w:eastAsia="de-DE"/>
-        </w:rPr>
-        <w:t>QEDm</w:t>
-      </w:r>
-      <w:proofErr w:type="spellEnd"/>
-      <w:r>
-        <w:rPr>
-          <w:rFonts w:ascii="Segoe UI" w:eastAsia="Times New Roman" w:hAnsi="Segoe UI" w:cs="Segoe UI"/>
-          <w:color w:val="172B4D"/>
-          <w:sz w:val="21"/>
-          <w:szCs w:val="21"/>
-          <w:lang w:eastAsia="de-DE"/>
-        </w:rPr>
-        <w:t xml:space="preserve"> '</w:t>
+        <w:t>Nicht-normative Erläuterung in Bezug auf IHE Festlegungen (genaueres in den ISiK Implementation Guides): Analog zum ISiK Basismodul ist ein Vitalparameter-Server im Modul Vitalparameter weitgehend analog zu IHE QEDm '</w:t>
       </w:r>
       <w:r>
         <w:rPr>
@@ -4364,29 +3455,7 @@
           <w:szCs w:val="21"/>
           <w:lang w:eastAsia="de-DE"/>
         </w:rPr>
-        <w:t xml:space="preserve">Systeme, die als Vitalparameter-Server </w:t>
-      </w:r>
-      <w:proofErr w:type="gramStart"/>
-      <w:r>
-        <w:rPr>
-          <w:rFonts w:ascii="Segoe UI" w:eastAsia="Times New Roman" w:hAnsi="Segoe UI" w:cs="Segoe UI"/>
-          <w:color w:val="172B4D"/>
-          <w:sz w:val="21"/>
-          <w:szCs w:val="21"/>
-          <w:lang w:eastAsia="de-DE"/>
-        </w:rPr>
-        <w:t>agieren</w:t>
-      </w:r>
-      <w:proofErr w:type="gramEnd"/>
-      <w:r>
-        <w:rPr>
-          <w:rFonts w:ascii="Segoe UI" w:eastAsia="Times New Roman" w:hAnsi="Segoe UI" w:cs="Segoe UI"/>
-          <w:color w:val="172B4D"/>
-          <w:sz w:val="21"/>
-          <w:szCs w:val="21"/>
-          <w:lang w:eastAsia="de-DE"/>
-        </w:rPr>
-        <w:t xml:space="preserve"> sind u.a.:</w:t>
+        <w:t>Systeme, die als Vitalparameter-Server agieren sind u.a.:</w:t>
       </w:r>
     </w:p>
     <w:p>
@@ -4650,20 +3719,8 @@
           <w:szCs w:val="21"/>
           <w:lang w:eastAsia="de-DE"/>
         </w:rPr>
-        <w:t xml:space="preserve">Vitalparameter und Körpermaße fragen Vitalparameter-Clients versorgungsrelevante Daten von einem Vitalparameter-Server ab (entspricht weitgehend einem IHE </w:t>
-      </w:r>
-      <w:proofErr w:type="spellStart"/>
-      <w:r>
-        <w:rPr>
-          <w:rFonts w:ascii="Segoe UI" w:eastAsia="Times New Roman" w:hAnsi="Segoe UI" w:cs="Segoe UI"/>
-          <w:color w:val="172B4D"/>
-          <w:sz w:val="21"/>
-          <w:szCs w:val="21"/>
-          <w:lang w:eastAsia="de-DE"/>
-        </w:rPr>
-        <w:t>QEDm</w:t>
-      </w:r>
-      <w:proofErr w:type="spellEnd"/>
+        <w:t>Vitalparameter und Körpermaße fragen Vitalparameter-Clients versorgungsrelevante Daten von einem Vitalparameter-Server ab (entspricht weitgehend einem IHE QEDm</w:t>
+      </w:r>
       <w:r>
         <w:rPr>
           <w:rFonts w:ascii="Segoe UI" w:eastAsia="Times New Roman" w:hAnsi="Segoe UI" w:cs="Segoe UI"/>
@@ -5231,7 +4288,7 @@
               </w:rPr>
               <w:t>Vital Sign Standard Source Akteur </w:t>
             </w:r>
-            <w:hyperlink r:id="rId11" w:history="1">
+            <w:hyperlink r:id="rId13" w:history="1">
               <w:r>
                 <w:rPr>
                   <w:rFonts w:ascii="Times New Roman" w:eastAsia="Times New Roman" w:hAnsi="Times New Roman" w:cs="Times New Roman"/>
@@ -5511,29 +4568,7 @@
           <w:szCs w:val="21"/>
           <w:lang w:eastAsia="de-DE"/>
         </w:rPr>
-        <w:t xml:space="preserve">Das bestätigungsrelevante System "ICU Source Minimal " im Sinne des </w:t>
-      </w:r>
-      <w:proofErr w:type="spellStart"/>
-      <w:r>
-        <w:rPr>
-          <w:rFonts w:ascii="Segoe UI" w:eastAsia="Times New Roman" w:hAnsi="Segoe UI" w:cs="Segoe UI"/>
-          <w:color w:val="172B4D"/>
-          <w:sz w:val="21"/>
-          <w:szCs w:val="21"/>
-          <w:lang w:eastAsia="de-DE"/>
-        </w:rPr>
-        <w:t>ISiK</w:t>
-      </w:r>
-      <w:proofErr w:type="spellEnd"/>
-      <w:r>
-        <w:rPr>
-          <w:rFonts w:ascii="Segoe UI" w:eastAsia="Times New Roman" w:hAnsi="Segoe UI" w:cs="Segoe UI"/>
-          <w:color w:val="172B4D"/>
-          <w:sz w:val="21"/>
-          <w:szCs w:val="21"/>
-          <w:lang w:eastAsia="de-DE"/>
-        </w:rPr>
-        <w:t>-Moduls "ICU Normalstation Workflow" ist ein System, das für die Intensivversorgung relevante Vitalparameter-</w:t>
+        <w:t>Das bestätigungsrelevante System "ICU Source Minimal " im Sinne des ISiK-Moduls "ICU Normalstation Workflow" ist ein System, das für die Intensivversorgung relevante Vitalparameter-</w:t>
       </w:r>
       <w:r>
         <w:rPr>
@@ -5544,29 +4579,7 @@
           <w:lang w:eastAsia="de-DE"/>
         </w:rPr>
         <w:lastRenderedPageBreak/>
-        <w:t xml:space="preserve">Daten für andere Applikationen über eine FHIR R4 REST API nach </w:t>
-      </w:r>
-      <w:proofErr w:type="spellStart"/>
-      <w:r>
-        <w:rPr>
-          <w:rFonts w:ascii="Segoe UI" w:eastAsia="Times New Roman" w:hAnsi="Segoe UI" w:cs="Segoe UI"/>
-          <w:color w:val="172B4D"/>
-          <w:sz w:val="21"/>
-          <w:szCs w:val="21"/>
-          <w:lang w:eastAsia="de-DE"/>
-        </w:rPr>
-        <w:t>ISiK</w:t>
-      </w:r>
-      <w:proofErr w:type="spellEnd"/>
-      <w:r>
-        <w:rPr>
-          <w:rFonts w:ascii="Segoe UI" w:eastAsia="Times New Roman" w:hAnsi="Segoe UI" w:cs="Segoe UI"/>
-          <w:color w:val="172B4D"/>
-          <w:sz w:val="21"/>
-          <w:szCs w:val="21"/>
-          <w:lang w:eastAsia="de-DE"/>
-        </w:rPr>
-        <w:t xml:space="preserve"> zur Abfrage und Weiternutzung zur Verfügung stellt und persistiert.</w:t>
+        <w:t>Daten für andere Applikationen über eine FHIR R4 REST API nach ISiK zur Abfrage und Weiternutzung zur Verfügung stellt und persistiert.</w:t>
       </w:r>
     </w:p>
     <w:p>
@@ -5857,51 +4870,7 @@
           <w:szCs w:val="21"/>
           <w:lang w:eastAsia="de-DE"/>
         </w:rPr>
-        <w:t xml:space="preserve">Als bestätigungsrelevantes System "ICU Source Extended" im Sinne des </w:t>
-      </w:r>
-      <w:proofErr w:type="spellStart"/>
-      <w:r>
-        <w:rPr>
-          <w:rFonts w:ascii="Segoe UI" w:eastAsia="Times New Roman" w:hAnsi="Segoe UI" w:cs="Segoe UI"/>
-          <w:color w:val="172B4D"/>
-          <w:sz w:val="21"/>
-          <w:szCs w:val="21"/>
-          <w:lang w:eastAsia="de-DE"/>
-        </w:rPr>
-        <w:t>ISiK</w:t>
-      </w:r>
-      <w:proofErr w:type="spellEnd"/>
-      <w:r>
-        <w:rPr>
-          <w:rFonts w:ascii="Segoe UI" w:eastAsia="Times New Roman" w:hAnsi="Segoe UI" w:cs="Segoe UI"/>
-          <w:color w:val="172B4D"/>
-          <w:sz w:val="21"/>
-          <w:szCs w:val="21"/>
-          <w:lang w:eastAsia="de-DE"/>
-        </w:rPr>
-        <w:t xml:space="preserve">-Moduls "ICU Normalstation Workflow" gilt ein System, das für die Intensivversorgung relevante Vitalparameter-Daten für andere Applikationen über eine FHIR R4 REST API nach </w:t>
-      </w:r>
-      <w:proofErr w:type="spellStart"/>
-      <w:r>
-        <w:rPr>
-          <w:rFonts w:ascii="Segoe UI" w:eastAsia="Times New Roman" w:hAnsi="Segoe UI" w:cs="Segoe UI"/>
-          <w:color w:val="172B4D"/>
-          <w:sz w:val="21"/>
-          <w:szCs w:val="21"/>
-          <w:lang w:eastAsia="de-DE"/>
-        </w:rPr>
-        <w:t>ISiK</w:t>
-      </w:r>
-      <w:proofErr w:type="spellEnd"/>
-      <w:r>
-        <w:rPr>
-          <w:rFonts w:ascii="Segoe UI" w:eastAsia="Times New Roman" w:hAnsi="Segoe UI" w:cs="Segoe UI"/>
-          <w:color w:val="172B4D"/>
-          <w:sz w:val="21"/>
-          <w:szCs w:val="21"/>
-          <w:lang w:eastAsia="de-DE"/>
-        </w:rPr>
-        <w:t xml:space="preserve"> zur Abfrage und Weiternutzung zur Verfügung stellt und persistiert.</w:t>
+        <w:t>Als bestätigungsrelevantes System "ICU Source Extended" im Sinne des ISiK-Moduls "ICU Normalstation Workflow" gilt ein System, das für die Intensivversorgung relevante Vitalparameter-Daten für andere Applikationen über eine FHIR R4 REST API nach ISiK zur Abfrage und Weiternutzung zur Verfügung stellt und persistiert.</w:t>
       </w:r>
     </w:p>
     <w:p>
@@ -5925,29 +4894,7 @@
           <w:szCs w:val="21"/>
           <w:lang w:eastAsia="de-DE"/>
         </w:rPr>
-        <w:t xml:space="preserve">Primärer Anwendungskontext für das System ICU Source Extended sind Intensivstationen. Das System stellt die Daten aus der Intensivstation dann über eine FHIR R4 REST API nach </w:t>
-      </w:r>
-      <w:proofErr w:type="spellStart"/>
-      <w:r>
-        <w:rPr>
-          <w:rFonts w:ascii="Segoe UI" w:eastAsia="Times New Roman" w:hAnsi="Segoe UI" w:cs="Segoe UI"/>
-          <w:color w:val="172B4D"/>
-          <w:sz w:val="21"/>
-          <w:szCs w:val="21"/>
-          <w:lang w:eastAsia="de-DE"/>
-        </w:rPr>
-        <w:t>ISiK</w:t>
-      </w:r>
-      <w:proofErr w:type="spellEnd"/>
-      <w:r>
-        <w:rPr>
-          <w:rFonts w:ascii="Segoe UI" w:eastAsia="Times New Roman" w:hAnsi="Segoe UI" w:cs="Segoe UI"/>
-          <w:color w:val="172B4D"/>
-          <w:sz w:val="21"/>
-          <w:szCs w:val="21"/>
-          <w:lang w:eastAsia="de-DE"/>
-        </w:rPr>
-        <w:t xml:space="preserve"> zur Abfrage und Weiternutzung auf Normalstation zur Verfügung.</w:t>
+        <w:t>Primärer Anwendungskontext für das System ICU Source Extended sind Intensivstationen. Das System stellt die Daten aus der Intensivstation dann über eine FHIR R4 REST API nach ISiK zur Abfrage und Weiternutzung auf Normalstation zur Verfügung.</w:t>
       </w:r>
     </w:p>
     <w:p>
@@ -5971,29 +4918,7 @@
           <w:szCs w:val="21"/>
           <w:lang w:eastAsia="de-DE"/>
         </w:rPr>
-        <w:t xml:space="preserve">Im Gegensatz zum bestätigungsrelevanten System "ICU Source Minimal" ist das bestätigungsrelevante System "ICU Source Extended" in der Lage, auch sehr spezifische Vitalparameter-Daten zu verarbeiten, die nicht in den </w:t>
-      </w:r>
-      <w:proofErr w:type="spellStart"/>
-      <w:r>
-        <w:rPr>
-          <w:rFonts w:ascii="Segoe UI" w:eastAsia="Times New Roman" w:hAnsi="Segoe UI" w:cs="Segoe UI"/>
-          <w:color w:val="172B4D"/>
-          <w:sz w:val="21"/>
-          <w:szCs w:val="21"/>
-          <w:lang w:eastAsia="de-DE"/>
-        </w:rPr>
-        <w:t>ISiK</w:t>
-      </w:r>
-      <w:proofErr w:type="spellEnd"/>
-      <w:r>
-        <w:rPr>
-          <w:rFonts w:ascii="Segoe UI" w:eastAsia="Times New Roman" w:hAnsi="Segoe UI" w:cs="Segoe UI"/>
-          <w:color w:val="172B4D"/>
-          <w:sz w:val="21"/>
-          <w:szCs w:val="21"/>
-          <w:lang w:eastAsia="de-DE"/>
-        </w:rPr>
-        <w:t>-Profilen definiert sind. Diese Daten stammen aus der Intensivmedizinischen Versorgung und sind im Wesentlichen für die Behandlung von Patienten auf Intensivstationen von Bedeutung. Diese Daten sind typischerweise in PDMS vorgehalten.</w:t>
+        <w:t>Im Gegensatz zum bestätigungsrelevanten System "ICU Source Minimal" ist das bestätigungsrelevante System "ICU Source Extended" in der Lage, auch sehr spezifische Vitalparameter-Daten zu verarbeiten, die nicht in den ISiK-Profilen definiert sind. Diese Daten stammen aus der Intensivmedizinischen Versorgung und sind im Wesentlichen für die Behandlung von Patienten auf Intensivstationen von Bedeutung. Diese Daten sind typischerweise in PDMS vorgehalten.</w:t>
       </w:r>
     </w:p>
     <w:p>
@@ -6017,73 +4942,7 @@
           <w:szCs w:val="21"/>
           <w:lang w:eastAsia="de-DE"/>
         </w:rPr>
-        <w:t xml:space="preserve">Die Profile für die Intensivversorgung entstammen der Zusammenarbeit mit dem Kerndatensatz ICU der Medizinischen Informatik Initiative (MII) und dem </w:t>
-      </w:r>
-      <w:proofErr w:type="spellStart"/>
-      <w:r>
-        <w:rPr>
-          <w:rFonts w:ascii="Segoe UI" w:eastAsia="Times New Roman" w:hAnsi="Segoe UI" w:cs="Segoe UI"/>
-          <w:color w:val="172B4D"/>
-          <w:sz w:val="21"/>
-          <w:szCs w:val="21"/>
-          <w:lang w:eastAsia="de-DE"/>
-        </w:rPr>
-        <w:t>ISiK</w:t>
-      </w:r>
-      <w:proofErr w:type="spellEnd"/>
-      <w:r>
-        <w:rPr>
-          <w:rFonts w:ascii="Segoe UI" w:eastAsia="Times New Roman" w:hAnsi="Segoe UI" w:cs="Segoe UI"/>
-          <w:color w:val="172B4D"/>
-          <w:sz w:val="21"/>
-          <w:szCs w:val="21"/>
-          <w:lang w:eastAsia="de-DE"/>
-        </w:rPr>
-        <w:t xml:space="preserve">-Projekt. Die Profile sind in der </w:t>
-      </w:r>
-      <w:proofErr w:type="spellStart"/>
-      <w:r>
-        <w:rPr>
-          <w:rFonts w:ascii="Segoe UI" w:eastAsia="Times New Roman" w:hAnsi="Segoe UI" w:cs="Segoe UI"/>
-          <w:color w:val="172B4D"/>
-          <w:sz w:val="21"/>
-          <w:szCs w:val="21"/>
-          <w:lang w:eastAsia="de-DE"/>
-        </w:rPr>
-        <w:t>Simplifier</w:t>
-      </w:r>
-      <w:proofErr w:type="spellEnd"/>
-      <w:r>
-        <w:rPr>
-          <w:rFonts w:ascii="Segoe UI" w:eastAsia="Times New Roman" w:hAnsi="Segoe UI" w:cs="Segoe UI"/>
-          <w:color w:val="172B4D"/>
-          <w:sz w:val="21"/>
-          <w:szCs w:val="21"/>
-          <w:lang w:eastAsia="de-DE"/>
-        </w:rPr>
-        <w:t xml:space="preserve">-Instanz des </w:t>
-      </w:r>
-      <w:proofErr w:type="spellStart"/>
-      <w:r>
-        <w:rPr>
-          <w:rFonts w:ascii="Segoe UI" w:eastAsia="Times New Roman" w:hAnsi="Segoe UI" w:cs="Segoe UI"/>
-          <w:color w:val="172B4D"/>
-          <w:sz w:val="21"/>
-          <w:szCs w:val="21"/>
-          <w:lang w:eastAsia="de-DE"/>
-        </w:rPr>
-        <w:t>ISiK</w:t>
-      </w:r>
-      <w:proofErr w:type="spellEnd"/>
-      <w:r>
-        <w:rPr>
-          <w:rFonts w:ascii="Segoe UI" w:eastAsia="Times New Roman" w:hAnsi="Segoe UI" w:cs="Segoe UI"/>
-          <w:color w:val="172B4D"/>
-          <w:sz w:val="21"/>
-          <w:szCs w:val="21"/>
-          <w:lang w:eastAsia="de-DE"/>
-        </w:rPr>
-        <w:t>-Projektes hinterlegt und werden dort auch weiterentwickelt.</w:t>
+        <w:t>Die Profile für die Intensivversorgung entstammen der Zusammenarbeit mit dem Kerndatensatz ICU der Medizinischen Informatik Initiative (MII) und dem ISiK-Projekt. Die Profile sind in der Simplifier-Instanz des ISiK-Projektes hinterlegt und werden dort auch weiterentwickelt.</w:t>
       </w:r>
     </w:p>
     <w:p>
@@ -6173,7 +5032,27 @@
           <w:szCs w:val="21"/>
           <w:lang w:eastAsia="de-DE"/>
         </w:rPr>
-        <w:t>Systeme, die als ICU Source Minimal agieren sind u.a.:</w:t>
+        <w:t xml:space="preserve">Systeme, die als ICU Source </w:t>
+      </w:r>
+      <w:r>
+        <w:rPr>
+          <w:rFonts w:ascii="Segoe UI" w:eastAsia="Times New Roman" w:hAnsi="Segoe UI" w:cs="Segoe UI"/>
+          <w:color w:val="172B4D"/>
+          <w:sz w:val="21"/>
+          <w:szCs w:val="21"/>
+          <w:lang w:eastAsia="de-DE"/>
+        </w:rPr>
+        <w:t>Extended</w:t>
+      </w:r>
+      <w:r>
+        <w:rPr>
+          <w:rFonts w:ascii="Segoe UI" w:eastAsia="Times New Roman" w:hAnsi="Segoe UI" w:cs="Segoe UI"/>
+          <w:color w:val="172B4D"/>
+          <w:sz w:val="21"/>
+          <w:szCs w:val="21"/>
+          <w:lang w:eastAsia="de-DE"/>
+        </w:rPr>
+        <w:t xml:space="preserve"> agieren sind u.a.:</w:t>
       </w:r>
     </w:p>
     <w:p>
@@ -6550,7 +5429,7 @@
               </w:rPr>
               <w:t>ICU Source Extended Akteur </w:t>
             </w:r>
-            <w:hyperlink r:id="rId12" w:history="1">
+            <w:hyperlink r:id="rId14" w:history="1">
               <w:r>
                 <w:rPr>
                   <w:rFonts w:ascii="Times New Roman" w:eastAsia="Times New Roman" w:hAnsi="Times New Roman" w:cs="Times New Roman"/>
@@ -6679,7 +5558,7 @@
               </w:rPr>
               <w:t>ICU Source Minimal Akteur </w:t>
             </w:r>
-            <w:hyperlink r:id="rId13" w:history="1">
+            <w:hyperlink r:id="rId15" w:history="1">
               <w:r>
                 <w:rPr>
                   <w:rFonts w:ascii="Times New Roman" w:eastAsia="Times New Roman" w:hAnsi="Times New Roman" w:cs="Times New Roman"/>
@@ -6780,21 +5659,7 @@
         <w:rPr>
           <w:rFonts w:cstheme="minorHAnsi"/>
         </w:rPr>
-        <w:t xml:space="preserve">[z. B. für die Umsetzung von </w:t>
-      </w:r>
-      <w:proofErr w:type="gramStart"/>
-      <w:r>
-        <w:rPr>
-          <w:rFonts w:cstheme="minorHAnsi"/>
-        </w:rPr>
-        <w:t>KHZG Fördertatbestand</w:t>
-      </w:r>
-      <w:proofErr w:type="gramEnd"/>
-      <w:r>
-        <w:rPr>
-          <w:rFonts w:cstheme="minorHAnsi"/>
-        </w:rPr>
-        <w:t xml:space="preserve"> 2]</w:t>
+        <w:t>[z. B. für die Umsetzung von KHZG Fördertatbestand 2]</w:t>
       </w:r>
     </w:p>
     <w:p>
@@ -6876,51 +5741,7 @@
           <w:szCs w:val="21"/>
           <w:lang w:eastAsia="de-DE"/>
         </w:rPr>
-        <w:t xml:space="preserve">Das bestätigungsrelevante System "Termin-Repository" im Sinne des </w:t>
-      </w:r>
-      <w:proofErr w:type="spellStart"/>
-      <w:r>
-        <w:rPr>
-          <w:rFonts w:ascii="Segoe UI" w:eastAsia="Times New Roman" w:hAnsi="Segoe UI" w:cs="Segoe UI"/>
-          <w:color w:val="172B4D"/>
-          <w:sz w:val="21"/>
-          <w:szCs w:val="21"/>
-          <w:lang w:eastAsia="de-DE"/>
-        </w:rPr>
-        <w:t>ISiK</w:t>
-      </w:r>
-      <w:proofErr w:type="spellEnd"/>
-      <w:r>
-        <w:rPr>
-          <w:rFonts w:ascii="Segoe UI" w:eastAsia="Times New Roman" w:hAnsi="Segoe UI" w:cs="Segoe UI"/>
-          <w:color w:val="172B4D"/>
-          <w:sz w:val="21"/>
-          <w:szCs w:val="21"/>
-          <w:lang w:eastAsia="de-DE"/>
-        </w:rPr>
-        <w:t xml:space="preserve">-Moduls "Terminplanung" ist ein System, das Informationen zu verfügbaren Termineinheiten von Ressourcen (z. B. Ambulanzen, Leistungsstellen, Mitarbeiter, Geräte und Räume) vorhält und die dafür vereinbarten Termine über eine FHIR R4 REST API nach </w:t>
-      </w:r>
-      <w:proofErr w:type="spellStart"/>
-      <w:r>
-        <w:rPr>
-          <w:rFonts w:ascii="Segoe UI" w:eastAsia="Times New Roman" w:hAnsi="Segoe UI" w:cs="Segoe UI"/>
-          <w:color w:val="172B4D"/>
-          <w:sz w:val="21"/>
-          <w:szCs w:val="21"/>
-          <w:lang w:eastAsia="de-DE"/>
-        </w:rPr>
-        <w:t>ISiK</w:t>
-      </w:r>
-      <w:proofErr w:type="spellEnd"/>
-      <w:r>
-        <w:rPr>
-          <w:rFonts w:ascii="Segoe UI" w:eastAsia="Times New Roman" w:hAnsi="Segoe UI" w:cs="Segoe UI"/>
-          <w:color w:val="172B4D"/>
-          <w:sz w:val="21"/>
-          <w:szCs w:val="21"/>
-          <w:lang w:eastAsia="de-DE"/>
-        </w:rPr>
-        <w:t xml:space="preserve"> zur Abfrage und Weiternutzung zur Verfügung stellt und verwaltet. Das Termin-Repository gilt stets als autoritative Quelle zur Verwaltung von Termindaten und ist damit als ein terminführendes System zu verstehen.</w:t>
+        <w:t>Das bestätigungsrelevante System "Termin-Repository" im Sinne des ISiK-Moduls "Terminplanung" ist ein System, das Informationen zu verfügbaren Termineinheiten von Ressourcen (z. B. Ambulanzen, Leistungsstellen, Mitarbeiter, Geräte und Räume) vorhält und die dafür vereinbarten Termine über eine FHIR R4 REST API nach ISiK zur Abfrage und Weiternutzung zur Verfügung stellt und verwaltet. Das Termin-Repository gilt stets als autoritative Quelle zur Verwaltung von Termindaten und ist damit als ein terminführendes System zu verstehen.</w:t>
       </w:r>
     </w:p>
     <w:p>
@@ -7120,117 +5941,7 @@
           <w:szCs w:val="21"/>
           <w:lang w:eastAsia="de-DE"/>
         </w:rPr>
-        <w:t>Als Termin-</w:t>
-      </w:r>
-      <w:proofErr w:type="spellStart"/>
-      <w:r>
-        <w:rPr>
-          <w:rFonts w:ascii="Segoe UI" w:eastAsia="Times New Roman" w:hAnsi="Segoe UI" w:cs="Segoe UI"/>
-          <w:color w:val="172B4D"/>
-          <w:sz w:val="21"/>
-          <w:szCs w:val="21"/>
-          <w:lang w:eastAsia="de-DE"/>
-        </w:rPr>
-        <w:t>Requestor</w:t>
-      </w:r>
-      <w:proofErr w:type="spellEnd"/>
-      <w:r>
-        <w:rPr>
-          <w:rFonts w:ascii="Segoe UI" w:eastAsia="Times New Roman" w:hAnsi="Segoe UI" w:cs="Segoe UI"/>
-          <w:color w:val="172B4D"/>
-          <w:sz w:val="21"/>
-          <w:szCs w:val="21"/>
-          <w:lang w:eastAsia="de-DE"/>
-        </w:rPr>
-        <w:t xml:space="preserve"> (in Anlehnung an die </w:t>
-      </w:r>
-      <w:proofErr w:type="gramStart"/>
-      <w:r>
-        <w:rPr>
-          <w:rFonts w:ascii="Segoe UI" w:eastAsia="Times New Roman" w:hAnsi="Segoe UI" w:cs="Segoe UI"/>
-          <w:color w:val="172B4D"/>
-          <w:sz w:val="21"/>
-          <w:szCs w:val="21"/>
-          <w:lang w:eastAsia="de-DE"/>
-        </w:rPr>
-        <w:t>IHE Terminologie</w:t>
-      </w:r>
-      <w:proofErr w:type="gramEnd"/>
-      <w:r>
-        <w:rPr>
-          <w:rFonts w:ascii="Segoe UI" w:eastAsia="Times New Roman" w:hAnsi="Segoe UI" w:cs="Segoe UI"/>
-          <w:color w:val="172B4D"/>
-          <w:sz w:val="21"/>
-          <w:szCs w:val="21"/>
-          <w:lang w:eastAsia="de-DE"/>
-        </w:rPr>
-        <w:t xml:space="preserve"> auch als Termin-Source zu bezeichnen) werden alle Client-Systeme definiert, die mittels Schnittstellenanfrage zur Erhebung und Veränderung von Termininformationen dienen. Der Termin-</w:t>
-      </w:r>
-      <w:proofErr w:type="spellStart"/>
-      <w:r>
-        <w:rPr>
-          <w:rFonts w:ascii="Segoe UI" w:eastAsia="Times New Roman" w:hAnsi="Segoe UI" w:cs="Segoe UI"/>
-          <w:color w:val="172B4D"/>
-          <w:sz w:val="21"/>
-          <w:szCs w:val="21"/>
-          <w:lang w:eastAsia="de-DE"/>
-        </w:rPr>
-        <w:t>Requestor</w:t>
-      </w:r>
-      <w:proofErr w:type="spellEnd"/>
-      <w:r>
-        <w:rPr>
-          <w:rFonts w:ascii="Segoe UI" w:eastAsia="Times New Roman" w:hAnsi="Segoe UI" w:cs="Segoe UI"/>
-          <w:color w:val="172B4D"/>
-          <w:sz w:val="21"/>
-          <w:szCs w:val="21"/>
-          <w:lang w:eastAsia="de-DE"/>
-        </w:rPr>
-        <w:t xml:space="preserve"> übernimmt die Koordination der Schnittstellenaufrufe per FHIR R4 REST API nach </w:t>
-      </w:r>
-      <w:proofErr w:type="spellStart"/>
-      <w:r>
-        <w:rPr>
-          <w:rFonts w:ascii="Segoe UI" w:eastAsia="Times New Roman" w:hAnsi="Segoe UI" w:cs="Segoe UI"/>
-          <w:color w:val="172B4D"/>
-          <w:sz w:val="21"/>
-          <w:szCs w:val="21"/>
-          <w:lang w:eastAsia="de-DE"/>
-        </w:rPr>
-        <w:t>ISiK</w:t>
-      </w:r>
-      <w:proofErr w:type="spellEnd"/>
-      <w:r>
-        <w:rPr>
-          <w:rFonts w:ascii="Segoe UI" w:eastAsia="Times New Roman" w:hAnsi="Segoe UI" w:cs="Segoe UI"/>
-          <w:color w:val="172B4D"/>
-          <w:sz w:val="21"/>
-          <w:szCs w:val="21"/>
-          <w:lang w:eastAsia="de-DE"/>
-        </w:rPr>
-        <w:t>, um einen Termin zu buchen. Das Termin-</w:t>
-      </w:r>
-      <w:proofErr w:type="spellStart"/>
-      <w:r>
-        <w:rPr>
-          <w:rFonts w:ascii="Segoe UI" w:eastAsia="Times New Roman" w:hAnsi="Segoe UI" w:cs="Segoe UI"/>
-          <w:color w:val="172B4D"/>
-          <w:sz w:val="21"/>
-          <w:szCs w:val="21"/>
-          <w:lang w:eastAsia="de-DE"/>
-        </w:rPr>
-        <w:t>Requestor</w:t>
-      </w:r>
-      <w:proofErr w:type="spellEnd"/>
-      <w:r>
-        <w:rPr>
-          <w:rFonts w:ascii="Segoe UI" w:eastAsia="Times New Roman" w:hAnsi="Segoe UI" w:cs="Segoe UI"/>
-          <w:color w:val="172B4D"/>
-          <w:sz w:val="21"/>
-          <w:szCs w:val="21"/>
-          <w:lang w:eastAsia="de-DE"/>
-        </w:rPr>
-        <w:t xml:space="preserve"> allein gilt</w:t>
+        <w:t>Als Termin-Requestor (in Anlehnung an die IHE Terminologie auch als Termin-Source zu bezeichnen) werden alle Client-Systeme definiert, die mittels Schnittstellenanfrage zur Erhebung und Veränderung von Termininformationen dienen. Der Termin-Requestor übernimmt die Koordination der Schnittstellenaufrufe per FHIR R4 REST API nach ISiK, um einen Termin zu buchen. Das Termin-Requestor allein gilt</w:t>
       </w:r>
       <w:r>
         <w:rPr>
@@ -7272,51 +5983,7 @@
           <w:szCs w:val="21"/>
           <w:lang w:eastAsia="de-DE"/>
         </w:rPr>
-        <w:t>als autoritative Quelle zur Verwaltung von Termindaten., d. h. sofern der Termin-</w:t>
-      </w:r>
-      <w:proofErr w:type="spellStart"/>
-      <w:r>
-        <w:rPr>
-          <w:rFonts w:ascii="Segoe UI" w:eastAsia="Times New Roman" w:hAnsi="Segoe UI" w:cs="Segoe UI"/>
-          <w:color w:val="172B4D"/>
-          <w:sz w:val="21"/>
-          <w:szCs w:val="21"/>
-          <w:lang w:eastAsia="de-DE"/>
-        </w:rPr>
-        <w:t>Requestor</w:t>
-      </w:r>
-      <w:proofErr w:type="spellEnd"/>
-      <w:r>
-        <w:rPr>
-          <w:rFonts w:ascii="Segoe UI" w:eastAsia="Times New Roman" w:hAnsi="Segoe UI" w:cs="Segoe UI"/>
-          <w:color w:val="172B4D"/>
-          <w:sz w:val="21"/>
-          <w:szCs w:val="21"/>
-          <w:lang w:eastAsia="de-DE"/>
-        </w:rPr>
-        <w:t xml:space="preserve"> Termindaten von einem Termin-Repository synchronisiert und speichert/</w:t>
-      </w:r>
-      <w:proofErr w:type="spellStart"/>
-      <w:r>
-        <w:rPr>
-          <w:rFonts w:ascii="Segoe UI" w:eastAsia="Times New Roman" w:hAnsi="Segoe UI" w:cs="Segoe UI"/>
-          <w:color w:val="172B4D"/>
-          <w:sz w:val="21"/>
-          <w:szCs w:val="21"/>
-          <w:lang w:eastAsia="de-DE"/>
-        </w:rPr>
-        <w:t>cached</w:t>
-      </w:r>
-      <w:proofErr w:type="spellEnd"/>
-      <w:r>
-        <w:rPr>
-          <w:rFonts w:ascii="Segoe UI" w:eastAsia="Times New Roman" w:hAnsi="Segoe UI" w:cs="Segoe UI"/>
-          <w:color w:val="172B4D"/>
-          <w:sz w:val="21"/>
-          <w:szCs w:val="21"/>
-          <w:lang w:eastAsia="de-DE"/>
-        </w:rPr>
-        <w:t>, sollten diese Termindaten nicht als solche verbindlich für einen mögliche Weiterverbreitung gelten, es muss vielmehr sichergestellt werden, dass die Daten mit denen des Quellsystems (Termin-Repository) übereinstimmen.</w:t>
+        <w:t>als autoritative Quelle zur Verwaltung von Termindaten., d. h. sofern der Termin-Requestor Termindaten von einem Termin-Repository synchronisiert und speichert/cached, sollten diese Termindaten nicht als solche verbindlich für einen mögliche Weiterverbreitung gelten, es muss vielmehr sichergestellt werden, dass die Daten mit denen des Quellsystems (Termin-Repository) übereinstimmen.</w:t>
       </w:r>
     </w:p>
     <w:p>
@@ -7370,29 +6037,7 @@
           <w:szCs w:val="21"/>
           <w:lang w:eastAsia="de-DE"/>
         </w:rPr>
-        <w:t>Systeme, die als Termin-</w:t>
-      </w:r>
-      <w:proofErr w:type="spellStart"/>
-      <w:r>
-        <w:rPr>
-          <w:rFonts w:ascii="Segoe UI" w:eastAsia="Times New Roman" w:hAnsi="Segoe UI" w:cs="Segoe UI"/>
-          <w:color w:val="172B4D"/>
-          <w:sz w:val="21"/>
-          <w:szCs w:val="21"/>
-          <w:lang w:eastAsia="de-DE"/>
-        </w:rPr>
-        <w:t>Requestor</w:t>
-      </w:r>
-      <w:proofErr w:type="spellEnd"/>
-      <w:r>
-        <w:rPr>
-          <w:rFonts w:ascii="Segoe UI" w:eastAsia="Times New Roman" w:hAnsi="Segoe UI" w:cs="Segoe UI"/>
-          <w:color w:val="172B4D"/>
-          <w:sz w:val="21"/>
-          <w:szCs w:val="21"/>
-          <w:lang w:eastAsia="de-DE"/>
-        </w:rPr>
-        <w:t xml:space="preserve"> agieren sind u. a.:</w:t>
+        <w:t>Systeme, die als Termin-Requestor agieren sind u. a.:</w:t>
       </w:r>
     </w:p>
     <w:p>
@@ -7555,95 +6200,7 @@
           <w:szCs w:val="21"/>
           <w:lang w:eastAsia="de-DE"/>
         </w:rPr>
-        <w:t xml:space="preserve">Als Termin-Consumer werden </w:t>
-      </w:r>
-      <w:proofErr w:type="gramStart"/>
-      <w:r>
-        <w:rPr>
-          <w:rFonts w:ascii="Segoe UI" w:eastAsia="Times New Roman" w:hAnsi="Segoe UI" w:cs="Segoe UI"/>
-          <w:color w:val="172B4D"/>
-          <w:sz w:val="21"/>
-          <w:szCs w:val="21"/>
-          <w:lang w:eastAsia="de-DE"/>
-        </w:rPr>
-        <w:t>alle System</w:t>
-      </w:r>
-      <w:proofErr w:type="gramEnd"/>
-      <w:r>
-        <w:rPr>
-          <w:rFonts w:ascii="Segoe UI" w:eastAsia="Times New Roman" w:hAnsi="Segoe UI" w:cs="Segoe UI"/>
-          <w:color w:val="172B4D"/>
-          <w:sz w:val="21"/>
-          <w:szCs w:val="21"/>
-          <w:lang w:eastAsia="de-DE"/>
-        </w:rPr>
-        <w:t xml:space="preserve"> definiert, die Termininformationen abfragen, um diese einem Benutzer zu präsentieren. Ein Termin-Consumer verfügt in der Regel über keine permanente </w:t>
-      </w:r>
-      <w:proofErr w:type="spellStart"/>
-      <w:r>
-        <w:rPr>
-          <w:rFonts w:ascii="Segoe UI" w:eastAsia="Times New Roman" w:hAnsi="Segoe UI" w:cs="Segoe UI"/>
-          <w:color w:val="172B4D"/>
-          <w:sz w:val="21"/>
-          <w:szCs w:val="21"/>
-          <w:lang w:eastAsia="de-DE"/>
-        </w:rPr>
-        <w:t>Persistierung</w:t>
-      </w:r>
-      <w:proofErr w:type="spellEnd"/>
-      <w:r>
-        <w:rPr>
-          <w:rFonts w:ascii="Segoe UI" w:eastAsia="Times New Roman" w:hAnsi="Segoe UI" w:cs="Segoe UI"/>
-          <w:color w:val="172B4D"/>
-          <w:sz w:val="21"/>
-          <w:szCs w:val="21"/>
-          <w:lang w:eastAsia="de-DE"/>
-        </w:rPr>
-        <w:t xml:space="preserve"> der abgefragten Informationen. Durch den Termin Consumer erfolgt explizit nur die Aufbereitung und Präsentation der Termininformationen. Eine anderweitige Verarbeitung der Termininformationen fällt in die Kategorie der Termin-</w:t>
-      </w:r>
-      <w:proofErr w:type="spellStart"/>
-      <w:r>
-        <w:rPr>
-          <w:rFonts w:ascii="Segoe UI" w:eastAsia="Times New Roman" w:hAnsi="Segoe UI" w:cs="Segoe UI"/>
-          <w:color w:val="172B4D"/>
-          <w:sz w:val="21"/>
-          <w:szCs w:val="21"/>
-          <w:lang w:eastAsia="de-DE"/>
-        </w:rPr>
-        <w:t>Repositories</w:t>
-      </w:r>
-      <w:proofErr w:type="spellEnd"/>
-      <w:r>
-        <w:rPr>
-          <w:rFonts w:ascii="Segoe UI" w:eastAsia="Times New Roman" w:hAnsi="Segoe UI" w:cs="Segoe UI"/>
-          <w:color w:val="172B4D"/>
-          <w:sz w:val="21"/>
-          <w:szCs w:val="21"/>
-          <w:lang w:eastAsia="de-DE"/>
-        </w:rPr>
-        <w:t xml:space="preserve"> und Termin-</w:t>
-      </w:r>
-      <w:proofErr w:type="spellStart"/>
-      <w:r>
-        <w:rPr>
-          <w:rFonts w:ascii="Segoe UI" w:eastAsia="Times New Roman" w:hAnsi="Segoe UI" w:cs="Segoe UI"/>
-          <w:color w:val="172B4D"/>
-          <w:sz w:val="21"/>
-          <w:szCs w:val="21"/>
-          <w:lang w:eastAsia="de-DE"/>
-        </w:rPr>
-        <w:t>Requestors</w:t>
-      </w:r>
-      <w:proofErr w:type="spellEnd"/>
-      <w:r>
-        <w:rPr>
-          <w:rFonts w:ascii="Segoe UI" w:eastAsia="Times New Roman" w:hAnsi="Segoe UI" w:cs="Segoe UI"/>
-          <w:color w:val="172B4D"/>
-          <w:sz w:val="21"/>
-          <w:szCs w:val="21"/>
-          <w:lang w:eastAsia="de-DE"/>
-        </w:rPr>
-        <w:t>.</w:t>
+        <w:t>Als Termin-Consumer werden alle System definiert, die Termininformationen abfragen, um diese einem Benutzer zu präsentieren. Ein Termin-Consumer verfügt in der Regel über keine permanente Persistierung der abgefragten Informationen. Durch den Termin Consumer erfolgt explizit nur die Aufbereitung und Präsentation der Termininformationen. Eine anderweitige Verarbeitung der Termininformationen fällt in die Kategorie der Termin-Repositories und Termin-Requestors.</w:t>
       </w:r>
     </w:p>
     <w:p>
@@ -8118,19 +6675,8 @@
                 <w:szCs w:val="24"/>
                 <w:lang w:eastAsia="de-DE"/>
               </w:rPr>
-              <w:t>Termin-</w:t>
+              <w:t>Termin-Requestor</w:t>
             </w:r>
-            <w:proofErr w:type="spellStart"/>
-            <w:r>
-              <w:rPr>
-                <w:rFonts w:ascii="Times New Roman" w:eastAsia="Times New Roman" w:hAnsi="Times New Roman" w:cs="Times New Roman"/>
-                <w:sz w:val="24"/>
-                <w:szCs w:val="24"/>
-                <w:lang w:eastAsia="de-DE"/>
-              </w:rPr>
-              <w:t>Requestor</w:t>
-            </w:r>
-            <w:proofErr w:type="spellEnd"/>
           </w:p>
         </w:tc>
         <w:tc>
@@ -8459,51 +7005,7 @@
           <w:szCs w:val="21"/>
           <w:lang w:eastAsia="de-DE"/>
         </w:rPr>
-        <w:t xml:space="preserve">Das Bestätigungsrelevante System "Medikations-Server" im Sinne des </w:t>
-      </w:r>
-      <w:proofErr w:type="spellStart"/>
-      <w:r>
-        <w:rPr>
-          <w:rFonts w:ascii="Segoe UI" w:eastAsia="Times New Roman" w:hAnsi="Segoe UI" w:cs="Segoe UI"/>
-          <w:color w:val="172B4D"/>
-          <w:sz w:val="21"/>
-          <w:szCs w:val="21"/>
-          <w:lang w:eastAsia="de-DE"/>
-        </w:rPr>
-        <w:t>ISiK</w:t>
-      </w:r>
-      <w:proofErr w:type="spellEnd"/>
-      <w:r>
-        <w:rPr>
-          <w:rFonts w:ascii="Segoe UI" w:eastAsia="Times New Roman" w:hAnsi="Segoe UI" w:cs="Segoe UI"/>
-          <w:color w:val="172B4D"/>
-          <w:sz w:val="21"/>
-          <w:szCs w:val="21"/>
-          <w:lang w:eastAsia="de-DE"/>
-        </w:rPr>
-        <w:t xml:space="preserve">-Moduls "Medikation" ist ein System, das Informationen über Verordnung, Abgabe und/oder Verabreichung von Medikamenten für andere Applikationen (System: Medikations-Client) über eine FHIR R4 REST API nach </w:t>
-      </w:r>
-      <w:proofErr w:type="spellStart"/>
-      <w:r>
-        <w:rPr>
-          <w:rFonts w:ascii="Segoe UI" w:eastAsia="Times New Roman" w:hAnsi="Segoe UI" w:cs="Segoe UI"/>
-          <w:color w:val="172B4D"/>
-          <w:sz w:val="21"/>
-          <w:szCs w:val="21"/>
-          <w:lang w:eastAsia="de-DE"/>
-        </w:rPr>
-        <w:t>ISiK</w:t>
-      </w:r>
-      <w:proofErr w:type="spellEnd"/>
-      <w:r>
-        <w:rPr>
-          <w:rFonts w:ascii="Segoe UI" w:eastAsia="Times New Roman" w:hAnsi="Segoe UI" w:cs="Segoe UI"/>
-          <w:color w:val="172B4D"/>
-          <w:sz w:val="21"/>
-          <w:szCs w:val="21"/>
-          <w:lang w:eastAsia="de-DE"/>
-        </w:rPr>
-        <w:t xml:space="preserve"> zur Abfrage und Weiternutzung zur Verfügung stellt und persistiert.</w:t>
+        <w:t>Das Bestätigungsrelevante System "Medikations-Server" im Sinne des ISiK-Moduls "Medikation" ist ein System, das Informationen über Verordnung, Abgabe und/oder Verabreichung von Medikamenten für andere Applikationen (System: Medikations-Client) über eine FHIR R4 REST API nach ISiK zur Abfrage und Weiternutzung zur Verfügung stellt und persistiert.</w:t>
       </w:r>
     </w:p>
     <w:p>
@@ -8527,29 +7029,7 @@
           <w:szCs w:val="21"/>
           <w:lang w:eastAsia="de-DE"/>
         </w:rPr>
-        <w:t xml:space="preserve">Im </w:t>
-      </w:r>
-      <w:proofErr w:type="spellStart"/>
-      <w:r>
-        <w:rPr>
-          <w:rFonts w:ascii="Segoe UI" w:eastAsia="Times New Roman" w:hAnsi="Segoe UI" w:cs="Segoe UI"/>
-          <w:color w:val="172B4D"/>
-          <w:sz w:val="21"/>
-          <w:szCs w:val="21"/>
-          <w:lang w:eastAsia="de-DE"/>
-        </w:rPr>
-        <w:t>ISiK</w:t>
-      </w:r>
-      <w:proofErr w:type="spellEnd"/>
-      <w:r>
-        <w:rPr>
-          <w:rFonts w:ascii="Segoe UI" w:eastAsia="Times New Roman" w:hAnsi="Segoe UI" w:cs="Segoe UI"/>
-          <w:color w:val="172B4D"/>
-          <w:sz w:val="21"/>
-          <w:szCs w:val="21"/>
-          <w:lang w:eastAsia="de-DE"/>
-        </w:rPr>
-        <w:t>-Modul Medikation lassen sich drei Funktionen unterscheiden, die ein Medikations-Server übernehmen kann:</w:t>
+        <w:t>Im ISiK-Modul Medikation lassen sich drei Funktionen unterscheiden, die ein Medikations-Server übernehmen kann:</w:t>
       </w:r>
     </w:p>
     <w:p>
@@ -8687,7 +7167,7 @@
         </w:rPr>
         <w:t>Als Medikations-Server gelten in diesem Kontext alle Systeme, die strukturierte versorgungsrelevante Medikationsdaten über eine Schnittstelle bereitstellen, verarbeiten und als primärer, dauerhafter Speicherort dieser Daten dienen. Medikationsdaten bilden Informationen zur Medikation ab, diese ist "die Verordnung und Anwendung von Medikamenten unter Festlegung einer bestimmten Dosierung. [</w:t>
       </w:r>
-      <w:hyperlink r:id="rId14" w:history="1">
+      <w:hyperlink r:id="rId16" w:history="1">
         <w:r>
           <w:rPr>
             <w:rFonts w:ascii="Segoe UI" w:eastAsia="Times New Roman" w:hAnsi="Segoe UI" w:cs="Segoe UI"/>
@@ -8710,7 +7190,7 @@
         </w:rPr>
         <w:t>] Sie ist die konkrete Ausführung der Pharmakotherapie." (</w:t>
       </w:r>
-      <w:hyperlink r:id="rId15" w:history="1">
+      <w:hyperlink r:id="rId17" w:history="1">
         <w:r>
           <w:rPr>
             <w:rFonts w:ascii="Segoe UI" w:eastAsia="Times New Roman" w:hAnsi="Segoe UI" w:cs="Segoe UI"/>
@@ -8846,29 +7326,7 @@
           <w:szCs w:val="21"/>
           <w:lang w:eastAsia="de-DE"/>
         </w:rPr>
-        <w:t xml:space="preserve">Software für digitales Medikationsmanagement (z.B. für die Umsetzung von </w:t>
-      </w:r>
-      <w:proofErr w:type="gramStart"/>
-      <w:r>
-        <w:rPr>
-          <w:rFonts w:ascii="Segoe UI" w:eastAsia="Times New Roman" w:hAnsi="Segoe UI" w:cs="Segoe UI"/>
-          <w:color w:val="172B4D"/>
-          <w:sz w:val="21"/>
-          <w:szCs w:val="21"/>
-          <w:lang w:eastAsia="de-DE"/>
-        </w:rPr>
-        <w:t>KHZG Fördertatbestand</w:t>
-      </w:r>
-      <w:proofErr w:type="gramEnd"/>
-      <w:r>
-        <w:rPr>
-          <w:rFonts w:ascii="Segoe UI" w:eastAsia="Times New Roman" w:hAnsi="Segoe UI" w:cs="Segoe UI"/>
-          <w:color w:val="172B4D"/>
-          <w:sz w:val="21"/>
-          <w:szCs w:val="21"/>
-          <w:lang w:eastAsia="de-DE"/>
-        </w:rPr>
-        <w:t xml:space="preserve"> 5)</w:t>
+        <w:t>Software für digitales Medikationsmanagement (z.B. für die Umsetzung von KHZG Fördertatbestand 5)</w:t>
       </w:r>
     </w:p>
     <w:p>
@@ -8896,29 +7354,7 @@
           <w:szCs w:val="21"/>
           <w:lang w:eastAsia="de-DE"/>
         </w:rPr>
-        <w:t xml:space="preserve">E-Therapieplan-System für Zytostatika-Behandlung mit Verarbeitung von Verordnungs- und Medikationsinformationen (gemäß Festlegungen keine Umsetzung des </w:t>
-      </w:r>
-      <w:proofErr w:type="spellStart"/>
-      <w:r>
-        <w:rPr>
-          <w:rFonts w:ascii="Segoe UI" w:eastAsia="Times New Roman" w:hAnsi="Segoe UI" w:cs="Segoe UI"/>
-          <w:color w:val="172B4D"/>
-          <w:sz w:val="21"/>
-          <w:szCs w:val="21"/>
-          <w:lang w:eastAsia="de-DE"/>
-        </w:rPr>
-        <w:t>ISiK</w:t>
-      </w:r>
-      <w:proofErr w:type="spellEnd"/>
-      <w:r>
-        <w:rPr>
-          <w:rFonts w:ascii="Segoe UI" w:eastAsia="Times New Roman" w:hAnsi="Segoe UI" w:cs="Segoe UI"/>
-          <w:color w:val="172B4D"/>
-          <w:sz w:val="21"/>
-          <w:szCs w:val="21"/>
-          <w:lang w:eastAsia="de-DE"/>
-        </w:rPr>
-        <w:t>-Datenobjekts Medikations</w:t>
+        <w:t>E-Therapieplan-System für Zytostatika-Behandlung mit Verarbeitung von Verordnungs- und Medikationsinformationen (gemäß Festlegungen keine Umsetzung des ISiK-Datenobjekts Medikations</w:t>
       </w:r>
       <w:r>
         <w:rPr>
@@ -8966,29 +7402,7 @@
           <w:szCs w:val="21"/>
           <w:lang w:eastAsia="de-DE"/>
         </w:rPr>
-        <w:t xml:space="preserve">Herstellungssystem mit Verarbeitung von Verordnungs- und Medikationsinformationen (gemäß Festlegungen keine Umsetzung des </w:t>
-      </w:r>
-      <w:proofErr w:type="spellStart"/>
-      <w:r>
-        <w:rPr>
-          <w:rFonts w:ascii="Segoe UI" w:eastAsia="Times New Roman" w:hAnsi="Segoe UI" w:cs="Segoe UI"/>
-          <w:color w:val="172B4D"/>
-          <w:sz w:val="21"/>
-          <w:szCs w:val="21"/>
-          <w:lang w:eastAsia="de-DE"/>
-        </w:rPr>
-        <w:t>ISiK</w:t>
-      </w:r>
-      <w:proofErr w:type="spellEnd"/>
-      <w:r>
-        <w:rPr>
-          <w:rFonts w:ascii="Segoe UI" w:eastAsia="Times New Roman" w:hAnsi="Segoe UI" w:cs="Segoe UI"/>
-          <w:color w:val="172B4D"/>
-          <w:sz w:val="21"/>
-          <w:szCs w:val="21"/>
-          <w:lang w:eastAsia="de-DE"/>
-        </w:rPr>
-        <w:t>-Datenobjekts Medikations</w:t>
+        <w:t>Herstellungssystem mit Verarbeitung von Verordnungs- und Medikationsinformationen (gemäß Festlegungen keine Umsetzung des ISiK-Datenobjekts Medikations</w:t>
       </w:r>
       <w:r>
         <w:rPr>
@@ -9114,29 +7528,7 @@
           <w:szCs w:val="21"/>
           <w:lang w:eastAsia="de-DE"/>
         </w:rPr>
-        <w:t xml:space="preserve">Ein Medikations-Client kann im </w:t>
-      </w:r>
-      <w:proofErr w:type="spellStart"/>
-      <w:r>
-        <w:rPr>
-          <w:rFonts w:ascii="Segoe UI" w:eastAsia="Times New Roman" w:hAnsi="Segoe UI" w:cs="Segoe UI"/>
-          <w:color w:val="172B4D"/>
-          <w:sz w:val="21"/>
-          <w:szCs w:val="21"/>
-          <w:lang w:eastAsia="de-DE"/>
-        </w:rPr>
-        <w:t>ISiK</w:t>
-      </w:r>
-      <w:proofErr w:type="spellEnd"/>
-      <w:r>
-        <w:rPr>
-          <w:rFonts w:ascii="Segoe UI" w:eastAsia="Times New Roman" w:hAnsi="Segoe UI" w:cs="Segoe UI"/>
-          <w:color w:val="172B4D"/>
-          <w:sz w:val="21"/>
-          <w:szCs w:val="21"/>
-          <w:lang w:eastAsia="de-DE"/>
-        </w:rPr>
-        <w:t>-Modul Medikation zwei Funktionen übernehmen:</w:t>
+        <w:t>Ein Medikations-Client kann im ISiK-Modul Medikation zwei Funktionen übernehmen:</w:t>
       </w:r>
     </w:p>
     <w:p>
@@ -9192,51 +7584,7 @@
           <w:szCs w:val="21"/>
           <w:lang w:eastAsia="de-DE"/>
         </w:rPr>
-        <w:t xml:space="preserve">Provider: erzeugt </w:t>
-      </w:r>
-      <w:proofErr w:type="gramStart"/>
-      <w:r>
-        <w:rPr>
-          <w:rFonts w:ascii="Segoe UI" w:eastAsia="Times New Roman" w:hAnsi="Segoe UI" w:cs="Segoe UI"/>
-          <w:color w:val="172B4D"/>
-          <w:sz w:val="21"/>
-          <w:szCs w:val="21"/>
-          <w:lang w:eastAsia="de-DE"/>
-        </w:rPr>
-        <w:t>Medikationsinformationen</w:t>
-      </w:r>
-      <w:proofErr w:type="gramEnd"/>
-      <w:r>
-        <w:rPr>
-          <w:rFonts w:ascii="Segoe UI" w:eastAsia="Times New Roman" w:hAnsi="Segoe UI" w:cs="Segoe UI"/>
-          <w:color w:val="172B4D"/>
-          <w:sz w:val="21"/>
-          <w:szCs w:val="21"/>
-          <w:lang w:eastAsia="de-DE"/>
-        </w:rPr>
-        <w:t xml:space="preserve"> welche an den Medikations-Server </w:t>
-      </w:r>
-      <w:proofErr w:type="gramStart"/>
-      <w:r>
-        <w:rPr>
-          <w:rFonts w:ascii="Segoe UI" w:eastAsia="Times New Roman" w:hAnsi="Segoe UI" w:cs="Segoe UI"/>
-          <w:color w:val="172B4D"/>
-          <w:sz w:val="21"/>
-          <w:szCs w:val="21"/>
-          <w:lang w:eastAsia="de-DE"/>
-        </w:rPr>
-        <w:t>übermittelt</w:t>
-      </w:r>
-      <w:proofErr w:type="gramEnd"/>
-      <w:r>
-        <w:rPr>
-          <w:rFonts w:ascii="Segoe UI" w:eastAsia="Times New Roman" w:hAnsi="Segoe UI" w:cs="Segoe UI"/>
-          <w:color w:val="172B4D"/>
-          <w:sz w:val="21"/>
-          <w:szCs w:val="21"/>
-          <w:lang w:eastAsia="de-DE"/>
-        </w:rPr>
-        <w:t xml:space="preserve"> werden</w:t>
+        <w:t>Provider: erzeugt Medikationsinformationen welche an den Medikations-Server übermittelt werden</w:t>
       </w:r>
     </w:p>
     <w:p>
@@ -9402,7 +7750,6 @@
           <w:lang w:eastAsia="de-DE"/>
         </w:rPr>
       </w:pPr>
-      <w:proofErr w:type="gramStart"/>
       <w:r>
         <w:rPr>
           <w:rFonts w:ascii="Segoe UI" w:eastAsia="Times New Roman" w:hAnsi="Segoe UI" w:cs="Segoe UI"/>
@@ -9414,7 +7761,6 @@
         <w:lastRenderedPageBreak/>
         <w:t>AMTS Systeme</w:t>
       </w:r>
-      <w:proofErr w:type="gramEnd"/>
     </w:p>
     <w:p>
       <w:pPr>
@@ -9573,51 +7919,7 @@
           <w:szCs w:val="21"/>
           <w:lang w:eastAsia="de-DE"/>
         </w:rPr>
-        <w:t xml:space="preserve">Das Bestätigungsrelevante System AMTS Data Provider im Sinne des </w:t>
-      </w:r>
-      <w:proofErr w:type="spellStart"/>
-      <w:r>
-        <w:rPr>
-          <w:rFonts w:ascii="Segoe UI" w:eastAsia="Times New Roman" w:hAnsi="Segoe UI" w:cs="Segoe UI"/>
-          <w:color w:val="172B4D"/>
-          <w:sz w:val="21"/>
-          <w:szCs w:val="21"/>
-          <w:lang w:eastAsia="de-DE"/>
-        </w:rPr>
-        <w:t>ISiK</w:t>
-      </w:r>
-      <w:proofErr w:type="spellEnd"/>
-      <w:r>
-        <w:rPr>
-          <w:rFonts w:ascii="Segoe UI" w:eastAsia="Times New Roman" w:hAnsi="Segoe UI" w:cs="Segoe UI"/>
-          <w:color w:val="172B4D"/>
-          <w:sz w:val="21"/>
-          <w:szCs w:val="21"/>
-          <w:lang w:eastAsia="de-DE"/>
-        </w:rPr>
-        <w:t xml:space="preserve">-Moduls "Medikation" ist ein System, das AMTS relevante Informationen für andere Applikationen (System: Medikations-Client) über eine FHIR R4 REST API nach </w:t>
-      </w:r>
-      <w:proofErr w:type="spellStart"/>
-      <w:r>
-        <w:rPr>
-          <w:rFonts w:ascii="Segoe UI" w:eastAsia="Times New Roman" w:hAnsi="Segoe UI" w:cs="Segoe UI"/>
-          <w:color w:val="172B4D"/>
-          <w:sz w:val="21"/>
-          <w:szCs w:val="21"/>
-          <w:lang w:eastAsia="de-DE"/>
-        </w:rPr>
-        <w:t>ISiK</w:t>
-      </w:r>
-      <w:proofErr w:type="spellEnd"/>
-      <w:r>
-        <w:rPr>
-          <w:rFonts w:ascii="Segoe UI" w:eastAsia="Times New Roman" w:hAnsi="Segoe UI" w:cs="Segoe UI"/>
-          <w:color w:val="172B4D"/>
-          <w:sz w:val="21"/>
-          <w:szCs w:val="21"/>
-          <w:lang w:eastAsia="de-DE"/>
-        </w:rPr>
-        <w:t xml:space="preserve"> zur Abfrage und Weiternutzung zur Verfügung stellt und persistiert. Beispiele für ATMS-relevante Informationen sind z.B. der Stillstatus, Schwangerschafts- und Raucherstatus, Laborparameter und Informationen über die aktuelle Medikation eines Patienten.</w:t>
+        <w:t>Das Bestätigungsrelevante System AMTS Data Provider im Sinne des ISiK-Moduls "Medikation" ist ein System, das AMTS relevante Informationen für andere Applikationen (System: Medikations-Client) über eine FHIR R4 REST API nach ISiK zur Abfrage und Weiternutzung zur Verfügung stellt und persistiert. Beispiele für ATMS-relevante Informationen sind z.B. der Stillstatus, Schwangerschafts- und Raucherstatus, Laborparameter und Informationen über die aktuelle Medikation eines Patienten.</w:t>
       </w:r>
     </w:p>
     <w:p>
@@ -10467,7 +8769,6 @@
                 <w:lang w:eastAsia="de-DE"/>
               </w:rPr>
             </w:pPr>
-            <w:proofErr w:type="gramStart"/>
             <w:r>
               <w:rPr>
                 <w:rFonts w:ascii="Times New Roman" w:eastAsia="Times New Roman" w:hAnsi="Times New Roman" w:cs="Times New Roman"/>
@@ -10475,17 +8776,7 @@
                 <w:szCs w:val="24"/>
                 <w:lang w:eastAsia="de-DE"/>
               </w:rPr>
-              <w:t>AMTS Akteur</w:t>
-            </w:r>
-            <w:proofErr w:type="gramEnd"/>
-            <w:r>
-              <w:rPr>
-                <w:rFonts w:ascii="Times New Roman" w:eastAsia="Times New Roman" w:hAnsi="Times New Roman" w:cs="Times New Roman"/>
-                <w:sz w:val="24"/>
-                <w:szCs w:val="24"/>
-                <w:lang w:eastAsia="de-DE"/>
-              </w:rPr>
-              <w:t xml:space="preserve"> https://simplifier.net/guide/isik-medikation-stufe-5/Einfuehrung/Artefakte/CapabilityStatements/Akteur-ISiKCapabilityStatementAMTSAkteur</w:t>
+              <w:t>AMTS Akteur https://simplifier.net/guide/isik-medikation-stufe-5/Einfuehrung/Artefakte/CapabilityStatements/Akteur-ISiKCapabilityStatementAMTSAkteur</w:t>
             </w:r>
           </w:p>
         </w:tc>
@@ -10776,51 +9067,7 @@
           <w:szCs w:val="21"/>
           <w:lang w:eastAsia="de-DE"/>
         </w:rPr>
-        <w:t>IT-Systeme stellen in dieser Rolle geschützte Ressourcen über FHIR-</w:t>
-      </w:r>
-      <w:proofErr w:type="spellStart"/>
-      <w:r>
-        <w:rPr>
-          <w:rFonts w:ascii="Segoe UI" w:eastAsia="Times New Roman" w:hAnsi="Segoe UI" w:cs="Segoe UI"/>
-          <w:color w:val="172B4D"/>
-          <w:sz w:val="21"/>
-          <w:szCs w:val="21"/>
-          <w:lang w:eastAsia="de-DE"/>
-        </w:rPr>
-        <w:t>RESTful</w:t>
-      </w:r>
-      <w:proofErr w:type="spellEnd"/>
-      <w:r>
-        <w:rPr>
-          <w:rFonts w:ascii="Segoe UI" w:eastAsia="Times New Roman" w:hAnsi="Segoe UI" w:cs="Segoe UI"/>
-          <w:color w:val="172B4D"/>
-          <w:sz w:val="21"/>
-          <w:szCs w:val="21"/>
-          <w:lang w:eastAsia="de-DE"/>
-        </w:rPr>
-        <w:t>-Endpunkte bereit oder nehmen geschützte Ressourcen über FHIR-</w:t>
-      </w:r>
-      <w:proofErr w:type="spellStart"/>
-      <w:r>
-        <w:rPr>
-          <w:rFonts w:ascii="Segoe UI" w:eastAsia="Times New Roman" w:hAnsi="Segoe UI" w:cs="Segoe UI"/>
-          <w:color w:val="172B4D"/>
-          <w:sz w:val="21"/>
-          <w:szCs w:val="21"/>
-          <w:lang w:eastAsia="de-DE"/>
-        </w:rPr>
-        <w:t>RESTful</w:t>
-      </w:r>
-      <w:proofErr w:type="spellEnd"/>
-      <w:r>
-        <w:rPr>
-          <w:rFonts w:ascii="Segoe UI" w:eastAsia="Times New Roman" w:hAnsi="Segoe UI" w:cs="Segoe UI"/>
-          <w:color w:val="172B4D"/>
-          <w:sz w:val="21"/>
-          <w:szCs w:val="21"/>
-          <w:lang w:eastAsia="de-DE"/>
-        </w:rPr>
-        <w:t>-Endpunkte entgegen.</w:t>
+        <w:t>IT-Systeme stellen in dieser Rolle geschützte Ressourcen über FHIR-RESTful-Endpunkte bereit oder nehmen geschützte Ressourcen über FHIR-RESTful-Endpunkte entgegen.</w:t>
       </w:r>
     </w:p>
     <w:p>
@@ -10873,29 +9120,7 @@
           <w:szCs w:val="21"/>
           <w:lang w:eastAsia="de-DE"/>
         </w:rPr>
-        <w:t xml:space="preserve">Im Kontext von </w:t>
-      </w:r>
-      <w:proofErr w:type="spellStart"/>
-      <w:r>
-        <w:rPr>
-          <w:rFonts w:ascii="Segoe UI" w:eastAsia="Times New Roman" w:hAnsi="Segoe UI" w:cs="Segoe UI"/>
-          <w:color w:val="172B4D"/>
-          <w:sz w:val="21"/>
-          <w:szCs w:val="21"/>
-          <w:lang w:eastAsia="de-DE"/>
-        </w:rPr>
-        <w:t>ISiK</w:t>
-      </w:r>
-      <w:proofErr w:type="spellEnd"/>
-      <w:r>
-        <w:rPr>
-          <w:rFonts w:ascii="Segoe UI" w:eastAsia="Times New Roman" w:hAnsi="Segoe UI" w:cs="Segoe UI"/>
-          <w:color w:val="172B4D"/>
-          <w:sz w:val="21"/>
-          <w:szCs w:val="21"/>
-          <w:lang w:eastAsia="de-DE"/>
-        </w:rPr>
-        <w:t xml:space="preserve"> trifft diese Definition u.a. auf folgende bestätigungsrelevante Systeme zu:</w:t>
+        <w:t>Im Kontext von ISiK trifft diese Definition u.a. auf folgende bestätigungsrelevante Systeme zu:</w:t>
       </w:r>
     </w:p>
     <w:p>
@@ -11269,29 +9494,7 @@
           <w:szCs w:val="21"/>
           <w:lang w:eastAsia="de-DE"/>
         </w:rPr>
-        <w:t xml:space="preserve">Im Kontext von </w:t>
-      </w:r>
-      <w:proofErr w:type="spellStart"/>
-      <w:r>
-        <w:rPr>
-          <w:rFonts w:ascii="Segoe UI" w:eastAsia="Times New Roman" w:hAnsi="Segoe UI" w:cs="Segoe UI"/>
-          <w:color w:val="172B4D"/>
-          <w:sz w:val="21"/>
-          <w:szCs w:val="21"/>
-          <w:lang w:eastAsia="de-DE"/>
-        </w:rPr>
-        <w:t>ISiK</w:t>
-      </w:r>
-      <w:proofErr w:type="spellEnd"/>
-      <w:r>
-        <w:rPr>
-          <w:rFonts w:ascii="Segoe UI" w:eastAsia="Times New Roman" w:hAnsi="Segoe UI" w:cs="Segoe UI"/>
-          <w:color w:val="172B4D"/>
-          <w:sz w:val="21"/>
-          <w:szCs w:val="21"/>
-          <w:lang w:eastAsia="de-DE"/>
-        </w:rPr>
-        <w:t xml:space="preserve"> trifft diese Definition auf alle Systeme zu, die an einen Ressourcen-Server angebunden sind, um ein Sicherheits-Token für eine SMART App (Client) auszustellen. Die genauen Anforderungen unterscheiden sich allerdings je nachdem, ob ein System gleichzeitig als App-Launcher agiert oder nicht.</w:t>
+        <w:t>Im Kontext von ISiK trifft diese Definition auf alle Systeme zu, die an einen Ressourcen-Server angebunden sind, um ein Sicherheits-Token für eine SMART App (Client) auszustellen. Die genauen Anforderungen unterscheiden sich allerdings je nachdem, ob ein System gleichzeitig als App-Launcher agiert oder nicht.</w:t>
       </w:r>
     </w:p>
     <w:p>
@@ -11319,35 +9522,7 @@
           <w:szCs w:val="30"/>
           <w:lang w:eastAsia="de-DE"/>
         </w:rPr>
-        <w:t xml:space="preserve">Electronic Health </w:t>
-      </w:r>
-      <w:proofErr w:type="spellStart"/>
-      <w:r>
-        <w:rPr>
-          <w:rFonts w:ascii="Segoe UI" w:eastAsia="Times New Roman" w:hAnsi="Segoe UI" w:cs="Segoe UI"/>
-          <w:b/>
-          <w:bCs/>
-          <w:color w:val="172B4D"/>
-          <w:spacing w:val="-2"/>
-          <w:sz w:val="30"/>
-          <w:szCs w:val="30"/>
-          <w:lang w:eastAsia="de-DE"/>
-        </w:rPr>
-        <w:t>Record</w:t>
-      </w:r>
-      <w:proofErr w:type="spellEnd"/>
-      <w:r>
-        <w:rPr>
-          <w:rFonts w:ascii="Segoe UI" w:eastAsia="Times New Roman" w:hAnsi="Segoe UI" w:cs="Segoe UI"/>
-          <w:b/>
-          <w:bCs/>
-          <w:color w:val="172B4D"/>
-          <w:spacing w:val="-2"/>
-          <w:sz w:val="30"/>
-          <w:szCs w:val="30"/>
-          <w:lang w:eastAsia="de-DE"/>
-        </w:rPr>
-        <w:t xml:space="preserve"> (EHR)</w:t>
+        <w:t>Electronic Health Record (EHR)</w:t>
       </w:r>
     </w:p>
     <w:p>
@@ -11400,29 +9575,7 @@
           <w:szCs w:val="21"/>
           <w:lang w:eastAsia="de-DE"/>
         </w:rPr>
-        <w:t xml:space="preserve">Ein Electronic Health </w:t>
-      </w:r>
-      <w:proofErr w:type="spellStart"/>
-      <w:r>
-        <w:rPr>
-          <w:rFonts w:ascii="Segoe UI" w:eastAsia="Times New Roman" w:hAnsi="Segoe UI" w:cs="Segoe UI"/>
-          <w:color w:val="172B4D"/>
-          <w:sz w:val="21"/>
-          <w:szCs w:val="21"/>
-          <w:lang w:eastAsia="de-DE"/>
-        </w:rPr>
-        <w:t>Record</w:t>
-      </w:r>
-      <w:proofErr w:type="spellEnd"/>
-      <w:r>
-        <w:rPr>
-          <w:rFonts w:ascii="Segoe UI" w:eastAsia="Times New Roman" w:hAnsi="Segoe UI" w:cs="Segoe UI"/>
-          <w:color w:val="172B4D"/>
-          <w:sz w:val="21"/>
-          <w:szCs w:val="21"/>
-          <w:lang w:eastAsia="de-DE"/>
-        </w:rPr>
-        <w:t xml:space="preserve"> (EHR) bündelt einen Ressourcen-Server, Autorisierungs-Server und SMART App Launcher (und ggf. weitere Systeme).</w:t>
+        <w:t>Ein Electronic Health Record (EHR) bündelt einen Ressourcen-Server, Autorisierungs-Server und SMART App Launcher (und ggf. weitere Systeme).</w:t>
       </w:r>
     </w:p>
     <w:p>
@@ -11499,51 +9652,7 @@
           <w:szCs w:val="21"/>
           <w:lang w:eastAsia="de-DE"/>
         </w:rPr>
-        <w:t xml:space="preserve">Ein Electronic Health </w:t>
-      </w:r>
-      <w:proofErr w:type="spellStart"/>
-      <w:r>
-        <w:rPr>
-          <w:rFonts w:ascii="Segoe UI" w:eastAsia="Times New Roman" w:hAnsi="Segoe UI" w:cs="Segoe UI"/>
-          <w:color w:val="172B4D"/>
-          <w:sz w:val="21"/>
-          <w:szCs w:val="21"/>
-          <w:lang w:eastAsia="de-DE"/>
-        </w:rPr>
-        <w:t>Record</w:t>
-      </w:r>
-      <w:proofErr w:type="spellEnd"/>
-      <w:r>
-        <w:rPr>
-          <w:rFonts w:ascii="Segoe UI" w:eastAsia="Times New Roman" w:hAnsi="Segoe UI" w:cs="Segoe UI"/>
-          <w:color w:val="172B4D"/>
-          <w:sz w:val="21"/>
-          <w:szCs w:val="21"/>
-          <w:lang w:eastAsia="de-DE"/>
-        </w:rPr>
-        <w:t xml:space="preserve"> (EHR) umfasst Systeme, die als zentrale Plattform für die Speicherung, Verwaltung und den Austausch von Gesundheitsdaten dienen. Im Kontext von </w:t>
-      </w:r>
-      <w:proofErr w:type="spellStart"/>
-      <w:r>
-        <w:rPr>
-          <w:rFonts w:ascii="Segoe UI" w:eastAsia="Times New Roman" w:hAnsi="Segoe UI" w:cs="Segoe UI"/>
-          <w:color w:val="172B4D"/>
-          <w:sz w:val="21"/>
-          <w:szCs w:val="21"/>
-          <w:lang w:eastAsia="de-DE"/>
-        </w:rPr>
-        <w:t>ISiK</w:t>
-      </w:r>
-      <w:proofErr w:type="spellEnd"/>
-      <w:r>
-        <w:rPr>
-          <w:rFonts w:ascii="Segoe UI" w:eastAsia="Times New Roman" w:hAnsi="Segoe UI" w:cs="Segoe UI"/>
-          <w:color w:val="172B4D"/>
-          <w:sz w:val="21"/>
-          <w:szCs w:val="21"/>
-          <w:lang w:eastAsia="de-DE"/>
-        </w:rPr>
-        <w:t xml:space="preserve"> wird ein EHR als Kombination aus Ressourcen-Server, Autorisierungs-Server und App Launcher betrachtet. Es kann zusätzlich weitere Funktionen wie die Integration von SMART Apps bereitstellen.</w:t>
+        <w:t>Ein Electronic Health Record (EHR) umfasst Systeme, die als zentrale Plattform für die Speicherung, Verwaltung und den Austausch von Gesundheitsdaten dienen. Im Kontext von ISiK wird ein EHR als Kombination aus Ressourcen-Server, Autorisierungs-Server und App Launcher betrachtet. Es kann zusätzlich weitere Funktionen wie die Integration von SMART Apps bereitstellen.</w:t>
       </w:r>
     </w:p>
     <w:p>
@@ -11729,29 +9838,7 @@
           <w:szCs w:val="21"/>
           <w:lang w:eastAsia="de-DE"/>
         </w:rPr>
-        <w:t xml:space="preserve">Ein App-Launcher interagiert zwischen Autorisierungs-Server und </w:t>
-      </w:r>
-      <w:proofErr w:type="spellStart"/>
-      <w:r>
-        <w:rPr>
-          <w:rFonts w:ascii="Segoe UI" w:eastAsia="Times New Roman" w:hAnsi="Segoe UI" w:cs="Segoe UI"/>
-          <w:color w:val="172B4D"/>
-          <w:sz w:val="21"/>
-          <w:szCs w:val="21"/>
-          <w:lang w:eastAsia="de-DE"/>
-        </w:rPr>
-        <w:t>ISiK</w:t>
-      </w:r>
-      <w:proofErr w:type="spellEnd"/>
-      <w:r>
-        <w:rPr>
-          <w:rFonts w:ascii="Segoe UI" w:eastAsia="Times New Roman" w:hAnsi="Segoe UI" w:cs="Segoe UI"/>
-          <w:color w:val="172B4D"/>
-          <w:sz w:val="21"/>
-          <w:szCs w:val="21"/>
-          <w:lang w:eastAsia="de-DE"/>
-        </w:rPr>
-        <w:t>-Ressourcen-Server und bietet einem Client einen Anwendungskontext. Der Kontext kann ein Patient oder Behandlungsfall aus dem EHR sein.</w:t>
+        <w:t>Ein App-Launcher interagiert zwischen Autorisierungs-Server und ISiK-Ressourcen-Server und bietet einem Client einen Anwendungskontext. Der Kontext kann ein Patient oder Behandlungsfall aus dem EHR sein.</w:t>
       </w:r>
     </w:p>
     <w:p>
@@ -12207,7 +10294,7 @@
               </w:rPr>
               <w:t>letztgültige Version des IGs Connect - relevanter Passus - </w:t>
             </w:r>
-            <w:hyperlink r:id="rId16" w:history="1">
+            <w:hyperlink r:id="rId18" w:history="1">
               <w:r>
                 <w:rPr>
                   <w:rFonts w:ascii="Times New Roman" w:eastAsia="Times New Roman" w:hAnsi="Times New Roman" w:cs="Times New Roman"/>
@@ -12297,264 +10384,6 @@
                 <w:lang w:eastAsia="de-DE"/>
               </w:rPr>
               <w:t>Autorisierungs-Server</w:t>
-            </w:r>
-          </w:p>
-        </w:tc>
-        <w:tc>
-          <w:tcPr>
-            <w:tcW w:w="0" w:type="auto"/>
-            <w:tcBorders>
-              <w:top w:val="single" w:sz="4" w:space="0" w:color="auto"/>
-              <w:left w:val="single" w:sz="4" w:space="0" w:color="auto"/>
-              <w:bottom w:val="single" w:sz="4" w:space="0" w:color="auto"/>
-              <w:right w:val="single" w:sz="4" w:space="0" w:color="auto"/>
-            </w:tcBorders>
-            <w:tcMar>
-              <w:top w:w="105" w:type="dxa"/>
-              <w:left w:w="150" w:type="dxa"/>
-              <w:bottom w:w="105" w:type="dxa"/>
-              <w:right w:w="150" w:type="dxa"/>
-            </w:tcMar>
-            <w:hideMark/>
-          </w:tcPr>
-          <w:p>
-            <w:pPr>
-              <w:spacing w:after="0" w:line="240" w:lineRule="auto"/>
-              <w:rPr>
-                <w:rFonts w:ascii="Times New Roman" w:eastAsia="Times New Roman" w:hAnsi="Times New Roman" w:cs="Times New Roman"/>
-                <w:sz w:val="24"/>
-                <w:szCs w:val="24"/>
-                <w:lang w:eastAsia="de-DE"/>
-              </w:rPr>
-            </w:pPr>
-            <w:r>
-              <w:rPr>
-                <w:rFonts w:ascii="Times New Roman" w:eastAsia="Times New Roman" w:hAnsi="Times New Roman" w:cs="Times New Roman"/>
-                <w:sz w:val="24"/>
-                <w:szCs w:val="24"/>
-                <w:lang w:eastAsia="de-DE"/>
-              </w:rPr>
-              <w:t>letztgültige Version des IGs Connect - </w:t>
-            </w:r>
-            <w:hyperlink r:id="rId17" w:history="1">
-              <w:r>
-                <w:rPr>
-                  <w:rFonts w:ascii="Times New Roman" w:eastAsia="Times New Roman" w:hAnsi="Times New Roman" w:cs="Times New Roman"/>
-                  <w:color w:val="0052CC"/>
-                  <w:sz w:val="24"/>
-                  <w:szCs w:val="24"/>
-                  <w:u w:val="single"/>
-                  <w:lang w:eastAsia="de-DE"/>
-                </w:rPr>
-                <w:t>https://simplifier.net/guide/isik-connect-stufe-5</w:t>
-              </w:r>
-            </w:hyperlink>
-          </w:p>
-        </w:tc>
-        <w:tc>
-          <w:tcPr>
-            <w:tcW w:w="0" w:type="auto"/>
-            <w:tcBorders>
-              <w:top w:val="single" w:sz="4" w:space="0" w:color="auto"/>
-              <w:left w:val="single" w:sz="4" w:space="0" w:color="auto"/>
-              <w:bottom w:val="single" w:sz="4" w:space="0" w:color="auto"/>
-              <w:right w:val="single" w:sz="4" w:space="0" w:color="auto"/>
-            </w:tcBorders>
-            <w:tcMar>
-              <w:top w:w="105" w:type="dxa"/>
-              <w:left w:w="150" w:type="dxa"/>
-              <w:bottom w:w="105" w:type="dxa"/>
-              <w:right w:w="150" w:type="dxa"/>
-            </w:tcMar>
-            <w:hideMark/>
-          </w:tcPr>
-          <w:p>
-            <w:pPr>
-              <w:spacing w:after="0" w:line="240" w:lineRule="auto"/>
-              <w:rPr>
-                <w:rFonts w:ascii="Times New Roman" w:eastAsia="Times New Roman" w:hAnsi="Times New Roman" w:cs="Times New Roman"/>
-                <w:sz w:val="24"/>
-                <w:szCs w:val="24"/>
-                <w:lang w:eastAsia="de-DE"/>
-              </w:rPr>
-            </w:pPr>
-            <w:r>
-              <w:rPr>
-                <w:rFonts w:ascii="Times New Roman" w:eastAsia="Times New Roman" w:hAnsi="Times New Roman" w:cs="Times New Roman"/>
-                <w:sz w:val="24"/>
-                <w:szCs w:val="24"/>
-                <w:lang w:eastAsia="de-DE"/>
-              </w:rPr>
-              <w:t>nein</w:t>
-            </w:r>
-          </w:p>
-        </w:tc>
-      </w:tr>
-      <w:tr>
-        <w:tc>
-          <w:tcPr>
-            <w:tcW w:w="0" w:type="auto"/>
-            <w:tcBorders>
-              <w:top w:val="single" w:sz="4" w:space="0" w:color="auto"/>
-              <w:left w:val="single" w:sz="4" w:space="0" w:color="auto"/>
-              <w:bottom w:val="single" w:sz="4" w:space="0" w:color="auto"/>
-              <w:right w:val="single" w:sz="4" w:space="0" w:color="auto"/>
-            </w:tcBorders>
-            <w:tcMar>
-              <w:top w:w="105" w:type="dxa"/>
-              <w:left w:w="150" w:type="dxa"/>
-              <w:bottom w:w="105" w:type="dxa"/>
-              <w:right w:w="150" w:type="dxa"/>
-            </w:tcMar>
-            <w:hideMark/>
-          </w:tcPr>
-          <w:p>
-            <w:pPr>
-              <w:spacing w:after="0" w:line="240" w:lineRule="auto"/>
-              <w:rPr>
-                <w:rFonts w:ascii="Times New Roman" w:eastAsia="Times New Roman" w:hAnsi="Times New Roman" w:cs="Times New Roman"/>
-                <w:sz w:val="24"/>
-                <w:szCs w:val="24"/>
-                <w:lang w:eastAsia="de-DE"/>
-              </w:rPr>
-            </w:pPr>
-            <w:r>
-              <w:rPr>
-                <w:rFonts w:ascii="Times New Roman" w:eastAsia="Times New Roman" w:hAnsi="Times New Roman" w:cs="Times New Roman"/>
-                <w:sz w:val="24"/>
-                <w:szCs w:val="24"/>
-                <w:lang w:eastAsia="de-DE"/>
-              </w:rPr>
-              <w:t>App Launcher</w:t>
-            </w:r>
-          </w:p>
-        </w:tc>
-        <w:tc>
-          <w:tcPr>
-            <w:tcW w:w="0" w:type="auto"/>
-            <w:tcBorders>
-              <w:top w:val="single" w:sz="4" w:space="0" w:color="auto"/>
-              <w:left w:val="single" w:sz="4" w:space="0" w:color="auto"/>
-              <w:bottom w:val="single" w:sz="4" w:space="0" w:color="auto"/>
-              <w:right w:val="single" w:sz="4" w:space="0" w:color="auto"/>
-            </w:tcBorders>
-            <w:tcMar>
-              <w:top w:w="105" w:type="dxa"/>
-              <w:left w:w="150" w:type="dxa"/>
-              <w:bottom w:w="105" w:type="dxa"/>
-              <w:right w:w="150" w:type="dxa"/>
-            </w:tcMar>
-            <w:hideMark/>
-          </w:tcPr>
-          <w:p>
-            <w:pPr>
-              <w:spacing w:after="0" w:line="240" w:lineRule="auto"/>
-              <w:rPr>
-                <w:rFonts w:ascii="Times New Roman" w:eastAsia="Times New Roman" w:hAnsi="Times New Roman" w:cs="Times New Roman"/>
-                <w:sz w:val="24"/>
-                <w:szCs w:val="24"/>
-                <w:lang w:eastAsia="de-DE"/>
-              </w:rPr>
-            </w:pPr>
-            <w:r>
-              <w:rPr>
-                <w:rFonts w:ascii="Times New Roman" w:eastAsia="Times New Roman" w:hAnsi="Times New Roman" w:cs="Times New Roman"/>
-                <w:sz w:val="24"/>
-                <w:szCs w:val="24"/>
-                <w:lang w:eastAsia="de-DE"/>
-              </w:rPr>
-              <w:t>letztgültige Version des IGs Connect - </w:t>
-            </w:r>
-            <w:hyperlink r:id="rId18" w:history="1">
-              <w:r>
-                <w:rPr>
-                  <w:rFonts w:ascii="Times New Roman" w:eastAsia="Times New Roman" w:hAnsi="Times New Roman" w:cs="Times New Roman"/>
-                  <w:color w:val="0052CC"/>
-                  <w:sz w:val="24"/>
-                  <w:szCs w:val="24"/>
-                  <w:u w:val="single"/>
-                  <w:lang w:eastAsia="de-DE"/>
-                </w:rPr>
-                <w:t>https://simplifier.net/guide/isik-connect-stufe-5</w:t>
-              </w:r>
-            </w:hyperlink>
-          </w:p>
-        </w:tc>
-        <w:tc>
-          <w:tcPr>
-            <w:tcW w:w="0" w:type="auto"/>
-            <w:tcBorders>
-              <w:top w:val="single" w:sz="4" w:space="0" w:color="auto"/>
-              <w:left w:val="single" w:sz="4" w:space="0" w:color="auto"/>
-              <w:bottom w:val="single" w:sz="4" w:space="0" w:color="auto"/>
-              <w:right w:val="single" w:sz="4" w:space="0" w:color="auto"/>
-            </w:tcBorders>
-            <w:tcMar>
-              <w:top w:w="105" w:type="dxa"/>
-              <w:left w:w="150" w:type="dxa"/>
-              <w:bottom w:w="105" w:type="dxa"/>
-              <w:right w:w="150" w:type="dxa"/>
-            </w:tcMar>
-            <w:hideMark/>
-          </w:tcPr>
-          <w:p>
-            <w:pPr>
-              <w:spacing w:after="0" w:line="240" w:lineRule="auto"/>
-              <w:rPr>
-                <w:rFonts w:ascii="Times New Roman" w:eastAsia="Times New Roman" w:hAnsi="Times New Roman" w:cs="Times New Roman"/>
-                <w:sz w:val="24"/>
-                <w:szCs w:val="24"/>
-                <w:lang w:eastAsia="de-DE"/>
-              </w:rPr>
-            </w:pPr>
-            <w:r>
-              <w:rPr>
-                <w:rFonts w:ascii="Times New Roman" w:eastAsia="Times New Roman" w:hAnsi="Times New Roman" w:cs="Times New Roman"/>
-                <w:sz w:val="24"/>
-                <w:szCs w:val="24"/>
-                <w:lang w:eastAsia="de-DE"/>
-              </w:rPr>
-              <w:t>nein</w:t>
-            </w:r>
-          </w:p>
-        </w:tc>
-      </w:tr>
-      <w:tr>
-        <w:tc>
-          <w:tcPr>
-            <w:tcW w:w="0" w:type="auto"/>
-            <w:tcBorders>
-              <w:top w:val="single" w:sz="4" w:space="0" w:color="auto"/>
-              <w:left w:val="single" w:sz="4" w:space="0" w:color="auto"/>
-              <w:bottom w:val="single" w:sz="4" w:space="0" w:color="auto"/>
-              <w:right w:val="single" w:sz="4" w:space="0" w:color="auto"/>
-            </w:tcBorders>
-            <w:tcMar>
-              <w:top w:w="105" w:type="dxa"/>
-              <w:left w:w="150" w:type="dxa"/>
-              <w:bottom w:w="105" w:type="dxa"/>
-              <w:right w:w="150" w:type="dxa"/>
-            </w:tcMar>
-            <w:hideMark/>
-          </w:tcPr>
-          <w:p>
-            <w:pPr>
-              <w:spacing w:after="0" w:line="240" w:lineRule="auto"/>
-              <w:rPr>
-                <w:rFonts w:ascii="Times New Roman" w:eastAsia="Times New Roman" w:hAnsi="Times New Roman" w:cs="Times New Roman"/>
-                <w:sz w:val="24"/>
-                <w:szCs w:val="24"/>
-                <w:lang w:eastAsia="de-DE"/>
-              </w:rPr>
-            </w:pPr>
-            <w:r>
-              <w:rPr>
-                <w:rFonts w:ascii="Times New Roman" w:eastAsia="Times New Roman" w:hAnsi="Times New Roman" w:cs="Times New Roman"/>
-                <w:sz w:val="24"/>
-                <w:szCs w:val="24"/>
-                <w:lang w:eastAsia="de-DE"/>
-              </w:rPr>
-              <w:t>SMART App</w:t>
             </w:r>
           </w:p>
         </w:tc>
@@ -12648,6 +10477,264 @@
           </w:p>
         </w:tc>
       </w:tr>
+      <w:tr>
+        <w:tc>
+          <w:tcPr>
+            <w:tcW w:w="0" w:type="auto"/>
+            <w:tcBorders>
+              <w:top w:val="single" w:sz="4" w:space="0" w:color="auto"/>
+              <w:left w:val="single" w:sz="4" w:space="0" w:color="auto"/>
+              <w:bottom w:val="single" w:sz="4" w:space="0" w:color="auto"/>
+              <w:right w:val="single" w:sz="4" w:space="0" w:color="auto"/>
+            </w:tcBorders>
+            <w:tcMar>
+              <w:top w:w="105" w:type="dxa"/>
+              <w:left w:w="150" w:type="dxa"/>
+              <w:bottom w:w="105" w:type="dxa"/>
+              <w:right w:w="150" w:type="dxa"/>
+            </w:tcMar>
+            <w:hideMark/>
+          </w:tcPr>
+          <w:p>
+            <w:pPr>
+              <w:spacing w:after="0" w:line="240" w:lineRule="auto"/>
+              <w:rPr>
+                <w:rFonts w:ascii="Times New Roman" w:eastAsia="Times New Roman" w:hAnsi="Times New Roman" w:cs="Times New Roman"/>
+                <w:sz w:val="24"/>
+                <w:szCs w:val="24"/>
+                <w:lang w:eastAsia="de-DE"/>
+              </w:rPr>
+            </w:pPr>
+            <w:r>
+              <w:rPr>
+                <w:rFonts w:ascii="Times New Roman" w:eastAsia="Times New Roman" w:hAnsi="Times New Roman" w:cs="Times New Roman"/>
+                <w:sz w:val="24"/>
+                <w:szCs w:val="24"/>
+                <w:lang w:eastAsia="de-DE"/>
+              </w:rPr>
+              <w:t>App Launcher</w:t>
+            </w:r>
+          </w:p>
+        </w:tc>
+        <w:tc>
+          <w:tcPr>
+            <w:tcW w:w="0" w:type="auto"/>
+            <w:tcBorders>
+              <w:top w:val="single" w:sz="4" w:space="0" w:color="auto"/>
+              <w:left w:val="single" w:sz="4" w:space="0" w:color="auto"/>
+              <w:bottom w:val="single" w:sz="4" w:space="0" w:color="auto"/>
+              <w:right w:val="single" w:sz="4" w:space="0" w:color="auto"/>
+            </w:tcBorders>
+            <w:tcMar>
+              <w:top w:w="105" w:type="dxa"/>
+              <w:left w:w="150" w:type="dxa"/>
+              <w:bottom w:w="105" w:type="dxa"/>
+              <w:right w:w="150" w:type="dxa"/>
+            </w:tcMar>
+            <w:hideMark/>
+          </w:tcPr>
+          <w:p>
+            <w:pPr>
+              <w:spacing w:after="0" w:line="240" w:lineRule="auto"/>
+              <w:rPr>
+                <w:rFonts w:ascii="Times New Roman" w:eastAsia="Times New Roman" w:hAnsi="Times New Roman" w:cs="Times New Roman"/>
+                <w:sz w:val="24"/>
+                <w:szCs w:val="24"/>
+                <w:lang w:eastAsia="de-DE"/>
+              </w:rPr>
+            </w:pPr>
+            <w:r>
+              <w:rPr>
+                <w:rFonts w:ascii="Times New Roman" w:eastAsia="Times New Roman" w:hAnsi="Times New Roman" w:cs="Times New Roman"/>
+                <w:sz w:val="24"/>
+                <w:szCs w:val="24"/>
+                <w:lang w:eastAsia="de-DE"/>
+              </w:rPr>
+              <w:t>letztgültige Version des IGs Connect - </w:t>
+            </w:r>
+            <w:hyperlink r:id="rId20" w:history="1">
+              <w:r>
+                <w:rPr>
+                  <w:rFonts w:ascii="Times New Roman" w:eastAsia="Times New Roman" w:hAnsi="Times New Roman" w:cs="Times New Roman"/>
+                  <w:color w:val="0052CC"/>
+                  <w:sz w:val="24"/>
+                  <w:szCs w:val="24"/>
+                  <w:u w:val="single"/>
+                  <w:lang w:eastAsia="de-DE"/>
+                </w:rPr>
+                <w:t>https://simplifier.net/guide/isik-connect-stufe-5</w:t>
+              </w:r>
+            </w:hyperlink>
+          </w:p>
+        </w:tc>
+        <w:tc>
+          <w:tcPr>
+            <w:tcW w:w="0" w:type="auto"/>
+            <w:tcBorders>
+              <w:top w:val="single" w:sz="4" w:space="0" w:color="auto"/>
+              <w:left w:val="single" w:sz="4" w:space="0" w:color="auto"/>
+              <w:bottom w:val="single" w:sz="4" w:space="0" w:color="auto"/>
+              <w:right w:val="single" w:sz="4" w:space="0" w:color="auto"/>
+            </w:tcBorders>
+            <w:tcMar>
+              <w:top w:w="105" w:type="dxa"/>
+              <w:left w:w="150" w:type="dxa"/>
+              <w:bottom w:w="105" w:type="dxa"/>
+              <w:right w:w="150" w:type="dxa"/>
+            </w:tcMar>
+            <w:hideMark/>
+          </w:tcPr>
+          <w:p>
+            <w:pPr>
+              <w:spacing w:after="0" w:line="240" w:lineRule="auto"/>
+              <w:rPr>
+                <w:rFonts w:ascii="Times New Roman" w:eastAsia="Times New Roman" w:hAnsi="Times New Roman" w:cs="Times New Roman"/>
+                <w:sz w:val="24"/>
+                <w:szCs w:val="24"/>
+                <w:lang w:eastAsia="de-DE"/>
+              </w:rPr>
+            </w:pPr>
+            <w:r>
+              <w:rPr>
+                <w:rFonts w:ascii="Times New Roman" w:eastAsia="Times New Roman" w:hAnsi="Times New Roman" w:cs="Times New Roman"/>
+                <w:sz w:val="24"/>
+                <w:szCs w:val="24"/>
+                <w:lang w:eastAsia="de-DE"/>
+              </w:rPr>
+              <w:t>nein</w:t>
+            </w:r>
+          </w:p>
+        </w:tc>
+      </w:tr>
+      <w:tr>
+        <w:tc>
+          <w:tcPr>
+            <w:tcW w:w="0" w:type="auto"/>
+            <w:tcBorders>
+              <w:top w:val="single" w:sz="4" w:space="0" w:color="auto"/>
+              <w:left w:val="single" w:sz="4" w:space="0" w:color="auto"/>
+              <w:bottom w:val="single" w:sz="4" w:space="0" w:color="auto"/>
+              <w:right w:val="single" w:sz="4" w:space="0" w:color="auto"/>
+            </w:tcBorders>
+            <w:tcMar>
+              <w:top w:w="105" w:type="dxa"/>
+              <w:left w:w="150" w:type="dxa"/>
+              <w:bottom w:w="105" w:type="dxa"/>
+              <w:right w:w="150" w:type="dxa"/>
+            </w:tcMar>
+            <w:hideMark/>
+          </w:tcPr>
+          <w:p>
+            <w:pPr>
+              <w:spacing w:after="0" w:line="240" w:lineRule="auto"/>
+              <w:rPr>
+                <w:rFonts w:ascii="Times New Roman" w:eastAsia="Times New Roman" w:hAnsi="Times New Roman" w:cs="Times New Roman"/>
+                <w:sz w:val="24"/>
+                <w:szCs w:val="24"/>
+                <w:lang w:eastAsia="de-DE"/>
+              </w:rPr>
+            </w:pPr>
+            <w:r>
+              <w:rPr>
+                <w:rFonts w:ascii="Times New Roman" w:eastAsia="Times New Roman" w:hAnsi="Times New Roman" w:cs="Times New Roman"/>
+                <w:sz w:val="24"/>
+                <w:szCs w:val="24"/>
+                <w:lang w:eastAsia="de-DE"/>
+              </w:rPr>
+              <w:t>SMART App</w:t>
+            </w:r>
+          </w:p>
+        </w:tc>
+        <w:tc>
+          <w:tcPr>
+            <w:tcW w:w="0" w:type="auto"/>
+            <w:tcBorders>
+              <w:top w:val="single" w:sz="4" w:space="0" w:color="auto"/>
+              <w:left w:val="single" w:sz="4" w:space="0" w:color="auto"/>
+              <w:bottom w:val="single" w:sz="4" w:space="0" w:color="auto"/>
+              <w:right w:val="single" w:sz="4" w:space="0" w:color="auto"/>
+            </w:tcBorders>
+            <w:tcMar>
+              <w:top w:w="105" w:type="dxa"/>
+              <w:left w:w="150" w:type="dxa"/>
+              <w:bottom w:w="105" w:type="dxa"/>
+              <w:right w:w="150" w:type="dxa"/>
+            </w:tcMar>
+            <w:hideMark/>
+          </w:tcPr>
+          <w:p>
+            <w:pPr>
+              <w:spacing w:after="0" w:line="240" w:lineRule="auto"/>
+              <w:rPr>
+                <w:rFonts w:ascii="Times New Roman" w:eastAsia="Times New Roman" w:hAnsi="Times New Roman" w:cs="Times New Roman"/>
+                <w:sz w:val="24"/>
+                <w:szCs w:val="24"/>
+                <w:lang w:eastAsia="de-DE"/>
+              </w:rPr>
+            </w:pPr>
+            <w:r>
+              <w:rPr>
+                <w:rFonts w:ascii="Times New Roman" w:eastAsia="Times New Roman" w:hAnsi="Times New Roman" w:cs="Times New Roman"/>
+                <w:sz w:val="24"/>
+                <w:szCs w:val="24"/>
+                <w:lang w:eastAsia="de-DE"/>
+              </w:rPr>
+              <w:t>letztgültige Version des IGs Connect - </w:t>
+            </w:r>
+            <w:hyperlink r:id="rId21" w:history="1">
+              <w:r>
+                <w:rPr>
+                  <w:rFonts w:ascii="Times New Roman" w:eastAsia="Times New Roman" w:hAnsi="Times New Roman" w:cs="Times New Roman"/>
+                  <w:color w:val="0052CC"/>
+                  <w:sz w:val="24"/>
+                  <w:szCs w:val="24"/>
+                  <w:u w:val="single"/>
+                  <w:lang w:eastAsia="de-DE"/>
+                </w:rPr>
+                <w:t>https://simplifier.net/guide/isik-connect-stufe-5</w:t>
+              </w:r>
+            </w:hyperlink>
+          </w:p>
+        </w:tc>
+        <w:tc>
+          <w:tcPr>
+            <w:tcW w:w="0" w:type="auto"/>
+            <w:tcBorders>
+              <w:top w:val="single" w:sz="4" w:space="0" w:color="auto"/>
+              <w:left w:val="single" w:sz="4" w:space="0" w:color="auto"/>
+              <w:bottom w:val="single" w:sz="4" w:space="0" w:color="auto"/>
+              <w:right w:val="single" w:sz="4" w:space="0" w:color="auto"/>
+            </w:tcBorders>
+            <w:tcMar>
+              <w:top w:w="105" w:type="dxa"/>
+              <w:left w:w="150" w:type="dxa"/>
+              <w:bottom w:w="105" w:type="dxa"/>
+              <w:right w:w="150" w:type="dxa"/>
+            </w:tcMar>
+            <w:hideMark/>
+          </w:tcPr>
+          <w:p>
+            <w:pPr>
+              <w:spacing w:after="0" w:line="240" w:lineRule="auto"/>
+              <w:rPr>
+                <w:rFonts w:ascii="Times New Roman" w:eastAsia="Times New Roman" w:hAnsi="Times New Roman" w:cs="Times New Roman"/>
+                <w:sz w:val="24"/>
+                <w:szCs w:val="24"/>
+                <w:lang w:eastAsia="de-DE"/>
+              </w:rPr>
+            </w:pPr>
+            <w:r>
+              <w:rPr>
+                <w:rFonts w:ascii="Times New Roman" w:eastAsia="Times New Roman" w:hAnsi="Times New Roman" w:cs="Times New Roman"/>
+                <w:sz w:val="24"/>
+                <w:szCs w:val="24"/>
+                <w:lang w:eastAsia="de-DE"/>
+              </w:rPr>
+              <w:t>nein</w:t>
+            </w:r>
+          </w:p>
+        </w:tc>
+      </w:tr>
     </w:tbl>
     <w:p>
       <w:pPr>
@@ -12727,23 +10814,8 @@
           <w:szCs w:val="30"/>
           <w:lang w:eastAsia="de-DE"/>
         </w:rPr>
-        <w:t xml:space="preserve">Bestätigungsrelevantes System: </w:t>
-      </w:r>
-      <w:proofErr w:type="spellStart"/>
-      <w:r>
-        <w:rPr>
-          <w:rFonts w:ascii="Segoe UI" w:eastAsia="Times New Roman" w:hAnsi="Segoe UI" w:cs="Segoe UI"/>
-          <w:b/>
-          <w:bCs/>
-          <w:color w:val="172B4D"/>
-          <w:spacing w:val="-2"/>
-          <w:sz w:val="30"/>
-          <w:szCs w:val="30"/>
-          <w:lang w:eastAsia="de-DE"/>
-        </w:rPr>
-        <w:t>FormularLauncher</w:t>
-      </w:r>
-      <w:proofErr w:type="spellEnd"/>
+        <w:t>Bestätigungsrelevantes System: FormularLauncher</w:t>
+      </w:r>
     </w:p>
     <w:p>
       <w:pPr>
@@ -12796,95 +10868,7 @@
           <w:szCs w:val="21"/>
           <w:lang w:eastAsia="de-DE"/>
         </w:rPr>
-        <w:t>Das bestätigungsrelevante System "</w:t>
-      </w:r>
-      <w:proofErr w:type="spellStart"/>
-      <w:r>
-        <w:rPr>
-          <w:rFonts w:ascii="Segoe UI" w:eastAsia="Times New Roman" w:hAnsi="Segoe UI" w:cs="Segoe UI"/>
-          <w:color w:val="172B4D"/>
-          <w:sz w:val="21"/>
-          <w:szCs w:val="21"/>
-          <w:lang w:eastAsia="de-DE"/>
-        </w:rPr>
-        <w:t>FormularLauncher</w:t>
-      </w:r>
-      <w:proofErr w:type="spellEnd"/>
-      <w:r>
-        <w:rPr>
-          <w:rFonts w:ascii="Segoe UI" w:eastAsia="Times New Roman" w:hAnsi="Segoe UI" w:cs="Segoe UI"/>
-          <w:color w:val="172B4D"/>
-          <w:sz w:val="21"/>
-          <w:szCs w:val="21"/>
-          <w:lang w:eastAsia="de-DE"/>
-        </w:rPr>
-        <w:t xml:space="preserve">" im Sinne des </w:t>
-      </w:r>
-      <w:proofErr w:type="spellStart"/>
-      <w:r>
-        <w:rPr>
-          <w:rFonts w:ascii="Segoe UI" w:eastAsia="Times New Roman" w:hAnsi="Segoe UI" w:cs="Segoe UI"/>
-          <w:color w:val="172B4D"/>
-          <w:sz w:val="21"/>
-          <w:szCs w:val="21"/>
-          <w:lang w:eastAsia="de-DE"/>
-        </w:rPr>
-        <w:t>ISiK</w:t>
-      </w:r>
-      <w:proofErr w:type="spellEnd"/>
-      <w:r>
-        <w:rPr>
-          <w:rFonts w:ascii="Segoe UI" w:eastAsia="Times New Roman" w:hAnsi="Segoe UI" w:cs="Segoe UI"/>
-          <w:color w:val="172B4D"/>
-          <w:sz w:val="21"/>
-          <w:szCs w:val="21"/>
-          <w:lang w:eastAsia="de-DE"/>
-        </w:rPr>
-        <w:t>-Moduls "Formular" ist ein klinisches Arbeitsplatzsystem, das eine externe (oder interne) Darstellung von Formularen durch die Rolle "</w:t>
-      </w:r>
-      <w:proofErr w:type="spellStart"/>
-      <w:r>
-        <w:rPr>
-          <w:rFonts w:ascii="Segoe UI" w:eastAsia="Times New Roman" w:hAnsi="Segoe UI" w:cs="Segoe UI"/>
-          <w:color w:val="172B4D"/>
-          <w:sz w:val="21"/>
-          <w:szCs w:val="21"/>
-          <w:lang w:eastAsia="de-DE"/>
-        </w:rPr>
-        <w:t>FormularRenderer</w:t>
-      </w:r>
-      <w:proofErr w:type="spellEnd"/>
-      <w:r>
-        <w:rPr>
-          <w:rFonts w:ascii="Segoe UI" w:eastAsia="Times New Roman" w:hAnsi="Segoe UI" w:cs="Segoe UI"/>
-          <w:color w:val="172B4D"/>
-          <w:sz w:val="21"/>
-          <w:szCs w:val="21"/>
-          <w:lang w:eastAsia="de-DE"/>
-        </w:rPr>
-        <w:t xml:space="preserve">" </w:t>
-      </w:r>
-      <w:proofErr w:type="gramStart"/>
-      <w:r>
-        <w:rPr>
-          <w:rFonts w:ascii="Segoe UI" w:eastAsia="Times New Roman" w:hAnsi="Segoe UI" w:cs="Segoe UI"/>
-          <w:color w:val="172B4D"/>
-          <w:sz w:val="21"/>
-          <w:szCs w:val="21"/>
-          <w:lang w:eastAsia="de-DE"/>
-        </w:rPr>
-        <w:t>im Patient</w:t>
-      </w:r>
-      <w:proofErr w:type="gramEnd"/>
-      <w:r>
-        <w:rPr>
-          <w:rFonts w:ascii="Segoe UI" w:eastAsia="Times New Roman" w:hAnsi="Segoe UI" w:cs="Segoe UI"/>
-          <w:color w:val="172B4D"/>
-          <w:sz w:val="21"/>
-          <w:szCs w:val="21"/>
-          <w:lang w:eastAsia="de-DE"/>
-        </w:rPr>
-        <w:t>*innen- oder Fallkontext aufruft.</w:t>
+        <w:t>Das bestätigungsrelevante System "FormularLauncher" im Sinne des ISiK-Moduls "Formular" ist ein klinisches Arbeitsplatzsystem, das eine externe (oder interne) Darstellung von Formularen durch die Rolle "FormularRenderer" im Patient*innen- oder Fallkontext aufruft.</w:t>
       </w:r>
     </w:p>
     <w:p>
@@ -12938,29 +10922,7 @@
           <w:szCs w:val="21"/>
           <w:lang w:eastAsia="de-DE"/>
         </w:rPr>
-        <w:t>Als "</w:t>
-      </w:r>
-      <w:proofErr w:type="spellStart"/>
-      <w:r>
-        <w:rPr>
-          <w:rFonts w:ascii="Segoe UI" w:eastAsia="Times New Roman" w:hAnsi="Segoe UI" w:cs="Segoe UI"/>
-          <w:color w:val="172B4D"/>
-          <w:sz w:val="21"/>
-          <w:szCs w:val="21"/>
-          <w:lang w:eastAsia="de-DE"/>
-        </w:rPr>
-        <w:t>FormularLauncher</w:t>
-      </w:r>
-      <w:proofErr w:type="spellEnd"/>
-      <w:r>
-        <w:rPr>
-          <w:rFonts w:ascii="Segoe UI" w:eastAsia="Times New Roman" w:hAnsi="Segoe UI" w:cs="Segoe UI"/>
-          <w:color w:val="172B4D"/>
-          <w:sz w:val="21"/>
-          <w:szCs w:val="21"/>
-          <w:lang w:eastAsia="de-DE"/>
-        </w:rPr>
-        <w:t>" gelten in diesem Kontext alle Systeme, die im klinischen Alltag eine Benutzeroberfläche bereitstellen und die gezielte Anzeige oder Befüllung von Formularen im Kontext eines konkreten Patienten- oder Fallbezugs ermöglichen.</w:t>
+        <w:t>Als "FormularLauncher" gelten in diesem Kontext alle Systeme, die im klinischen Alltag eine Benutzeroberfläche bereitstellen und die gezielte Anzeige oder Befüllung von Formularen im Kontext eines konkreten Patienten- oder Fallbezugs ermöglichen.</w:t>
       </w:r>
     </w:p>
     <w:p>
@@ -12984,29 +10946,7 @@
           <w:szCs w:val="21"/>
           <w:lang w:eastAsia="de-DE"/>
         </w:rPr>
-        <w:t xml:space="preserve">Systeme, die als </w:t>
-      </w:r>
-      <w:proofErr w:type="spellStart"/>
-      <w:r>
-        <w:rPr>
-          <w:rFonts w:ascii="Segoe UI" w:eastAsia="Times New Roman" w:hAnsi="Segoe UI" w:cs="Segoe UI"/>
-          <w:color w:val="172B4D"/>
-          <w:sz w:val="21"/>
-          <w:szCs w:val="21"/>
-          <w:lang w:eastAsia="de-DE"/>
-        </w:rPr>
-        <w:t>FormularLauncher</w:t>
-      </w:r>
-      <w:proofErr w:type="spellEnd"/>
-      <w:r>
-        <w:rPr>
-          <w:rFonts w:ascii="Segoe UI" w:eastAsia="Times New Roman" w:hAnsi="Segoe UI" w:cs="Segoe UI"/>
-          <w:color w:val="172B4D"/>
-          <w:sz w:val="21"/>
-          <w:szCs w:val="21"/>
-          <w:lang w:eastAsia="de-DE"/>
-        </w:rPr>
-        <w:t xml:space="preserve"> agieren können, sind unter anderem:</w:t>
+        <w:t>Systeme, die als FormularLauncher agieren können, sind unter anderem:</w:t>
       </w:r>
     </w:p>
     <w:p>
@@ -13146,35 +11086,7 @@
           <w:szCs w:val="30"/>
           <w:lang w:eastAsia="de-DE"/>
         </w:rPr>
-        <w:t xml:space="preserve">Bestätigungsrelevantes System: </w:t>
-      </w:r>
-      <w:proofErr w:type="spellStart"/>
-      <w:r>
-        <w:rPr>
-          <w:rFonts w:ascii="Segoe UI" w:eastAsia="Times New Roman" w:hAnsi="Segoe UI" w:cs="Segoe UI"/>
-          <w:b/>
-          <w:bCs/>
-          <w:color w:val="172B4D"/>
-          <w:spacing w:val="-2"/>
-          <w:sz w:val="30"/>
-          <w:szCs w:val="30"/>
-          <w:lang w:eastAsia="de-DE"/>
-        </w:rPr>
-        <w:t>FormularDaten</w:t>
-      </w:r>
-      <w:proofErr w:type="spellEnd"/>
-      <w:r>
-        <w:rPr>
-          <w:rFonts w:ascii="Segoe UI" w:eastAsia="Times New Roman" w:hAnsi="Segoe UI" w:cs="Segoe UI"/>
-          <w:b/>
-          <w:bCs/>
-          <w:color w:val="172B4D"/>
-          <w:spacing w:val="-2"/>
-          <w:sz w:val="30"/>
-          <w:szCs w:val="30"/>
-          <w:lang w:eastAsia="de-DE"/>
-        </w:rPr>
-        <w:t>-Quelle</w:t>
+        <w:t>Bestätigungsrelevantes System: FormularDaten-Quelle</w:t>
       </w:r>
     </w:p>
     <w:p>
@@ -13228,73 +11140,7 @@
           <w:szCs w:val="21"/>
           <w:lang w:eastAsia="de-DE"/>
         </w:rPr>
-        <w:t>Das bestätigungsrelevante System "</w:t>
-      </w:r>
-      <w:proofErr w:type="spellStart"/>
-      <w:r>
-        <w:rPr>
-          <w:rFonts w:ascii="Segoe UI" w:eastAsia="Times New Roman" w:hAnsi="Segoe UI" w:cs="Segoe UI"/>
-          <w:color w:val="172B4D"/>
-          <w:sz w:val="21"/>
-          <w:szCs w:val="21"/>
-          <w:lang w:eastAsia="de-DE"/>
-        </w:rPr>
-        <w:t>FormularDaten</w:t>
-      </w:r>
-      <w:proofErr w:type="spellEnd"/>
-      <w:r>
-        <w:rPr>
-          <w:rFonts w:ascii="Segoe UI" w:eastAsia="Times New Roman" w:hAnsi="Segoe UI" w:cs="Segoe UI"/>
-          <w:color w:val="172B4D"/>
-          <w:sz w:val="21"/>
-          <w:szCs w:val="21"/>
-          <w:lang w:eastAsia="de-DE"/>
-        </w:rPr>
-        <w:t xml:space="preserve">-Quelle" im Sinne des </w:t>
-      </w:r>
-      <w:proofErr w:type="spellStart"/>
-      <w:r>
-        <w:rPr>
-          <w:rFonts w:ascii="Segoe UI" w:eastAsia="Times New Roman" w:hAnsi="Segoe UI" w:cs="Segoe UI"/>
-          <w:color w:val="172B4D"/>
-          <w:sz w:val="21"/>
-          <w:szCs w:val="21"/>
-          <w:lang w:eastAsia="de-DE"/>
-        </w:rPr>
-        <w:t>ISiK</w:t>
-      </w:r>
-      <w:proofErr w:type="spellEnd"/>
-      <w:r>
-        <w:rPr>
-          <w:rFonts w:ascii="Segoe UI" w:eastAsia="Times New Roman" w:hAnsi="Segoe UI" w:cs="Segoe UI"/>
-          <w:color w:val="172B4D"/>
-          <w:sz w:val="21"/>
-          <w:szCs w:val="21"/>
-          <w:lang w:eastAsia="de-DE"/>
-        </w:rPr>
-        <w:t xml:space="preserve">-Moduls "Formular" ist ein FHIR-Endpunkt, über den Daten zur </w:t>
-      </w:r>
-      <w:proofErr w:type="spellStart"/>
-      <w:r>
-        <w:rPr>
-          <w:rFonts w:ascii="Segoe UI" w:eastAsia="Times New Roman" w:hAnsi="Segoe UI" w:cs="Segoe UI"/>
-          <w:color w:val="172B4D"/>
-          <w:sz w:val="21"/>
-          <w:szCs w:val="21"/>
-          <w:lang w:eastAsia="de-DE"/>
-        </w:rPr>
-        <w:t>Vorbefüllung</w:t>
-      </w:r>
-      <w:proofErr w:type="spellEnd"/>
-      <w:r>
-        <w:rPr>
-          <w:rFonts w:ascii="Segoe UI" w:eastAsia="Times New Roman" w:hAnsi="Segoe UI" w:cs="Segoe UI"/>
-          <w:color w:val="172B4D"/>
-          <w:sz w:val="21"/>
-          <w:szCs w:val="21"/>
-          <w:lang w:eastAsia="de-DE"/>
-        </w:rPr>
-        <w:t xml:space="preserve"> von Formularen bereitgestellt und extrahierte Daten aus ausgefüllten Formularen entgegengenommen werden. Unter einer Formular</w:t>
+        <w:t>Das bestätigungsrelevante System "FormularDaten-Quelle" im Sinne des ISiK-Moduls "Formular" ist ein FHIR-Endpunkt, über den Daten zur Vorbefüllung von Formularen bereitgestellt und extrahierte Daten aus ausgefüllten Formularen entgegengenommen werden. Unter einer Formular</w:t>
       </w:r>
       <w:r>
         <w:rPr>
@@ -13325,51 +11171,7 @@
           <w:lang w:eastAsia="de-DE"/>
         </w:rPr>
         <w:lastRenderedPageBreak/>
-        <w:t xml:space="preserve">folgenden Interaktionen implementiert: </w:t>
-      </w:r>
-      <w:proofErr w:type="spellStart"/>
-      <w:r>
-        <w:rPr>
-          <w:rFonts w:ascii="Segoe UI" w:eastAsia="Times New Roman" w:hAnsi="Segoe UI" w:cs="Segoe UI"/>
-          <w:color w:val="172B4D"/>
-          <w:sz w:val="21"/>
-          <w:szCs w:val="21"/>
-          <w:lang w:eastAsia="de-DE"/>
-        </w:rPr>
-        <w:t>FormularDatenVorbelegung</w:t>
-      </w:r>
-      <w:proofErr w:type="spellEnd"/>
-      <w:r>
-        <w:rPr>
-          <w:rFonts w:ascii="Segoe UI" w:eastAsia="Times New Roman" w:hAnsi="Segoe UI" w:cs="Segoe UI"/>
-          <w:color w:val="172B4D"/>
-          <w:sz w:val="21"/>
-          <w:szCs w:val="21"/>
-          <w:lang w:eastAsia="de-DE"/>
-        </w:rPr>
-        <w:t xml:space="preserve"> in der Rolle "Datenbereitsteller" oder </w:t>
-      </w:r>
-      <w:proofErr w:type="spellStart"/>
-      <w:r>
-        <w:rPr>
-          <w:rFonts w:ascii="Segoe UI" w:eastAsia="Times New Roman" w:hAnsi="Segoe UI" w:cs="Segoe UI"/>
-          <w:color w:val="172B4D"/>
-          <w:sz w:val="21"/>
-          <w:szCs w:val="21"/>
-          <w:lang w:eastAsia="de-DE"/>
-        </w:rPr>
-        <w:t>FormularDatenRückübermittlung</w:t>
-      </w:r>
-      <w:proofErr w:type="spellEnd"/>
-      <w:r>
-        <w:rPr>
-          <w:rFonts w:ascii="Segoe UI" w:eastAsia="Times New Roman" w:hAnsi="Segoe UI" w:cs="Segoe UI"/>
-          <w:color w:val="172B4D"/>
-          <w:sz w:val="21"/>
-          <w:szCs w:val="21"/>
-          <w:lang w:eastAsia="de-DE"/>
-        </w:rPr>
-        <w:t xml:space="preserve"> in der Rolle "Empfänger".</w:t>
+        <w:t>folgenden Interaktionen implementiert: FormularDatenVorbelegung in der Rolle "Datenbereitsteller" oder FormularDatenRückübermittlung in der Rolle "Empfänger".</w:t>
       </w:r>
     </w:p>
     <w:p>
@@ -13423,51 +11225,7 @@
           <w:szCs w:val="21"/>
           <w:lang w:eastAsia="de-DE"/>
         </w:rPr>
-        <w:t>Als "</w:t>
-      </w:r>
-      <w:proofErr w:type="spellStart"/>
-      <w:r>
-        <w:rPr>
-          <w:rFonts w:ascii="Segoe UI" w:eastAsia="Times New Roman" w:hAnsi="Segoe UI" w:cs="Segoe UI"/>
-          <w:color w:val="172B4D"/>
-          <w:sz w:val="21"/>
-          <w:szCs w:val="21"/>
-          <w:lang w:eastAsia="de-DE"/>
-        </w:rPr>
-        <w:t>FormularDaten</w:t>
-      </w:r>
-      <w:proofErr w:type="spellEnd"/>
-      <w:r>
-        <w:rPr>
-          <w:rFonts w:ascii="Segoe UI" w:eastAsia="Times New Roman" w:hAnsi="Segoe UI" w:cs="Segoe UI"/>
-          <w:color w:val="172B4D"/>
-          <w:sz w:val="21"/>
-          <w:szCs w:val="21"/>
-          <w:lang w:eastAsia="de-DE"/>
-        </w:rPr>
-        <w:t xml:space="preserve">-Quelle" gelten in diesem Kontext alle Systeme, die </w:t>
-      </w:r>
-      <w:proofErr w:type="spellStart"/>
-      <w:r>
-        <w:rPr>
-          <w:rFonts w:ascii="Segoe UI" w:eastAsia="Times New Roman" w:hAnsi="Segoe UI" w:cs="Segoe UI"/>
-          <w:color w:val="172B4D"/>
-          <w:sz w:val="21"/>
-          <w:szCs w:val="21"/>
-          <w:lang w:eastAsia="de-DE"/>
-        </w:rPr>
-        <w:t>ISiK</w:t>
-      </w:r>
-      <w:proofErr w:type="spellEnd"/>
-      <w:r>
-        <w:rPr>
-          <w:rFonts w:ascii="Segoe UI" w:eastAsia="Times New Roman" w:hAnsi="Segoe UI" w:cs="Segoe UI"/>
-          <w:color w:val="172B4D"/>
-          <w:sz w:val="21"/>
-          <w:szCs w:val="21"/>
-          <w:lang w:eastAsia="de-DE"/>
-        </w:rPr>
-        <w:t>-konform FHIR-Ressourcen bereitstellen oder empfangen – einschließlich aller Systeme, die als FHIR-fähiges Clinical Data Repository (CDR) eingesetzt werden.</w:t>
+        <w:t>Als "FormularDaten-Quelle" gelten in diesem Kontext alle Systeme, die ISiK-konform FHIR-Ressourcen bereitstellen oder empfangen – einschließlich aller Systeme, die als FHIR-fähiges Clinical Data Repository (CDR) eingesetzt werden.</w:t>
       </w:r>
     </w:p>
     <w:p>
@@ -13491,29 +11249,7 @@
           <w:szCs w:val="21"/>
           <w:lang w:eastAsia="de-DE"/>
         </w:rPr>
-        <w:t xml:space="preserve">Systeme, die als </w:t>
-      </w:r>
-      <w:proofErr w:type="spellStart"/>
-      <w:r>
-        <w:rPr>
-          <w:rFonts w:ascii="Segoe UI" w:eastAsia="Times New Roman" w:hAnsi="Segoe UI" w:cs="Segoe UI"/>
-          <w:color w:val="172B4D"/>
-          <w:sz w:val="21"/>
-          <w:szCs w:val="21"/>
-          <w:lang w:eastAsia="de-DE"/>
-        </w:rPr>
-        <w:t>FormularDaten</w:t>
-      </w:r>
-      <w:proofErr w:type="spellEnd"/>
-      <w:r>
-        <w:rPr>
-          <w:rFonts w:ascii="Segoe UI" w:eastAsia="Times New Roman" w:hAnsi="Segoe UI" w:cs="Segoe UI"/>
-          <w:color w:val="172B4D"/>
-          <w:sz w:val="21"/>
-          <w:szCs w:val="21"/>
-          <w:lang w:eastAsia="de-DE"/>
-        </w:rPr>
-        <w:t>-Quelle agieren können, sind unter anderem:</w:t>
+        <w:t>Systeme, die als FormularDaten-Quelle agieren können, sind unter anderem:</w:t>
       </w:r>
     </w:p>
     <w:p>
@@ -13625,35 +11361,7 @@
           <w:szCs w:val="30"/>
           <w:lang w:eastAsia="de-DE"/>
         </w:rPr>
-        <w:t xml:space="preserve">Bestätigungsrelevantes System: </w:t>
-      </w:r>
-      <w:proofErr w:type="spellStart"/>
-      <w:r>
-        <w:rPr>
-          <w:rFonts w:ascii="Segoe UI" w:eastAsia="Times New Roman" w:hAnsi="Segoe UI" w:cs="Segoe UI"/>
-          <w:b/>
-          <w:bCs/>
-          <w:color w:val="172B4D"/>
-          <w:spacing w:val="-2"/>
-          <w:sz w:val="30"/>
-          <w:szCs w:val="30"/>
-          <w:lang w:eastAsia="de-DE"/>
-        </w:rPr>
-        <w:t>FormularDefinitions</w:t>
-      </w:r>
-      <w:proofErr w:type="spellEnd"/>
-      <w:r>
-        <w:rPr>
-          <w:rFonts w:ascii="Segoe UI" w:eastAsia="Times New Roman" w:hAnsi="Segoe UI" w:cs="Segoe UI"/>
-          <w:b/>
-          <w:bCs/>
-          <w:color w:val="172B4D"/>
-          <w:spacing w:val="-2"/>
-          <w:sz w:val="30"/>
-          <w:szCs w:val="30"/>
-          <w:lang w:eastAsia="de-DE"/>
-        </w:rPr>
-        <w:t>-Ersteller</w:t>
+        <w:t>Bestätigungsrelevantes System: FormularDefinitions-Ersteller</w:t>
       </w:r>
     </w:p>
     <w:p>
@@ -13707,95 +11415,7 @@
           <w:szCs w:val="21"/>
           <w:lang w:eastAsia="de-DE"/>
         </w:rPr>
-        <w:t>Das bestätigungsrelevante System "</w:t>
-      </w:r>
-      <w:proofErr w:type="spellStart"/>
-      <w:r>
-        <w:rPr>
-          <w:rFonts w:ascii="Segoe UI" w:eastAsia="Times New Roman" w:hAnsi="Segoe UI" w:cs="Segoe UI"/>
-          <w:color w:val="172B4D"/>
-          <w:sz w:val="21"/>
-          <w:szCs w:val="21"/>
-          <w:lang w:eastAsia="de-DE"/>
-        </w:rPr>
-        <w:t>FormularDefinitions</w:t>
-      </w:r>
-      <w:proofErr w:type="spellEnd"/>
-      <w:r>
-        <w:rPr>
-          <w:rFonts w:ascii="Segoe UI" w:eastAsia="Times New Roman" w:hAnsi="Segoe UI" w:cs="Segoe UI"/>
-          <w:color w:val="172B4D"/>
-          <w:sz w:val="21"/>
-          <w:szCs w:val="21"/>
-          <w:lang w:eastAsia="de-DE"/>
-        </w:rPr>
-        <w:t xml:space="preserve">-Ersteller" im Sinne des </w:t>
-      </w:r>
-      <w:proofErr w:type="spellStart"/>
-      <w:r>
-        <w:rPr>
-          <w:rFonts w:ascii="Segoe UI" w:eastAsia="Times New Roman" w:hAnsi="Segoe UI" w:cs="Segoe UI"/>
-          <w:color w:val="172B4D"/>
-          <w:sz w:val="21"/>
-          <w:szCs w:val="21"/>
-          <w:lang w:eastAsia="de-DE"/>
-        </w:rPr>
-        <w:t>ISiK</w:t>
-      </w:r>
-      <w:proofErr w:type="spellEnd"/>
-      <w:r>
-        <w:rPr>
-          <w:rFonts w:ascii="Segoe UI" w:eastAsia="Times New Roman" w:hAnsi="Segoe UI" w:cs="Segoe UI"/>
-          <w:color w:val="172B4D"/>
-          <w:sz w:val="21"/>
-          <w:szCs w:val="21"/>
-          <w:lang w:eastAsia="de-DE"/>
-        </w:rPr>
-        <w:t xml:space="preserve">-Moduls "Formular" ist eine Software, mit der </w:t>
-      </w:r>
-      <w:proofErr w:type="spellStart"/>
-      <w:r>
-        <w:rPr>
-          <w:rFonts w:ascii="Segoe UI" w:eastAsia="Times New Roman" w:hAnsi="Segoe UI" w:cs="Segoe UI"/>
-          <w:color w:val="172B4D"/>
-          <w:sz w:val="21"/>
-          <w:szCs w:val="21"/>
-          <w:lang w:eastAsia="de-DE"/>
-        </w:rPr>
-        <w:t>ISiK</w:t>
-      </w:r>
-      <w:proofErr w:type="spellEnd"/>
-      <w:r>
-        <w:rPr>
-          <w:rFonts w:ascii="Segoe UI" w:eastAsia="Times New Roman" w:hAnsi="Segoe UI" w:cs="Segoe UI"/>
-          <w:color w:val="172B4D"/>
-          <w:sz w:val="21"/>
-          <w:szCs w:val="21"/>
-          <w:lang w:eastAsia="de-DE"/>
-        </w:rPr>
-        <w:t xml:space="preserve">-konforme </w:t>
-      </w:r>
-      <w:proofErr w:type="spellStart"/>
-      <w:r>
-        <w:rPr>
-          <w:rFonts w:ascii="Segoe UI" w:eastAsia="Times New Roman" w:hAnsi="Segoe UI" w:cs="Segoe UI"/>
-          <w:color w:val="172B4D"/>
-          <w:sz w:val="21"/>
-          <w:szCs w:val="21"/>
-          <w:lang w:eastAsia="de-DE"/>
-        </w:rPr>
-        <w:t>Questionnaire</w:t>
-      </w:r>
-      <w:proofErr w:type="spellEnd"/>
-      <w:r>
-        <w:rPr>
-          <w:rFonts w:ascii="Segoe UI" w:eastAsia="Times New Roman" w:hAnsi="Segoe UI" w:cs="Segoe UI"/>
-          <w:color w:val="172B4D"/>
-          <w:sz w:val="21"/>
-          <w:szCs w:val="21"/>
-          <w:lang w:eastAsia="de-DE"/>
-        </w:rPr>
-        <w:t>-Instanzen (Formulare) erstellt oder bearbeitet werden können.</w:t>
+        <w:t>Das bestätigungsrelevante System "FormularDefinitions-Ersteller" im Sinne des ISiK-Moduls "Formular" ist eine Software, mit der ISiK-konforme Questionnaire-Instanzen (Formulare) erstellt oder bearbeitet werden können.</w:t>
       </w:r>
     </w:p>
     <w:p>
@@ -13849,73 +11469,7 @@
           <w:szCs w:val="21"/>
           <w:lang w:eastAsia="de-DE"/>
         </w:rPr>
-        <w:t>Als "</w:t>
-      </w:r>
-      <w:proofErr w:type="spellStart"/>
-      <w:r>
-        <w:rPr>
-          <w:rFonts w:ascii="Segoe UI" w:eastAsia="Times New Roman" w:hAnsi="Segoe UI" w:cs="Segoe UI"/>
-          <w:color w:val="172B4D"/>
-          <w:sz w:val="21"/>
-          <w:szCs w:val="21"/>
-          <w:lang w:eastAsia="de-DE"/>
-        </w:rPr>
-        <w:t>FormularDefinitions</w:t>
-      </w:r>
-      <w:proofErr w:type="spellEnd"/>
-      <w:r>
-        <w:rPr>
-          <w:rFonts w:ascii="Segoe UI" w:eastAsia="Times New Roman" w:hAnsi="Segoe UI" w:cs="Segoe UI"/>
-          <w:color w:val="172B4D"/>
-          <w:sz w:val="21"/>
-          <w:szCs w:val="21"/>
-          <w:lang w:eastAsia="de-DE"/>
-        </w:rPr>
-        <w:t xml:space="preserve">-Ersteller" gelten in diesem Kontext alle Systeme, die </w:t>
-      </w:r>
-      <w:proofErr w:type="spellStart"/>
-      <w:r>
-        <w:rPr>
-          <w:rFonts w:ascii="Segoe UI" w:eastAsia="Times New Roman" w:hAnsi="Segoe UI" w:cs="Segoe UI"/>
-          <w:color w:val="172B4D"/>
-          <w:sz w:val="21"/>
-          <w:szCs w:val="21"/>
-          <w:lang w:eastAsia="de-DE"/>
-        </w:rPr>
-        <w:t>Questionnaire</w:t>
-      </w:r>
-      <w:proofErr w:type="spellEnd"/>
-      <w:r>
-        <w:rPr>
-          <w:rFonts w:ascii="Segoe UI" w:eastAsia="Times New Roman" w:hAnsi="Segoe UI" w:cs="Segoe UI"/>
-          <w:color w:val="172B4D"/>
-          <w:sz w:val="21"/>
-          <w:szCs w:val="21"/>
-          <w:lang w:eastAsia="de-DE"/>
-        </w:rPr>
-        <w:t xml:space="preserve">-Instanzen (Formulare) gemäß dem </w:t>
-      </w:r>
-      <w:proofErr w:type="spellStart"/>
-      <w:r>
-        <w:rPr>
-          <w:rFonts w:ascii="Segoe UI" w:eastAsia="Times New Roman" w:hAnsi="Segoe UI" w:cs="Segoe UI"/>
-          <w:color w:val="172B4D"/>
-          <w:sz w:val="21"/>
-          <w:szCs w:val="21"/>
-          <w:lang w:eastAsia="de-DE"/>
-        </w:rPr>
-        <w:t>ISiK</w:t>
-      </w:r>
-      <w:proofErr w:type="spellEnd"/>
-      <w:r>
-        <w:rPr>
-          <w:rFonts w:ascii="Segoe UI" w:eastAsia="Times New Roman" w:hAnsi="Segoe UI" w:cs="Segoe UI"/>
-          <w:color w:val="172B4D"/>
-          <w:sz w:val="21"/>
-          <w:szCs w:val="21"/>
-          <w:lang w:eastAsia="de-DE"/>
-        </w:rPr>
-        <w:t>-Modul "Formular" erstellen können.</w:t>
+        <w:t>Als "FormularDefinitions-Ersteller" gelten in diesem Kontext alle Systeme, die Questionnaire-Instanzen (Formulare) gemäß dem ISiK-Modul "Formular" erstellen können.</w:t>
       </w:r>
     </w:p>
     <w:p>
@@ -13939,29 +11493,7 @@
           <w:szCs w:val="21"/>
           <w:lang w:eastAsia="de-DE"/>
         </w:rPr>
-        <w:t xml:space="preserve">Systeme, die als </w:t>
-      </w:r>
-      <w:proofErr w:type="spellStart"/>
-      <w:r>
-        <w:rPr>
-          <w:rFonts w:ascii="Segoe UI" w:eastAsia="Times New Roman" w:hAnsi="Segoe UI" w:cs="Segoe UI"/>
-          <w:color w:val="172B4D"/>
-          <w:sz w:val="21"/>
-          <w:szCs w:val="21"/>
-          <w:lang w:eastAsia="de-DE"/>
-        </w:rPr>
-        <w:t>FormularDefinitions</w:t>
-      </w:r>
-      <w:proofErr w:type="spellEnd"/>
-      <w:r>
-        <w:rPr>
-          <w:rFonts w:ascii="Segoe UI" w:eastAsia="Times New Roman" w:hAnsi="Segoe UI" w:cs="Segoe UI"/>
-          <w:color w:val="172B4D"/>
-          <w:sz w:val="21"/>
-          <w:szCs w:val="21"/>
-          <w:lang w:eastAsia="de-DE"/>
-        </w:rPr>
-        <w:t>-Ersteller agieren können, sind unter anderem:</w:t>
+        <w:t>Systeme, die als FormularDefinitions-Ersteller agieren können, sind unter anderem:</w:t>
       </w:r>
     </w:p>
     <w:p>
@@ -14017,29 +11549,7 @@
           <w:szCs w:val="21"/>
           <w:lang w:eastAsia="de-DE"/>
         </w:rPr>
-        <w:t xml:space="preserve">FHIR </w:t>
-      </w:r>
-      <w:proofErr w:type="spellStart"/>
-      <w:r>
-        <w:rPr>
-          <w:rFonts w:ascii="Segoe UI" w:eastAsia="Times New Roman" w:hAnsi="Segoe UI" w:cs="Segoe UI"/>
-          <w:color w:val="172B4D"/>
-          <w:sz w:val="21"/>
-          <w:szCs w:val="21"/>
-          <w:lang w:eastAsia="de-DE"/>
-        </w:rPr>
-        <w:t>Questionnaire</w:t>
-      </w:r>
-      <w:proofErr w:type="spellEnd"/>
-      <w:r>
-        <w:rPr>
-          <w:rFonts w:ascii="Segoe UI" w:eastAsia="Times New Roman" w:hAnsi="Segoe UI" w:cs="Segoe UI"/>
-          <w:color w:val="172B4D"/>
-          <w:sz w:val="21"/>
-          <w:szCs w:val="21"/>
-          <w:lang w:eastAsia="de-DE"/>
-        </w:rPr>
-        <w:t xml:space="preserve"> Editoren</w:t>
+        <w:t>FHIR Questionnaire Editoren</w:t>
       </w:r>
     </w:p>
     <w:p>
@@ -14067,63 +11577,7 @@
           <w:szCs w:val="30"/>
           <w:lang w:eastAsia="de-DE"/>
         </w:rPr>
-        <w:t xml:space="preserve">Bestätigungsrelevantes System: </w:t>
-      </w:r>
-      <w:proofErr w:type="spellStart"/>
-      <w:r>
-        <w:rPr>
-          <w:rFonts w:ascii="Segoe UI" w:eastAsia="Times New Roman" w:hAnsi="Segoe UI" w:cs="Segoe UI"/>
-          <w:b/>
-          <w:bCs/>
-          <w:color w:val="172B4D"/>
-          <w:spacing w:val="-2"/>
-          <w:sz w:val="30"/>
-          <w:szCs w:val="30"/>
-          <w:lang w:eastAsia="de-DE"/>
-        </w:rPr>
-        <w:t>FormularRenderer</w:t>
-      </w:r>
-      <w:proofErr w:type="spellEnd"/>
-      <w:r>
-        <w:rPr>
-          <w:rFonts w:ascii="Segoe UI" w:eastAsia="Times New Roman" w:hAnsi="Segoe UI" w:cs="Segoe UI"/>
-          <w:b/>
-          <w:bCs/>
-          <w:color w:val="172B4D"/>
-          <w:spacing w:val="-2"/>
-          <w:sz w:val="30"/>
-          <w:szCs w:val="30"/>
-          <w:lang w:eastAsia="de-DE"/>
-        </w:rPr>
-        <w:t xml:space="preserve"> (inkl. aktuell: </w:t>
-      </w:r>
-      <w:proofErr w:type="spellStart"/>
-      <w:r>
-        <w:rPr>
-          <w:rFonts w:ascii="Segoe UI" w:eastAsia="Times New Roman" w:hAnsi="Segoe UI" w:cs="Segoe UI"/>
-          <w:b/>
-          <w:bCs/>
-          <w:color w:val="172B4D"/>
-          <w:spacing w:val="-2"/>
-          <w:sz w:val="30"/>
-          <w:szCs w:val="30"/>
-          <w:lang w:eastAsia="de-DE"/>
-        </w:rPr>
-        <w:t>FormularDefinitions</w:t>
-      </w:r>
-      <w:proofErr w:type="spellEnd"/>
-      <w:r>
-        <w:rPr>
-          <w:rFonts w:ascii="Segoe UI" w:eastAsia="Times New Roman" w:hAnsi="Segoe UI" w:cs="Segoe UI"/>
-          <w:b/>
-          <w:bCs/>
-          <w:color w:val="172B4D"/>
-          <w:spacing w:val="-2"/>
-          <w:sz w:val="30"/>
-          <w:szCs w:val="30"/>
-          <w:lang w:eastAsia="de-DE"/>
-        </w:rPr>
-        <w:t>-Verwalter)</w:t>
+        <w:t>Bestätigungsrelevantes System: FormularRenderer (inkl. aktuell: FormularDefinitions-Verwalter)</w:t>
       </w:r>
     </w:p>
     <w:p>
@@ -14177,95 +11631,7 @@
           <w:szCs w:val="21"/>
           <w:lang w:eastAsia="de-DE"/>
         </w:rPr>
-        <w:t>Das bestätigungsrelevante System "</w:t>
-      </w:r>
-      <w:proofErr w:type="spellStart"/>
-      <w:r>
-        <w:rPr>
-          <w:rFonts w:ascii="Segoe UI" w:eastAsia="Times New Roman" w:hAnsi="Segoe UI" w:cs="Segoe UI"/>
-          <w:color w:val="172B4D"/>
-          <w:sz w:val="21"/>
-          <w:szCs w:val="21"/>
-          <w:lang w:eastAsia="de-DE"/>
-        </w:rPr>
-        <w:t>FormularRenderer</w:t>
-      </w:r>
-      <w:proofErr w:type="spellEnd"/>
-      <w:r>
-        <w:rPr>
-          <w:rFonts w:ascii="Segoe UI" w:eastAsia="Times New Roman" w:hAnsi="Segoe UI" w:cs="Segoe UI"/>
-          <w:color w:val="172B4D"/>
-          <w:sz w:val="21"/>
-          <w:szCs w:val="21"/>
-          <w:lang w:eastAsia="de-DE"/>
-        </w:rPr>
-        <w:t xml:space="preserve">" im Sinne des </w:t>
-      </w:r>
-      <w:proofErr w:type="spellStart"/>
-      <w:r>
-        <w:rPr>
-          <w:rFonts w:ascii="Segoe UI" w:eastAsia="Times New Roman" w:hAnsi="Segoe UI" w:cs="Segoe UI"/>
-          <w:color w:val="172B4D"/>
-          <w:sz w:val="21"/>
-          <w:szCs w:val="21"/>
-          <w:lang w:eastAsia="de-DE"/>
-        </w:rPr>
-        <w:t>ISiK</w:t>
-      </w:r>
-      <w:proofErr w:type="spellEnd"/>
-      <w:r>
-        <w:rPr>
-          <w:rFonts w:ascii="Segoe UI" w:eastAsia="Times New Roman" w:hAnsi="Segoe UI" w:cs="Segoe UI"/>
-          <w:color w:val="172B4D"/>
-          <w:sz w:val="21"/>
-          <w:szCs w:val="21"/>
-          <w:lang w:eastAsia="de-DE"/>
-        </w:rPr>
-        <w:t xml:space="preserve">-Moduls "Formular" ist eine Software, die eine Oberfläche zur Verfügung stellt, um Formulare auf Basis eines </w:t>
-      </w:r>
-      <w:proofErr w:type="spellStart"/>
-      <w:r>
-        <w:rPr>
-          <w:rFonts w:ascii="Segoe UI" w:eastAsia="Times New Roman" w:hAnsi="Segoe UI" w:cs="Segoe UI"/>
-          <w:color w:val="172B4D"/>
-          <w:sz w:val="21"/>
-          <w:szCs w:val="21"/>
-          <w:lang w:eastAsia="de-DE"/>
-        </w:rPr>
-        <w:t>ISiK</w:t>
-      </w:r>
-      <w:proofErr w:type="spellEnd"/>
-      <w:r>
-        <w:rPr>
-          <w:rFonts w:ascii="Segoe UI" w:eastAsia="Times New Roman" w:hAnsi="Segoe UI" w:cs="Segoe UI"/>
-          <w:color w:val="172B4D"/>
-          <w:sz w:val="21"/>
-          <w:szCs w:val="21"/>
-          <w:lang w:eastAsia="de-DE"/>
-        </w:rPr>
-        <w:t xml:space="preserve">-konformen </w:t>
-      </w:r>
-      <w:proofErr w:type="spellStart"/>
-      <w:r>
-        <w:rPr>
-          <w:rFonts w:ascii="Segoe UI" w:eastAsia="Times New Roman" w:hAnsi="Segoe UI" w:cs="Segoe UI"/>
-          <w:color w:val="172B4D"/>
-          <w:sz w:val="21"/>
-          <w:szCs w:val="21"/>
-          <w:lang w:eastAsia="de-DE"/>
-        </w:rPr>
-        <w:t>Questionnaires</w:t>
-      </w:r>
-      <w:proofErr w:type="spellEnd"/>
-      <w:r>
-        <w:rPr>
-          <w:rFonts w:ascii="Segoe UI" w:eastAsia="Times New Roman" w:hAnsi="Segoe UI" w:cs="Segoe UI"/>
-          <w:color w:val="172B4D"/>
-          <w:sz w:val="21"/>
-          <w:szCs w:val="21"/>
-          <w:lang w:eastAsia="de-DE"/>
-        </w:rPr>
-        <w:t xml:space="preserve"> darzustellen, auszufüllen, zu bearbeiten und zu speichern.</w:t>
+        <w:t>Das bestätigungsrelevante System "FormularRenderer" im Sinne des ISiK-Moduls "Formular" ist eine Software, die eine Oberfläche zur Verfügung stellt, um Formulare auf Basis eines ISiK-konformen Questionnaires darzustellen, auszufüllen, zu bearbeiten und zu speichern.</w:t>
       </w:r>
     </w:p>
     <w:p>
@@ -14319,73 +11685,7 @@
           <w:szCs w:val="21"/>
           <w:lang w:eastAsia="de-DE"/>
         </w:rPr>
-        <w:t>Als "</w:t>
-      </w:r>
-      <w:proofErr w:type="spellStart"/>
-      <w:r>
-        <w:rPr>
-          <w:rFonts w:ascii="Segoe UI" w:eastAsia="Times New Roman" w:hAnsi="Segoe UI" w:cs="Segoe UI"/>
-          <w:color w:val="172B4D"/>
-          <w:sz w:val="21"/>
-          <w:szCs w:val="21"/>
-          <w:lang w:eastAsia="de-DE"/>
-        </w:rPr>
-        <w:t>FormularRenderer</w:t>
-      </w:r>
-      <w:proofErr w:type="spellEnd"/>
-      <w:r>
-        <w:rPr>
-          <w:rFonts w:ascii="Segoe UI" w:eastAsia="Times New Roman" w:hAnsi="Segoe UI" w:cs="Segoe UI"/>
-          <w:color w:val="172B4D"/>
-          <w:sz w:val="21"/>
-          <w:szCs w:val="21"/>
-          <w:lang w:eastAsia="de-DE"/>
-        </w:rPr>
-        <w:t xml:space="preserve">" gelten in diesem Kontext alle Systeme, die </w:t>
-      </w:r>
-      <w:proofErr w:type="spellStart"/>
-      <w:r>
-        <w:rPr>
-          <w:rFonts w:ascii="Segoe UI" w:eastAsia="Times New Roman" w:hAnsi="Segoe UI" w:cs="Segoe UI"/>
-          <w:color w:val="172B4D"/>
-          <w:sz w:val="21"/>
-          <w:szCs w:val="21"/>
-          <w:lang w:eastAsia="de-DE"/>
-        </w:rPr>
-        <w:t>Questionnaire</w:t>
-      </w:r>
-      <w:proofErr w:type="spellEnd"/>
-      <w:r>
-        <w:rPr>
-          <w:rFonts w:ascii="Segoe UI" w:eastAsia="Times New Roman" w:hAnsi="Segoe UI" w:cs="Segoe UI"/>
-          <w:color w:val="172B4D"/>
-          <w:sz w:val="21"/>
-          <w:szCs w:val="21"/>
-          <w:lang w:eastAsia="de-DE"/>
-        </w:rPr>
-        <w:t xml:space="preserve">-Definitionen gemäß dem </w:t>
-      </w:r>
-      <w:proofErr w:type="spellStart"/>
-      <w:r>
-        <w:rPr>
-          <w:rFonts w:ascii="Segoe UI" w:eastAsia="Times New Roman" w:hAnsi="Segoe UI" w:cs="Segoe UI"/>
-          <w:color w:val="172B4D"/>
-          <w:sz w:val="21"/>
-          <w:szCs w:val="21"/>
-          <w:lang w:eastAsia="de-DE"/>
-        </w:rPr>
-        <w:t>ISiK</w:t>
-      </w:r>
-      <w:proofErr w:type="spellEnd"/>
-      <w:r>
-        <w:rPr>
-          <w:rFonts w:ascii="Segoe UI" w:eastAsia="Times New Roman" w:hAnsi="Segoe UI" w:cs="Segoe UI"/>
-          <w:color w:val="172B4D"/>
-          <w:sz w:val="21"/>
-          <w:szCs w:val="21"/>
-          <w:lang w:eastAsia="de-DE"/>
-        </w:rPr>
-        <w:t>-Modul "Formular" zur ausfüllbaren Darstellung bringen können.</w:t>
+        <w:t>Als "FormularRenderer" gelten in diesem Kontext alle Systeme, die Questionnaire-Definitionen gemäß dem ISiK-Modul "Formular" zur ausfüllbaren Darstellung bringen können.</w:t>
       </w:r>
     </w:p>
     <w:p>
@@ -14409,29 +11709,7 @@
           <w:szCs w:val="21"/>
           <w:lang w:eastAsia="de-DE"/>
         </w:rPr>
-        <w:t xml:space="preserve">Systeme, die als </w:t>
-      </w:r>
-      <w:proofErr w:type="spellStart"/>
-      <w:r>
-        <w:rPr>
-          <w:rFonts w:ascii="Segoe UI" w:eastAsia="Times New Roman" w:hAnsi="Segoe UI" w:cs="Segoe UI"/>
-          <w:color w:val="172B4D"/>
-          <w:sz w:val="21"/>
-          <w:szCs w:val="21"/>
-          <w:lang w:eastAsia="de-DE"/>
-        </w:rPr>
-        <w:t>FormularRenderer</w:t>
-      </w:r>
-      <w:proofErr w:type="spellEnd"/>
-      <w:r>
-        <w:rPr>
-          <w:rFonts w:ascii="Segoe UI" w:eastAsia="Times New Roman" w:hAnsi="Segoe UI" w:cs="Segoe UI"/>
-          <w:color w:val="172B4D"/>
-          <w:sz w:val="21"/>
-          <w:szCs w:val="21"/>
-          <w:lang w:eastAsia="de-DE"/>
-        </w:rPr>
-        <w:t xml:space="preserve"> agieren können, sind unter anderem:</w:t>
+        <w:t>Systeme, die als FormularRenderer agieren können, sind unter anderem:</w:t>
       </w:r>
     </w:p>
     <w:p>
@@ -14590,29 +11868,7 @@
           <w:szCs w:val="21"/>
           <w:lang w:eastAsia="de-DE"/>
         </w:rPr>
-        <w:t xml:space="preserve">Das </w:t>
-      </w:r>
-      <w:proofErr w:type="spellStart"/>
-      <w:r>
-        <w:rPr>
-          <w:rFonts w:ascii="Segoe UI" w:eastAsia="Times New Roman" w:hAnsi="Segoe UI" w:cs="Segoe UI"/>
-          <w:color w:val="172B4D"/>
-          <w:sz w:val="21"/>
-          <w:szCs w:val="21"/>
-          <w:lang w:eastAsia="de-DE"/>
-        </w:rPr>
-        <w:t>ISiK</w:t>
-      </w:r>
-      <w:proofErr w:type="spellEnd"/>
-      <w:r>
-        <w:rPr>
-          <w:rFonts w:ascii="Segoe UI" w:eastAsia="Times New Roman" w:hAnsi="Segoe UI" w:cs="Segoe UI"/>
-          <w:color w:val="172B4D"/>
-          <w:sz w:val="21"/>
-          <w:szCs w:val="21"/>
-          <w:lang w:eastAsia="de-DE"/>
-        </w:rPr>
-        <w:t>-Modul "Formular" ist auf dieser Stufe</w:t>
+        <w:t>Das ISiK-Modul "Formular" ist auf dieser Stufe</w:t>
       </w:r>
       <w:r>
         <w:rPr>
@@ -14835,7 +12091,6 @@
                 <w:lang w:eastAsia="de-DE"/>
               </w:rPr>
             </w:pPr>
-            <w:proofErr w:type="spellStart"/>
             <w:r>
               <w:rPr>
                 <w:rFonts w:ascii="Times New Roman" w:eastAsia="Times New Roman" w:hAnsi="Times New Roman" w:cs="Times New Roman"/>
@@ -14845,7 +12100,6 @@
               </w:rPr>
               <w:t>FormularLauncher</w:t>
             </w:r>
-            <w:proofErr w:type="spellEnd"/>
           </w:p>
         </w:tc>
         <w:tc>
@@ -14875,7 +12129,7 @@
                 <w:lang w:eastAsia="de-DE"/>
               </w:rPr>
             </w:pPr>
-            <w:hyperlink r:id="rId20" w:anchor="FormularLauncher" w:history="1">
+            <w:hyperlink r:id="rId22" w:anchor="FormularLauncher" w:history="1">
               <w:r>
                 <w:rPr>
                   <w:rFonts w:ascii="Times New Roman" w:eastAsia="Times New Roman" w:hAnsi="Times New Roman" w:cs="Times New Roman"/>
@@ -14957,7 +12211,6 @@
                 <w:lang w:eastAsia="de-DE"/>
               </w:rPr>
             </w:pPr>
-            <w:proofErr w:type="spellStart"/>
             <w:r>
               <w:rPr>
                 <w:rFonts w:ascii="Times New Roman" w:eastAsia="Times New Roman" w:hAnsi="Times New Roman" w:cs="Times New Roman"/>
@@ -14965,17 +12218,7 @@
                 <w:szCs w:val="24"/>
                 <w:lang w:eastAsia="de-DE"/>
               </w:rPr>
-              <w:t>FormularDaten</w:t>
-            </w:r>
-            <w:proofErr w:type="spellEnd"/>
-            <w:r>
-              <w:rPr>
-                <w:rFonts w:ascii="Times New Roman" w:eastAsia="Times New Roman" w:hAnsi="Times New Roman" w:cs="Times New Roman"/>
-                <w:sz w:val="24"/>
-                <w:szCs w:val="24"/>
-                <w:lang w:eastAsia="de-DE"/>
-              </w:rPr>
-              <w:t>-Quelle</w:t>
+              <w:t>FormularDaten-Quelle</w:t>
             </w:r>
           </w:p>
         </w:tc>
@@ -15006,7 +12249,7 @@
                 <w:lang w:eastAsia="de-DE"/>
               </w:rPr>
             </w:pPr>
-            <w:hyperlink r:id="rId21" w:anchor="FormularDatenQuelle" w:history="1">
+            <w:hyperlink r:id="rId23" w:anchor="FormularDatenQuelle" w:history="1">
               <w:r>
                 <w:rPr>
                   <w:rFonts w:ascii="Times New Roman" w:eastAsia="Times New Roman" w:hAnsi="Times New Roman" w:cs="Times New Roman"/>
@@ -15088,7 +12331,6 @@
                 <w:lang w:eastAsia="de-DE"/>
               </w:rPr>
             </w:pPr>
-            <w:proofErr w:type="spellStart"/>
             <w:r>
               <w:rPr>
                 <w:rFonts w:ascii="Times New Roman" w:eastAsia="Times New Roman" w:hAnsi="Times New Roman" w:cs="Times New Roman"/>
@@ -15096,17 +12338,7 @@
                 <w:szCs w:val="24"/>
                 <w:lang w:eastAsia="de-DE"/>
               </w:rPr>
-              <w:t>FormularDefinitions</w:t>
-            </w:r>
-            <w:proofErr w:type="spellEnd"/>
-            <w:r>
-              <w:rPr>
-                <w:rFonts w:ascii="Times New Roman" w:eastAsia="Times New Roman" w:hAnsi="Times New Roman" w:cs="Times New Roman"/>
-                <w:sz w:val="24"/>
-                <w:szCs w:val="24"/>
-                <w:lang w:eastAsia="de-DE"/>
-              </w:rPr>
-              <w:t>-Ersteller</w:t>
+              <w:t>FormularDefinitions-Ersteller</w:t>
             </w:r>
           </w:p>
         </w:tc>
@@ -15137,7 +12369,7 @@
                 <w:lang w:eastAsia="de-DE"/>
               </w:rPr>
             </w:pPr>
-            <w:hyperlink r:id="rId22" w:anchor="FormularDefinitionsErsteller" w:history="1">
+            <w:hyperlink r:id="rId24" w:anchor="FormularDefinitionsErsteller" w:history="1">
               <w:r>
                 <w:rPr>
                   <w:rFonts w:ascii="Times New Roman" w:eastAsia="Times New Roman" w:hAnsi="Times New Roman" w:cs="Times New Roman"/>
@@ -15219,7 +12451,6 @@
                 <w:lang w:eastAsia="de-DE"/>
               </w:rPr>
             </w:pPr>
-            <w:proofErr w:type="spellStart"/>
             <w:r>
               <w:rPr>
                 <w:rFonts w:ascii="Times New Roman" w:eastAsia="Times New Roman" w:hAnsi="Times New Roman" w:cs="Times New Roman"/>
@@ -15229,7 +12460,6 @@
               </w:rPr>
               <w:t>FormularRenderer</w:t>
             </w:r>
-            <w:proofErr w:type="spellEnd"/>
           </w:p>
         </w:tc>
         <w:tc>
@@ -15259,7 +12489,7 @@
                 <w:lang w:eastAsia="de-DE"/>
               </w:rPr>
             </w:pPr>
-            <w:hyperlink r:id="rId23" w:anchor="FormularRenderer" w:history="1">
+            <w:hyperlink r:id="rId25" w:anchor="FormularRenderer" w:history="1">
               <w:r>
                 <w:rPr>
                   <w:rFonts w:ascii="Times New Roman" w:eastAsia="Times New Roman" w:hAnsi="Times New Roman" w:cs="Times New Roman"/>
@@ -15329,7 +12559,6 @@
           <w:lang w:eastAsia="de-DE"/>
         </w:rPr>
       </w:pPr>
-      <w:proofErr w:type="spellStart"/>
       <w:r>
         <w:rPr>
           <w:rFonts w:ascii="Segoe UI" w:eastAsia="Times New Roman" w:hAnsi="Segoe UI" w:cs="Segoe UI"/>
@@ -15344,7 +12573,6 @@
         </w:rPr>
         <w:t>Subscription</w:t>
       </w:r>
-      <w:proofErr w:type="spellEnd"/>
     </w:p>
     <w:p>
       <w:pPr>
@@ -15371,35 +12599,7 @@
           <w:szCs w:val="30"/>
           <w:lang w:eastAsia="de-DE"/>
         </w:rPr>
-        <w:t xml:space="preserve">Bestätigungsrelevantes System: </w:t>
-      </w:r>
-      <w:proofErr w:type="spellStart"/>
-      <w:r>
-        <w:rPr>
-          <w:rFonts w:ascii="Segoe UI" w:eastAsia="Times New Roman" w:hAnsi="Segoe UI" w:cs="Segoe UI"/>
-          <w:b/>
-          <w:bCs/>
-          <w:color w:val="172B4D"/>
-          <w:spacing w:val="-2"/>
-          <w:sz w:val="30"/>
-          <w:szCs w:val="30"/>
-          <w:lang w:eastAsia="de-DE"/>
-        </w:rPr>
-        <w:t>Subscription</w:t>
-      </w:r>
-      <w:proofErr w:type="spellEnd"/>
-      <w:r>
-        <w:rPr>
-          <w:rFonts w:ascii="Segoe UI" w:eastAsia="Times New Roman" w:hAnsi="Segoe UI" w:cs="Segoe UI"/>
-          <w:b/>
-          <w:bCs/>
-          <w:color w:val="172B4D"/>
-          <w:spacing w:val="-2"/>
-          <w:sz w:val="30"/>
-          <w:szCs w:val="30"/>
-          <w:lang w:eastAsia="de-DE"/>
-        </w:rPr>
-        <w:t>-Server</w:t>
+        <w:t>Bestätigungsrelevantes System: Subscription-Server</w:t>
       </w:r>
     </w:p>
     <w:p>
@@ -15452,42 +12652,8 @@
           <w:szCs w:val="21"/>
           <w:lang w:eastAsia="de-DE"/>
         </w:rPr>
-        <w:t>Das bestätigungsrelevante System "</w:t>
-      </w:r>
-      <w:proofErr w:type="spellStart"/>
-      <w:r>
-        <w:rPr>
-          <w:rFonts w:ascii="Segoe UI" w:eastAsia="Times New Roman" w:hAnsi="Segoe UI" w:cs="Segoe UI"/>
-          <w:color w:val="172B4D"/>
-          <w:sz w:val="21"/>
-          <w:szCs w:val="21"/>
-          <w:lang w:eastAsia="de-DE"/>
-        </w:rPr>
-        <w:t>Subscription</w:t>
-      </w:r>
-      <w:proofErr w:type="spellEnd"/>
-      <w:r>
-        <w:rPr>
-          <w:rFonts w:ascii="Segoe UI" w:eastAsia="Times New Roman" w:hAnsi="Segoe UI" w:cs="Segoe UI"/>
-          <w:color w:val="172B4D"/>
-          <w:sz w:val="21"/>
-          <w:szCs w:val="21"/>
-          <w:lang w:eastAsia="de-DE"/>
-        </w:rPr>
-        <w:t xml:space="preserve">-Server" im Sinne des </w:t>
-      </w:r>
-      <w:proofErr w:type="spellStart"/>
-      <w:r>
-        <w:rPr>
-          <w:rFonts w:ascii="Segoe UI" w:eastAsia="Times New Roman" w:hAnsi="Segoe UI" w:cs="Segoe UI"/>
-          <w:color w:val="172B4D"/>
-          <w:sz w:val="21"/>
-          <w:szCs w:val="21"/>
-          <w:lang w:eastAsia="de-DE"/>
-        </w:rPr>
-        <w:t>ISiK</w:t>
-      </w:r>
-      <w:proofErr w:type="spellEnd"/>
+        <w:t>Das bestätigungsrelevante System "Subscription-Server" im Sinne des ISiK</w:t>
+      </w:r>
       <w:r>
         <w:rPr>
           <w:rFonts w:ascii="Segoe UI" w:eastAsia="Times New Roman" w:hAnsi="Segoe UI" w:cs="Segoe UI"/>
@@ -15497,29 +12663,7 @@
           <w:lang w:eastAsia="de-DE"/>
         </w:rPr>
         <w:noBreakHyphen/>
-        <w:t>Moduls "</w:t>
-      </w:r>
-      <w:proofErr w:type="spellStart"/>
-      <w:r>
-        <w:rPr>
-          <w:rFonts w:ascii="Segoe UI" w:eastAsia="Times New Roman" w:hAnsi="Segoe UI" w:cs="Segoe UI"/>
-          <w:color w:val="172B4D"/>
-          <w:sz w:val="21"/>
-          <w:szCs w:val="21"/>
-          <w:lang w:eastAsia="de-DE"/>
-        </w:rPr>
-        <w:t>Subscription</w:t>
-      </w:r>
-      <w:proofErr w:type="spellEnd"/>
-      <w:r>
-        <w:rPr>
-          <w:rFonts w:ascii="Segoe UI" w:eastAsia="Times New Roman" w:hAnsi="Segoe UI" w:cs="Segoe UI"/>
-          <w:color w:val="172B4D"/>
-          <w:sz w:val="21"/>
-          <w:szCs w:val="21"/>
-          <w:lang w:eastAsia="de-DE"/>
-        </w:rPr>
-        <w:t>" ist ein System, das</w:t>
+        <w:t>Moduls "Subscription" ist ein System, das</w:t>
       </w:r>
     </w:p>
     <w:p>
@@ -15568,42 +12712,8 @@
           <w:lang w:eastAsia="de-DE"/>
         </w:rPr>
         <w:noBreakHyphen/>
-        <w:t xml:space="preserve">API gemäß </w:t>
-      </w:r>
-      <w:proofErr w:type="spellStart"/>
-      <w:r>
-        <w:rPr>
-          <w:rFonts w:ascii="Segoe UI" w:eastAsia="Times New Roman" w:hAnsi="Segoe UI" w:cs="Segoe UI"/>
-          <w:color w:val="172B4D"/>
-          <w:sz w:val="21"/>
-          <w:szCs w:val="21"/>
-          <w:lang w:eastAsia="de-DE"/>
-        </w:rPr>
-        <w:t>ISiK</w:t>
-      </w:r>
-      <w:proofErr w:type="spellEnd"/>
-      <w:r>
-        <w:rPr>
-          <w:rFonts w:ascii="Segoe UI" w:eastAsia="Times New Roman" w:hAnsi="Segoe UI" w:cs="Segoe UI"/>
-          <w:color w:val="172B4D"/>
-          <w:sz w:val="21"/>
-          <w:szCs w:val="21"/>
-          <w:lang w:eastAsia="de-DE"/>
-        </w:rPr>
-        <w:t xml:space="preserve"> neue </w:t>
-      </w:r>
-      <w:proofErr w:type="spellStart"/>
-      <w:r>
-        <w:rPr>
-          <w:rFonts w:ascii="Segoe UI" w:eastAsia="Times New Roman" w:hAnsi="Segoe UI" w:cs="Segoe UI"/>
-          <w:color w:val="172B4D"/>
-          <w:sz w:val="21"/>
-          <w:szCs w:val="21"/>
-          <w:lang w:eastAsia="de-DE"/>
-        </w:rPr>
-        <w:t>Subscription</w:t>
-      </w:r>
-      <w:proofErr w:type="spellEnd"/>
+        <w:t>API gemäß ISiK neue Subscription</w:t>
+      </w:r>
       <w:r>
         <w:rPr>
           <w:rFonts w:ascii="Segoe UI" w:eastAsia="Times New Roman" w:hAnsi="Segoe UI" w:cs="Segoe UI"/>
@@ -15640,29 +12750,7 @@
           <w:szCs w:val="21"/>
           <w:lang w:eastAsia="de-DE"/>
         </w:rPr>
-        <w:t xml:space="preserve">bei Eintreten der in den </w:t>
-      </w:r>
-      <w:proofErr w:type="spellStart"/>
-      <w:r>
-        <w:rPr>
-          <w:rFonts w:ascii="Segoe UI" w:eastAsia="Times New Roman" w:hAnsi="Segoe UI" w:cs="Segoe UI"/>
-          <w:color w:val="172B4D"/>
-          <w:sz w:val="21"/>
-          <w:szCs w:val="21"/>
-          <w:lang w:eastAsia="de-DE"/>
-        </w:rPr>
-        <w:t>Subscriptions</w:t>
-      </w:r>
-      <w:proofErr w:type="spellEnd"/>
-      <w:r>
-        <w:rPr>
-          <w:rFonts w:ascii="Segoe UI" w:eastAsia="Times New Roman" w:hAnsi="Segoe UI" w:cs="Segoe UI"/>
-          <w:color w:val="172B4D"/>
-          <w:sz w:val="21"/>
-          <w:szCs w:val="21"/>
-          <w:lang w:eastAsia="de-DE"/>
-        </w:rPr>
-        <w:t xml:space="preserve"> definierten Ereignisse (z. B. Erstellen, Ändern oder Löschen von Ressourcen) automatische Benachrichtigungen erzeugt und verteilt.</w:t>
+        <w:t>bei Eintreten der in den Subscriptions definierten Ereignisse (z. B. Erstellen, Ändern oder Löschen von Ressourcen) automatische Benachrichtigungen erzeugt und verteilt.</w:t>
       </w:r>
     </w:p>
     <w:p>
@@ -15715,20 +12803,8 @@
           <w:szCs w:val="21"/>
           <w:lang w:eastAsia="de-DE"/>
         </w:rPr>
-        <w:t xml:space="preserve">Als </w:t>
-      </w:r>
-      <w:proofErr w:type="spellStart"/>
-      <w:r>
-        <w:rPr>
-          <w:rFonts w:ascii="Segoe UI" w:eastAsia="Times New Roman" w:hAnsi="Segoe UI" w:cs="Segoe UI"/>
-          <w:color w:val="172B4D"/>
-          <w:sz w:val="21"/>
-          <w:szCs w:val="21"/>
-          <w:lang w:eastAsia="de-DE"/>
-        </w:rPr>
-        <w:t>Subscription</w:t>
-      </w:r>
-      <w:proofErr w:type="spellEnd"/>
+        <w:t>Als Subscription</w:t>
+      </w:r>
       <w:r>
         <w:rPr>
           <w:rFonts w:ascii="Segoe UI" w:eastAsia="Times New Roman" w:hAnsi="Segoe UI" w:cs="Segoe UI"/>
@@ -15765,20 +12841,8 @@
           <w:szCs w:val="21"/>
           <w:lang w:eastAsia="de-DE"/>
         </w:rPr>
-        <w:t xml:space="preserve">strukturierte </w:t>
-      </w:r>
-      <w:proofErr w:type="spellStart"/>
-      <w:r>
-        <w:rPr>
-          <w:rFonts w:ascii="Segoe UI" w:eastAsia="Times New Roman" w:hAnsi="Segoe UI" w:cs="Segoe UI"/>
-          <w:color w:val="172B4D"/>
-          <w:sz w:val="21"/>
-          <w:szCs w:val="21"/>
-          <w:lang w:eastAsia="de-DE"/>
-        </w:rPr>
-        <w:t>Subscription</w:t>
-      </w:r>
-      <w:proofErr w:type="spellEnd"/>
+        <w:t>strukturierte Subscription</w:t>
+      </w:r>
       <w:r>
         <w:rPr>
           <w:rFonts w:ascii="Segoe UI" w:eastAsia="Times New Roman" w:hAnsi="Segoe UI" w:cs="Segoe UI"/>
@@ -15799,28 +12863,7 @@
           <w:lang w:eastAsia="de-DE"/>
         </w:rPr>
         <w:noBreakHyphen/>
-      </w:r>
-      <w:proofErr w:type="spellStart"/>
-      <w:r>
-        <w:rPr>
-          <w:rFonts w:ascii="Segoe UI" w:eastAsia="Times New Roman" w:hAnsi="Segoe UI" w:cs="Segoe UI"/>
-          <w:color w:val="172B4D"/>
-          <w:sz w:val="21"/>
-          <w:szCs w:val="21"/>
-          <w:lang w:eastAsia="de-DE"/>
-        </w:rPr>
-        <w:t>Subscriptions</w:t>
-      </w:r>
-      <w:proofErr w:type="spellEnd"/>
-      <w:r>
-        <w:rPr>
-          <w:rFonts w:ascii="Segoe UI" w:eastAsia="Times New Roman" w:hAnsi="Segoe UI" w:cs="Segoe UI"/>
-          <w:color w:val="172B4D"/>
-          <w:sz w:val="21"/>
-          <w:szCs w:val="21"/>
-          <w:lang w:eastAsia="de-DE"/>
-        </w:rPr>
-        <w:t xml:space="preserve"> entgegennehmen,</w:t>
+        <w:t>Subscriptions entgegennehmen,</w:t>
       </w:r>
     </w:p>
     <w:p>
@@ -15847,29 +12890,7 @@
           <w:szCs w:val="21"/>
           <w:lang w:eastAsia="de-DE"/>
         </w:rPr>
-        <w:t xml:space="preserve">Events auf Basis dieser </w:t>
-      </w:r>
-      <w:proofErr w:type="spellStart"/>
-      <w:r>
-        <w:rPr>
-          <w:rFonts w:ascii="Segoe UI" w:eastAsia="Times New Roman" w:hAnsi="Segoe UI" w:cs="Segoe UI"/>
-          <w:color w:val="172B4D"/>
-          <w:sz w:val="21"/>
-          <w:szCs w:val="21"/>
-          <w:lang w:eastAsia="de-DE"/>
-        </w:rPr>
-        <w:t>Subscriptions</w:t>
-      </w:r>
-      <w:proofErr w:type="spellEnd"/>
-      <w:r>
-        <w:rPr>
-          <w:rFonts w:ascii="Segoe UI" w:eastAsia="Times New Roman" w:hAnsi="Segoe UI" w:cs="Segoe UI"/>
-          <w:color w:val="172B4D"/>
-          <w:sz w:val="21"/>
-          <w:szCs w:val="21"/>
-          <w:lang w:eastAsia="de-DE"/>
-        </w:rPr>
-        <w:t xml:space="preserve"> erkennen und verarbeiten,</w:t>
+        <w:t>Events auf Basis dieser Subscriptions erkennen und verarbeiten,</w:t>
       </w:r>
     </w:p>
     <w:p>
@@ -15957,20 +12978,8 @@
           <w:szCs w:val="21"/>
           <w:lang w:eastAsia="de-DE"/>
         </w:rPr>
-        <w:t xml:space="preserve">KIS-Systeme mit implementiertem </w:t>
-      </w:r>
-      <w:proofErr w:type="spellStart"/>
-      <w:r>
-        <w:rPr>
-          <w:rFonts w:ascii="Segoe UI" w:eastAsia="Times New Roman" w:hAnsi="Segoe UI" w:cs="Segoe UI"/>
-          <w:color w:val="172B4D"/>
-          <w:sz w:val="21"/>
-          <w:szCs w:val="21"/>
-          <w:lang w:eastAsia="de-DE"/>
-        </w:rPr>
-        <w:t>Subscription</w:t>
-      </w:r>
-      <w:proofErr w:type="spellEnd"/>
+        <w:t>KIS-Systeme mit implementiertem Subscription</w:t>
+      </w:r>
       <w:r>
         <w:rPr>
           <w:rFonts w:ascii="Segoe UI" w:eastAsia="Times New Roman" w:hAnsi="Segoe UI" w:cs="Segoe UI"/>
@@ -16018,20 +13027,8 @@
           <w:lang w:eastAsia="de-DE"/>
         </w:rPr>
         <w:noBreakHyphen/>
-        <w:t xml:space="preserve">Systeme) mit implementiertem </w:t>
-      </w:r>
-      <w:proofErr w:type="spellStart"/>
-      <w:r>
-        <w:rPr>
-          <w:rFonts w:ascii="Segoe UI" w:eastAsia="Times New Roman" w:hAnsi="Segoe UI" w:cs="Segoe UI"/>
-          <w:color w:val="172B4D"/>
-          <w:sz w:val="21"/>
-          <w:szCs w:val="21"/>
-          <w:lang w:eastAsia="de-DE"/>
-        </w:rPr>
-        <w:t>Subscription</w:t>
-      </w:r>
-      <w:proofErr w:type="spellEnd"/>
+        <w:t>Systeme) mit implementiertem Subscription</w:t>
+      </w:r>
       <w:r>
         <w:rPr>
           <w:rFonts w:ascii="Segoe UI" w:eastAsia="Times New Roman" w:hAnsi="Segoe UI" w:cs="Segoe UI"/>
@@ -16068,20 +13065,8 @@
           <w:szCs w:val="21"/>
           <w:lang w:eastAsia="de-DE"/>
         </w:rPr>
-        <w:t>LIS (</w:t>
-      </w:r>
-      <w:proofErr w:type="spellStart"/>
-      <w:r>
-        <w:rPr>
-          <w:rFonts w:ascii="Segoe UI" w:eastAsia="Times New Roman" w:hAnsi="Segoe UI" w:cs="Segoe UI"/>
-          <w:color w:val="172B4D"/>
-          <w:sz w:val="21"/>
-          <w:szCs w:val="21"/>
-          <w:lang w:eastAsia="de-DE"/>
-        </w:rPr>
-        <w:t>Laborinformations</w:t>
-      </w:r>
-      <w:proofErr w:type="spellEnd"/>
+        <w:t>LIS (Laborinformations</w:t>
+      </w:r>
       <w:r>
         <w:rPr>
           <w:rFonts w:ascii="Segoe UI" w:eastAsia="Times New Roman" w:hAnsi="Segoe UI" w:cs="Segoe UI"/>
@@ -16091,20 +13076,8 @@
           <w:lang w:eastAsia="de-DE"/>
         </w:rPr>
         <w:noBreakHyphen/>
-        <w:t xml:space="preserve">Systeme) mit implementiertem </w:t>
-      </w:r>
-      <w:proofErr w:type="spellStart"/>
-      <w:r>
-        <w:rPr>
-          <w:rFonts w:ascii="Segoe UI" w:eastAsia="Times New Roman" w:hAnsi="Segoe UI" w:cs="Segoe UI"/>
-          <w:color w:val="172B4D"/>
-          <w:sz w:val="21"/>
-          <w:szCs w:val="21"/>
-          <w:lang w:eastAsia="de-DE"/>
-        </w:rPr>
-        <w:t>Subscription</w:t>
-      </w:r>
-      <w:proofErr w:type="spellEnd"/>
+        <w:t>Systeme) mit implementiertem Subscription</w:t>
+      </w:r>
       <w:r>
         <w:rPr>
           <w:rFonts w:ascii="Segoe UI" w:eastAsia="Times New Roman" w:hAnsi="Segoe UI" w:cs="Segoe UI"/>
@@ -16142,35 +13115,7 @@
           <w:szCs w:val="30"/>
           <w:lang w:eastAsia="de-DE"/>
         </w:rPr>
-        <w:t xml:space="preserve">System: </w:t>
-      </w:r>
-      <w:proofErr w:type="spellStart"/>
-      <w:r>
-        <w:rPr>
-          <w:rFonts w:ascii="Segoe UI" w:eastAsia="Times New Roman" w:hAnsi="Segoe UI" w:cs="Segoe UI"/>
-          <w:b/>
-          <w:bCs/>
-          <w:color w:val="172B4D"/>
-          <w:spacing w:val="-2"/>
-          <w:sz w:val="30"/>
-          <w:szCs w:val="30"/>
-          <w:lang w:eastAsia="de-DE"/>
-        </w:rPr>
-        <w:t>Subscription</w:t>
-      </w:r>
-      <w:proofErr w:type="spellEnd"/>
-      <w:r>
-        <w:rPr>
-          <w:rFonts w:ascii="Segoe UI" w:eastAsia="Times New Roman" w:hAnsi="Segoe UI" w:cs="Segoe UI"/>
-          <w:b/>
-          <w:bCs/>
-          <w:color w:val="172B4D"/>
-          <w:spacing w:val="-2"/>
-          <w:sz w:val="30"/>
-          <w:szCs w:val="30"/>
-          <w:lang w:eastAsia="de-DE"/>
-        </w:rPr>
-        <w:t>-Client</w:t>
+        <w:t>System: Subscription-Client</w:t>
       </w:r>
     </w:p>
     <w:p>
@@ -16223,20 +13168,8 @@
           <w:szCs w:val="21"/>
           <w:lang w:eastAsia="de-DE"/>
         </w:rPr>
-        <w:t>Das System "</w:t>
-      </w:r>
-      <w:proofErr w:type="spellStart"/>
-      <w:r>
-        <w:rPr>
-          <w:rFonts w:ascii="Segoe UI" w:eastAsia="Times New Roman" w:hAnsi="Segoe UI" w:cs="Segoe UI"/>
-          <w:color w:val="172B4D"/>
-          <w:sz w:val="21"/>
-          <w:szCs w:val="21"/>
-          <w:lang w:eastAsia="de-DE"/>
-        </w:rPr>
-        <w:t>Subscription</w:t>
-      </w:r>
-      <w:proofErr w:type="spellEnd"/>
+        <w:t>Das System "Subscription</w:t>
+      </w:r>
       <w:r>
         <w:rPr>
           <w:rFonts w:ascii="Segoe UI" w:eastAsia="Times New Roman" w:hAnsi="Segoe UI" w:cs="Segoe UI"/>
@@ -16246,20 +13179,8 @@
           <w:lang w:eastAsia="de-DE"/>
         </w:rPr>
         <w:noBreakHyphen/>
-        <w:t xml:space="preserve">Client" im Sinne des </w:t>
-      </w:r>
-      <w:proofErr w:type="spellStart"/>
-      <w:r>
-        <w:rPr>
-          <w:rFonts w:ascii="Segoe UI" w:eastAsia="Times New Roman" w:hAnsi="Segoe UI" w:cs="Segoe UI"/>
-          <w:color w:val="172B4D"/>
-          <w:sz w:val="21"/>
-          <w:szCs w:val="21"/>
-          <w:lang w:eastAsia="de-DE"/>
-        </w:rPr>
-        <w:t>ISiK</w:t>
-      </w:r>
-      <w:proofErr w:type="spellEnd"/>
+        <w:t>Client" im Sinne des ISiK</w:t>
+      </w:r>
       <w:r>
         <w:rPr>
           <w:rFonts w:ascii="Segoe UI" w:eastAsia="Times New Roman" w:hAnsi="Segoe UI" w:cs="Segoe UI"/>
@@ -16269,29 +13190,7 @@
           <w:lang w:eastAsia="de-DE"/>
         </w:rPr>
         <w:noBreakHyphen/>
-        <w:t>Moduls "</w:t>
-      </w:r>
-      <w:proofErr w:type="spellStart"/>
-      <w:r>
-        <w:rPr>
-          <w:rFonts w:ascii="Segoe UI" w:eastAsia="Times New Roman" w:hAnsi="Segoe UI" w:cs="Segoe UI"/>
-          <w:color w:val="172B4D"/>
-          <w:sz w:val="21"/>
-          <w:szCs w:val="21"/>
-          <w:lang w:eastAsia="de-DE"/>
-        </w:rPr>
-        <w:t>Subscription</w:t>
-      </w:r>
-      <w:proofErr w:type="spellEnd"/>
-      <w:r>
-        <w:rPr>
-          <w:rFonts w:ascii="Segoe UI" w:eastAsia="Times New Roman" w:hAnsi="Segoe UI" w:cs="Segoe UI"/>
-          <w:color w:val="172B4D"/>
-          <w:sz w:val="21"/>
-          <w:szCs w:val="21"/>
-          <w:lang w:eastAsia="de-DE"/>
-        </w:rPr>
-        <w:t>" ist ein System, das</w:t>
+        <w:t>Moduls "Subscription" ist ein System, das</w:t>
       </w:r>
     </w:p>
     <w:p>
@@ -16310,7 +13209,6 @@
           <w:lang w:eastAsia="de-DE"/>
         </w:rPr>
       </w:pPr>
-      <w:proofErr w:type="spellStart"/>
       <w:r>
         <w:rPr>
           <w:rFonts w:ascii="Segoe UI" w:eastAsia="Times New Roman" w:hAnsi="Segoe UI" w:cs="Segoe UI"/>
@@ -16321,7 +13219,6 @@
         </w:rPr>
         <w:t>Subscription</w:t>
       </w:r>
-      <w:proofErr w:type="spellEnd"/>
       <w:r>
         <w:rPr>
           <w:rFonts w:ascii="Segoe UI" w:eastAsia="Times New Roman" w:hAnsi="Segoe UI" w:cs="Segoe UI"/>
@@ -16331,20 +13228,8 @@
           <w:lang w:eastAsia="de-DE"/>
         </w:rPr>
         <w:noBreakHyphen/>
-        <w:t xml:space="preserve">Benachrichtigungen von einem </w:t>
-      </w:r>
-      <w:proofErr w:type="spellStart"/>
-      <w:r>
-        <w:rPr>
-          <w:rFonts w:ascii="Segoe UI" w:eastAsia="Times New Roman" w:hAnsi="Segoe UI" w:cs="Segoe UI"/>
-          <w:color w:val="172B4D"/>
-          <w:sz w:val="21"/>
-          <w:szCs w:val="21"/>
-          <w:lang w:eastAsia="de-DE"/>
-        </w:rPr>
-        <w:t>Subscription</w:t>
-      </w:r>
-      <w:proofErr w:type="spellEnd"/>
+        <w:t>Benachrichtigungen von einem Subscription</w:t>
+      </w:r>
       <w:r>
         <w:rPr>
           <w:rFonts w:ascii="Segoe UI" w:eastAsia="Times New Roman" w:hAnsi="Segoe UI" w:cs="Segoe UI"/>
@@ -16382,29 +13267,7 @@
           <w:lang w:eastAsia="de-DE"/>
         </w:rPr>
         <w:lastRenderedPageBreak/>
-        <w:t xml:space="preserve">die empfangene </w:t>
-      </w:r>
-      <w:proofErr w:type="spellStart"/>
-      <w:r>
-        <w:rPr>
-          <w:rFonts w:ascii="Segoe UI" w:eastAsia="Times New Roman" w:hAnsi="Segoe UI" w:cs="Segoe UI"/>
-          <w:color w:val="172B4D"/>
-          <w:sz w:val="21"/>
-          <w:szCs w:val="21"/>
-          <w:lang w:eastAsia="de-DE"/>
-        </w:rPr>
-        <w:t>Notifications</w:t>
-      </w:r>
-      <w:proofErr w:type="spellEnd"/>
-      <w:r>
-        <w:rPr>
-          <w:rFonts w:ascii="Segoe UI" w:eastAsia="Times New Roman" w:hAnsi="Segoe UI" w:cs="Segoe UI"/>
-          <w:color w:val="172B4D"/>
-          <w:sz w:val="21"/>
-          <w:szCs w:val="21"/>
-          <w:lang w:eastAsia="de-DE"/>
-        </w:rPr>
-        <w:t xml:space="preserve"> auswertet,</w:t>
+        <w:t>die empfangene Notifications auswertet,</w:t>
       </w:r>
     </w:p>
     <w:p>
@@ -16506,20 +13369,8 @@
           <w:szCs w:val="21"/>
           <w:lang w:eastAsia="de-DE"/>
         </w:rPr>
-        <w:t xml:space="preserve">Als </w:t>
-      </w:r>
-      <w:proofErr w:type="spellStart"/>
-      <w:r>
-        <w:rPr>
-          <w:rFonts w:ascii="Segoe UI" w:eastAsia="Times New Roman" w:hAnsi="Segoe UI" w:cs="Segoe UI"/>
-          <w:color w:val="172B4D"/>
-          <w:sz w:val="21"/>
-          <w:szCs w:val="21"/>
-          <w:lang w:eastAsia="de-DE"/>
-        </w:rPr>
-        <w:t>Subscription</w:t>
-      </w:r>
-      <w:proofErr w:type="spellEnd"/>
+        <w:t>Als Subscription</w:t>
+      </w:r>
       <w:r>
         <w:rPr>
           <w:rFonts w:ascii="Segoe UI" w:eastAsia="Times New Roman" w:hAnsi="Segoe UI" w:cs="Segoe UI"/>
@@ -16567,20 +13418,8 @@
           <w:lang w:eastAsia="de-DE"/>
         </w:rPr>
         <w:noBreakHyphen/>
-        <w:t xml:space="preserve">REST </w:t>
-      </w:r>
-      <w:proofErr w:type="spellStart"/>
-      <w:r>
-        <w:rPr>
-          <w:rFonts w:ascii="Segoe UI" w:eastAsia="Times New Roman" w:hAnsi="Segoe UI" w:cs="Segoe UI"/>
-          <w:color w:val="172B4D"/>
-          <w:sz w:val="21"/>
-          <w:szCs w:val="21"/>
-          <w:lang w:eastAsia="de-DE"/>
-        </w:rPr>
-        <w:t>Subscription</w:t>
-      </w:r>
-      <w:proofErr w:type="spellEnd"/>
+        <w:t>REST Subscription</w:t>
+      </w:r>
       <w:r>
         <w:rPr>
           <w:rFonts w:ascii="Segoe UI" w:eastAsia="Times New Roman" w:hAnsi="Segoe UI" w:cs="Segoe UI"/>
@@ -16749,29 +13588,7 @@
           <w:lang w:val="en-US" w:eastAsia="de-DE"/>
         </w:rPr>
         <w:noBreakHyphen/>
-        <w:t xml:space="preserve">Apps </w:t>
-      </w:r>
-      <w:proofErr w:type="spellStart"/>
-      <w:r>
-        <w:rPr>
-          <w:rFonts w:ascii="Segoe UI" w:eastAsia="Times New Roman" w:hAnsi="Segoe UI" w:cs="Segoe UI"/>
-          <w:color w:val="172B4D"/>
-          <w:sz w:val="21"/>
-          <w:szCs w:val="21"/>
-          <w:lang w:val="en-US" w:eastAsia="de-DE"/>
-        </w:rPr>
-        <w:t>mit</w:t>
-      </w:r>
-      <w:proofErr w:type="spellEnd"/>
-      <w:r>
-        <w:rPr>
-          <w:rFonts w:ascii="Segoe UI" w:eastAsia="Times New Roman" w:hAnsi="Segoe UI" w:cs="Segoe UI"/>
-          <w:color w:val="172B4D"/>
-          <w:sz w:val="21"/>
-          <w:szCs w:val="21"/>
-          <w:lang w:val="en-US" w:eastAsia="de-DE"/>
-        </w:rPr>
-        <w:t xml:space="preserve"> Push</w:t>
+        <w:t>Apps mit Push</w:t>
       </w:r>
       <w:r>
         <w:rPr>
@@ -16809,20 +13626,8 @@
           <w:szCs w:val="21"/>
           <w:lang w:eastAsia="de-DE"/>
         </w:rPr>
-        <w:t xml:space="preserve">Patientenportale, die </w:t>
-      </w:r>
-      <w:proofErr w:type="spellStart"/>
-      <w:r>
-        <w:rPr>
-          <w:rFonts w:ascii="Segoe UI" w:eastAsia="Times New Roman" w:hAnsi="Segoe UI" w:cs="Segoe UI"/>
-          <w:color w:val="172B4D"/>
-          <w:sz w:val="21"/>
-          <w:szCs w:val="21"/>
-          <w:lang w:eastAsia="de-DE"/>
-        </w:rPr>
-        <w:t>Subscription</w:t>
-      </w:r>
-      <w:proofErr w:type="spellEnd"/>
+        <w:t>Patientenportale, die Subscription</w:t>
+      </w:r>
       <w:r>
         <w:rPr>
           <w:rFonts w:ascii="Segoe UI" w:eastAsia="Times New Roman" w:hAnsi="Segoe UI" w:cs="Segoe UI"/>
@@ -17072,7 +13877,6 @@
                 <w:lang w:eastAsia="de-DE"/>
               </w:rPr>
             </w:pPr>
-            <w:proofErr w:type="spellStart"/>
             <w:r>
               <w:rPr>
                 <w:rFonts w:ascii="Times New Roman" w:eastAsia="Times New Roman" w:hAnsi="Times New Roman" w:cs="Times New Roman"/>
@@ -17080,17 +13884,7 @@
                 <w:szCs w:val="24"/>
                 <w:lang w:eastAsia="de-DE"/>
               </w:rPr>
-              <w:t>Subscription</w:t>
-            </w:r>
-            <w:proofErr w:type="spellEnd"/>
-            <w:r>
-              <w:rPr>
-                <w:rFonts w:ascii="Times New Roman" w:eastAsia="Times New Roman" w:hAnsi="Times New Roman" w:cs="Times New Roman"/>
-                <w:sz w:val="24"/>
-                <w:szCs w:val="24"/>
-                <w:lang w:eastAsia="de-DE"/>
-              </w:rPr>
-              <w:t>-Server</w:t>
+              <w:t>Subscription-Server</w:t>
             </w:r>
           </w:p>
         </w:tc>
@@ -17121,7 +13915,6 @@
                 <w:lang w:eastAsia="de-DE"/>
               </w:rPr>
             </w:pPr>
-            <w:proofErr w:type="spellStart"/>
             <w:r>
               <w:rPr>
                 <w:rFonts w:ascii="Times New Roman" w:eastAsia="Times New Roman" w:hAnsi="Times New Roman" w:cs="Times New Roman"/>
@@ -17129,17 +13922,7 @@
                 <w:szCs w:val="24"/>
                 <w:lang w:eastAsia="de-DE"/>
               </w:rPr>
-              <w:t>Subscription</w:t>
-            </w:r>
-            <w:proofErr w:type="spellEnd"/>
-            <w:r>
-              <w:rPr>
-                <w:rFonts w:ascii="Times New Roman" w:eastAsia="Times New Roman" w:hAnsi="Times New Roman" w:cs="Times New Roman"/>
-                <w:sz w:val="24"/>
-                <w:szCs w:val="24"/>
-                <w:lang w:eastAsia="de-DE"/>
-              </w:rPr>
-              <w:t xml:space="preserve"> Server Akteur https://simplifier.net/guide/isik-subscription-stufe-5/Einfuehrung/Artefakte/CapabilityStatements&gt;</w:t>
+              <w:t>Subscription Server Akteur https://simplifier.net/guide/isik-subscription-stufe-5/Einfuehrung/Artefakte/CapabilityStatements&gt;</w:t>
             </w:r>
           </w:p>
         </w:tc>
@@ -17210,7 +13993,6 @@
                 <w:lang w:eastAsia="de-DE"/>
               </w:rPr>
             </w:pPr>
-            <w:proofErr w:type="spellStart"/>
             <w:r>
               <w:rPr>
                 <w:rFonts w:ascii="Times New Roman" w:eastAsia="Times New Roman" w:hAnsi="Times New Roman" w:cs="Times New Roman"/>
@@ -17218,17 +14000,7 @@
                 <w:szCs w:val="24"/>
                 <w:lang w:eastAsia="de-DE"/>
               </w:rPr>
-              <w:t>Subscription</w:t>
-            </w:r>
-            <w:proofErr w:type="spellEnd"/>
-            <w:r>
-              <w:rPr>
-                <w:rFonts w:ascii="Times New Roman" w:eastAsia="Times New Roman" w:hAnsi="Times New Roman" w:cs="Times New Roman"/>
-                <w:sz w:val="24"/>
-                <w:szCs w:val="24"/>
-                <w:lang w:eastAsia="de-DE"/>
-              </w:rPr>
-              <w:t>-Client</w:t>
+              <w:t>Subscription-Client</w:t>
             </w:r>
           </w:p>
         </w:tc>
@@ -17335,22 +14107,8 @@
           <w:szCs w:val="36"/>
           <w:lang w:eastAsia="de-DE"/>
         </w:rPr>
-        <w:t xml:space="preserve">Festlegungen auf Profilebene im </w:t>
-      </w:r>
-      <w:proofErr w:type="spellStart"/>
-      <w:r>
-        <w:rPr>
-          <w:rFonts w:ascii="Segoe UI" w:eastAsia="Times New Roman" w:hAnsi="Segoe UI" w:cs="Segoe UI"/>
-          <w:color w:val="172B4D"/>
-          <w:spacing w:val="-2"/>
-          <w:kern w:val="36"/>
-          <w:sz w:val="36"/>
-          <w:szCs w:val="36"/>
-          <w:lang w:eastAsia="de-DE"/>
-        </w:rPr>
-        <w:t>CapabilityStatement</w:t>
-      </w:r>
-      <w:proofErr w:type="spellEnd"/>
+        <w:t>Festlegungen auf Profilebene im CapabilityStatement</w:t>
+      </w:r>
     </w:p>
     <w:p>
       <w:pPr>
@@ -17372,29 +14130,7 @@
           <w:szCs w:val="21"/>
           <w:lang w:eastAsia="de-DE"/>
         </w:rPr>
-        <w:t xml:space="preserve">Die Anforderungen auf Profilebene sind den verlinkten </w:t>
-      </w:r>
-      <w:proofErr w:type="spellStart"/>
-      <w:r>
-        <w:rPr>
-          <w:rFonts w:ascii="Segoe UI" w:eastAsia="Times New Roman" w:hAnsi="Segoe UI" w:cs="Segoe UI"/>
-          <w:color w:val="172B4D"/>
-          <w:sz w:val="21"/>
-          <w:szCs w:val="21"/>
-          <w:lang w:eastAsia="de-DE"/>
-        </w:rPr>
-        <w:t>CapabilityStatements</w:t>
-      </w:r>
-      <w:proofErr w:type="spellEnd"/>
-      <w:r>
-        <w:rPr>
-          <w:rFonts w:ascii="Segoe UI" w:eastAsia="Times New Roman" w:hAnsi="Segoe UI" w:cs="Segoe UI"/>
-          <w:color w:val="172B4D"/>
-          <w:sz w:val="21"/>
-          <w:szCs w:val="21"/>
-          <w:lang w:eastAsia="de-DE"/>
-        </w:rPr>
-        <w:t xml:space="preserve"> zu entnehmen.</w:t>
+        <w:t>Die Anforderungen auf Profilebene sind den verlinkten CapabilityStatements zu entnehmen.</w:t>
       </w:r>
     </w:p>
     <w:p/>
